--- a/Organizacion_Proyecto/Proyecto_Completo/PropuestaIntegradora.V.0.0.5Capitulo1.docx
+++ b/Organizacion_Proyecto/Proyecto_Completo/PropuestaIntegradora.V.0.0.5Capitulo1.docx
@@ -135,7 +135,7 @@
           <w:b/>
           <w:sz w:val="32"/>
         </w:rPr>
-        <w:t xml:space="preserve"> CONSULTORIO  </w:t>
+        <w:t xml:space="preserve"> CONSULTORIO </w:t>
       </w:r>
       <w:r>
         <w:rPr>
@@ -144,7 +144,16 @@
           <w:sz w:val="32"/>
           <w:szCs w:val="24"/>
         </w:rPr>
-        <w:t xml:space="preserve">MEDICA ISOR </w:t>
+        <w:t>“MEDICA ISOR”</w:t>
+      </w:r>
+      <w:r>
+        <w:rPr>
+          <w:rFonts w:ascii="Arial" w:hAnsi="Arial" w:cs="Arial"/>
+          <w:b/>
+          <w:sz w:val="32"/>
+          <w:szCs w:val="24"/>
+        </w:rPr>
+        <w:t xml:space="preserve"> </w:t>
       </w:r>
       <w:r>
         <w:rPr>
@@ -594,7 +603,7 @@
         </w:rPr>
         <w:fldChar w:fldCharType="separate"/>
       </w:r>
-      <w:hyperlink w:anchor="_Toc210760522" w:history="1">
+      <w:hyperlink w:anchor="_Toc211068682" w:history="1">
         <w:r>
           <w:rPr>
             <w:rStyle w:val="Hipervnculo"/>
@@ -633,7 +642,7 @@
             <w:sz w:val="24"/>
             <w:szCs w:val="24"/>
           </w:rPr>
-          <w:instrText xml:space="preserve"> PAGEREF _Toc210760522 \h </w:instrText>
+          <w:instrText xml:space="preserve"> PAGEREF _Toc211068682 \h </w:instrText>
         </w:r>
         <w:r>
           <w:rPr>
@@ -662,7 +671,7 @@
             <w:sz w:val="24"/>
             <w:szCs w:val="24"/>
           </w:rPr>
-          <w:t>4</w:t>
+          <w:t>3</w:t>
         </w:r>
         <w:r>
           <w:rPr>
@@ -692,7 +701,7 @@
           <w14:ligatures w14:val="standardContextual"/>
         </w:rPr>
       </w:pPr>
-      <w:hyperlink w:anchor="_Toc210760523" w:history="1">
+      <w:hyperlink w:anchor="_Toc211068683" w:history="1">
         <w:r>
           <w:rPr>
             <w:rStyle w:val="Hipervnculo"/>
@@ -731,7 +740,7 @@
             <w:sz w:val="24"/>
             <w:szCs w:val="24"/>
           </w:rPr>
-          <w:instrText xml:space="preserve"> PAGEREF _Toc210760523 \h </w:instrText>
+          <w:instrText xml:space="preserve"> PAGEREF _Toc211068683 \h </w:instrText>
         </w:r>
         <w:r>
           <w:rPr>
@@ -760,7 +769,7 @@
             <w:sz w:val="24"/>
             <w:szCs w:val="24"/>
           </w:rPr>
-          <w:t>5</w:t>
+          <w:t>4</w:t>
         </w:r>
         <w:r>
           <w:rPr>
@@ -791,7 +800,7 @@
           <w14:ligatures w14:val="standardContextual"/>
         </w:rPr>
       </w:pPr>
-      <w:hyperlink w:anchor="_Toc210760524" w:history="1">
+      <w:hyperlink w:anchor="_Toc211068684" w:history="1">
         <w:r>
           <w:rPr>
             <w:rStyle w:val="Hipervnculo"/>
@@ -852,7 +861,7 @@
             <w:sz w:val="24"/>
             <w:szCs w:val="24"/>
           </w:rPr>
-          <w:instrText xml:space="preserve"> PAGEREF _Toc210760524 \h </w:instrText>
+          <w:instrText xml:space="preserve"> PAGEREF _Toc211068684 \h </w:instrText>
         </w:r>
         <w:r>
           <w:rPr>
@@ -912,7 +921,7 @@
           <w14:ligatures w14:val="standardContextual"/>
         </w:rPr>
       </w:pPr>
-      <w:hyperlink w:anchor="_Toc210760525" w:history="1">
+      <w:hyperlink w:anchor="_Toc211068685" w:history="1">
         <w:r>
           <w:rPr>
             <w:rStyle w:val="Hipervnculo"/>
@@ -973,7 +982,7 @@
             <w:sz w:val="24"/>
             <w:szCs w:val="24"/>
           </w:rPr>
-          <w:instrText xml:space="preserve"> PAGEREF _Toc210760525 \h </w:instrText>
+          <w:instrText xml:space="preserve"> PAGEREF _Toc211068685 \h </w:instrText>
         </w:r>
         <w:r>
           <w:rPr>
@@ -1032,7 +1041,7 @@
           <w14:ligatures w14:val="standardContextual"/>
         </w:rPr>
       </w:pPr>
-      <w:hyperlink w:anchor="_Toc210760526" w:history="1">
+      <w:hyperlink w:anchor="_Toc211068686" w:history="1">
         <w:r>
           <w:rPr>
             <w:rStyle w:val="Hipervnculo"/>
@@ -1071,7 +1080,7 @@
             <w:sz w:val="24"/>
             <w:szCs w:val="24"/>
           </w:rPr>
-          <w:instrText xml:space="preserve"> PAGEREF _Toc210760526 \h </w:instrText>
+          <w:instrText xml:space="preserve"> PAGEREF _Toc211068686 \h </w:instrText>
         </w:r>
         <w:r>
           <w:rPr>
@@ -1131,7 +1140,7 @@
           <w14:ligatures w14:val="standardContextual"/>
         </w:rPr>
       </w:pPr>
-      <w:hyperlink w:anchor="_Toc210760527" w:history="1">
+      <w:hyperlink w:anchor="_Toc211068687" w:history="1">
         <w:r>
           <w:rPr>
             <w:rStyle w:val="Hipervnculo"/>
@@ -1192,7 +1201,7 @@
             <w:sz w:val="24"/>
             <w:szCs w:val="24"/>
           </w:rPr>
-          <w:instrText xml:space="preserve"> PAGEREF _Toc210760527 \h </w:instrText>
+          <w:instrText xml:space="preserve"> PAGEREF _Toc211068687 \h </w:instrText>
         </w:r>
         <w:r>
           <w:rPr>
@@ -1252,7 +1261,7 @@
           <w14:ligatures w14:val="standardContextual"/>
         </w:rPr>
       </w:pPr>
-      <w:hyperlink w:anchor="_Toc210760528" w:history="1">
+      <w:hyperlink w:anchor="_Toc211068688" w:history="1">
         <w:r>
           <w:rPr>
             <w:rStyle w:val="Hipervnculo"/>
@@ -1313,7 +1322,7 @@
             <w:sz w:val="24"/>
             <w:szCs w:val="24"/>
           </w:rPr>
-          <w:instrText xml:space="preserve"> PAGEREF _Toc210760528 \h </w:instrText>
+          <w:instrText xml:space="preserve"> PAGEREF _Toc211068688 \h </w:instrText>
         </w:r>
         <w:r>
           <w:rPr>
@@ -1372,7 +1381,7 @@
           <w14:ligatures w14:val="standardContextual"/>
         </w:rPr>
       </w:pPr>
-      <w:hyperlink w:anchor="_Toc210760529" w:history="1">
+      <w:hyperlink w:anchor="_Toc211068689" w:history="1">
         <w:r>
           <w:rPr>
             <w:rStyle w:val="Hipervnculo"/>
@@ -1411,7 +1420,7 @@
             <w:sz w:val="24"/>
             <w:szCs w:val="24"/>
           </w:rPr>
-          <w:instrText xml:space="preserve"> PAGEREF _Toc210760529 \h </w:instrText>
+          <w:instrText xml:space="preserve"> PAGEREF _Toc211068689 \h </w:instrText>
         </w:r>
         <w:r>
           <w:rPr>
@@ -1470,7 +1479,7 @@
           <w14:ligatures w14:val="standardContextual"/>
         </w:rPr>
       </w:pPr>
-      <w:hyperlink w:anchor="_Toc210760530" w:history="1">
+      <w:hyperlink w:anchor="_Toc211068690" w:history="1">
         <w:r>
           <w:rPr>
             <w:rStyle w:val="Hipervnculo"/>
@@ -1509,7 +1518,7 @@
             <w:sz w:val="24"/>
             <w:szCs w:val="24"/>
           </w:rPr>
-          <w:instrText xml:space="preserve"> PAGEREF _Toc210760530 \h </w:instrText>
+          <w:instrText xml:space="preserve"> PAGEREF _Toc211068690 \h </w:instrText>
         </w:r>
         <w:r>
           <w:rPr>
@@ -1568,7 +1577,7 @@
           <w14:ligatures w14:val="standardContextual"/>
         </w:rPr>
       </w:pPr>
-      <w:hyperlink w:anchor="_Toc210760531" w:history="1">
+      <w:hyperlink w:anchor="_Toc211068691" w:history="1">
         <w:r>
           <w:rPr>
             <w:rStyle w:val="Hipervnculo"/>
@@ -1607,7 +1616,7 @@
             <w:sz w:val="24"/>
             <w:szCs w:val="24"/>
           </w:rPr>
-          <w:instrText xml:space="preserve"> PAGEREF _Toc210760531 \h </w:instrText>
+          <w:instrText xml:space="preserve"> PAGEREF _Toc211068691 \h </w:instrText>
         </w:r>
         <w:r>
           <w:rPr>
@@ -1666,7 +1675,7 @@
           <w14:ligatures w14:val="standardContextual"/>
         </w:rPr>
       </w:pPr>
-      <w:hyperlink w:anchor="_Toc210760532" w:history="1">
+      <w:hyperlink w:anchor="_Toc211068692" w:history="1">
         <w:r>
           <w:rPr>
             <w:rStyle w:val="Hipervnculo"/>
@@ -1705,7 +1714,7 @@
             <w:sz w:val="24"/>
             <w:szCs w:val="24"/>
           </w:rPr>
-          <w:instrText xml:space="preserve"> PAGEREF _Toc210760532 \h </w:instrText>
+          <w:instrText xml:space="preserve"> PAGEREF _Toc211068692 \h </w:instrText>
         </w:r>
         <w:r>
           <w:rPr>
@@ -1764,7 +1773,7 @@
           <w14:ligatures w14:val="standardContextual"/>
         </w:rPr>
       </w:pPr>
-      <w:hyperlink w:anchor="_Toc210760533" w:history="1">
+      <w:hyperlink w:anchor="_Toc211068693" w:history="1">
         <w:r>
           <w:rPr>
             <w:rStyle w:val="Hipervnculo"/>
@@ -1804,7 +1813,7 @@
             <w:sz w:val="24"/>
             <w:szCs w:val="24"/>
           </w:rPr>
-          <w:instrText xml:space="preserve"> PAGEREF _Toc210760533 \h </w:instrText>
+          <w:instrText xml:space="preserve"> PAGEREF _Toc211068693 \h </w:instrText>
         </w:r>
         <w:r>
           <w:rPr>
@@ -1863,7 +1872,7 @@
           <w14:ligatures w14:val="standardContextual"/>
         </w:rPr>
       </w:pPr>
-      <w:hyperlink w:anchor="_Toc210760534" w:history="1">
+      <w:hyperlink w:anchor="_Toc211068694" w:history="1">
         <w:r>
           <w:rPr>
             <w:rStyle w:val="Hipervnculo"/>
@@ -1903,7 +1912,7 @@
             <w:sz w:val="24"/>
             <w:szCs w:val="24"/>
           </w:rPr>
-          <w:instrText xml:space="preserve"> PAGEREF _Toc210760534 \h </w:instrText>
+          <w:instrText xml:space="preserve"> PAGEREF _Toc211068694 \h </w:instrText>
         </w:r>
         <w:r>
           <w:rPr>
@@ -1962,7 +1971,7 @@
           <w14:ligatures w14:val="standardContextual"/>
         </w:rPr>
       </w:pPr>
-      <w:hyperlink w:anchor="_Toc210760535" w:history="1">
+      <w:hyperlink w:anchor="_Toc211068695" w:history="1">
         <w:r>
           <w:rPr>
             <w:rStyle w:val="Hipervnculo"/>
@@ -2002,7 +2011,7 @@
             <w:sz w:val="24"/>
             <w:szCs w:val="24"/>
           </w:rPr>
-          <w:instrText xml:space="preserve"> PAGEREF _Toc210760535 \h </w:instrText>
+          <w:instrText xml:space="preserve"> PAGEREF _Toc211068695 \h </w:instrText>
         </w:r>
         <w:r>
           <w:rPr>
@@ -2061,7 +2070,7 @@
           <w14:ligatures w14:val="standardContextual"/>
         </w:rPr>
       </w:pPr>
-      <w:hyperlink w:anchor="_Toc210760536" w:history="1">
+      <w:hyperlink w:anchor="_Toc211068696" w:history="1">
         <w:r>
           <w:rPr>
             <w:rStyle w:val="Hipervnculo"/>
@@ -2101,7 +2110,7 @@
             <w:sz w:val="24"/>
             <w:szCs w:val="24"/>
           </w:rPr>
-          <w:instrText xml:space="preserve"> PAGEREF _Toc210760536 \h </w:instrText>
+          <w:instrText xml:space="preserve"> PAGEREF _Toc211068696 \h </w:instrText>
         </w:r>
         <w:r>
           <w:rPr>
@@ -2160,7 +2169,7 @@
           <w14:ligatures w14:val="standardContextual"/>
         </w:rPr>
       </w:pPr>
-      <w:hyperlink w:anchor="_Toc210760537" w:history="1">
+      <w:hyperlink w:anchor="_Toc211068697" w:history="1">
         <w:r>
           <w:rPr>
             <w:rStyle w:val="Hipervnculo"/>
@@ -2200,7 +2209,7 @@
             <w:sz w:val="24"/>
             <w:szCs w:val="24"/>
           </w:rPr>
-          <w:instrText xml:space="preserve"> PAGEREF _Toc210760537 \h </w:instrText>
+          <w:instrText xml:space="preserve"> PAGEREF _Toc211068697 \h </w:instrText>
         </w:r>
         <w:r>
           <w:rPr>
@@ -2259,7 +2268,7 @@
           <w14:ligatures w14:val="standardContextual"/>
         </w:rPr>
       </w:pPr>
-      <w:hyperlink w:anchor="_Toc210760538" w:history="1">
+      <w:hyperlink w:anchor="_Toc211068698" w:history="1">
         <w:r>
           <w:rPr>
             <w:rStyle w:val="Hipervnculo"/>
@@ -2298,7 +2307,7 @@
             <w:sz w:val="24"/>
             <w:szCs w:val="24"/>
           </w:rPr>
-          <w:instrText xml:space="preserve"> PAGEREF _Toc210760538 \h </w:instrText>
+          <w:instrText xml:space="preserve"> PAGEREF _Toc211068698 \h </w:instrText>
         </w:r>
         <w:r>
           <w:rPr>
@@ -2357,7 +2366,7 @@
           <w14:ligatures w14:val="standardContextual"/>
         </w:rPr>
       </w:pPr>
-      <w:hyperlink w:anchor="_Toc210760539" w:history="1">
+      <w:hyperlink w:anchor="_Toc211068699" w:history="1">
         <w:r>
           <w:rPr>
             <w:rStyle w:val="Hipervnculo"/>
@@ -2396,7 +2405,7 @@
             <w:sz w:val="24"/>
             <w:szCs w:val="24"/>
           </w:rPr>
-          <w:instrText xml:space="preserve"> PAGEREF _Toc210760539 \h </w:instrText>
+          <w:instrText xml:space="preserve"> PAGEREF _Toc211068699 \h </w:instrText>
         </w:r>
         <w:r>
           <w:rPr>
@@ -2455,7 +2464,7 @@
           <w14:ligatures w14:val="standardContextual"/>
         </w:rPr>
       </w:pPr>
-      <w:hyperlink w:anchor="_Toc210760540" w:history="1">
+      <w:hyperlink w:anchor="_Toc211068700" w:history="1">
         <w:r>
           <w:rPr>
             <w:rStyle w:val="Hipervnculo"/>
@@ -2494,7 +2503,7 @@
             <w:sz w:val="24"/>
             <w:szCs w:val="24"/>
           </w:rPr>
-          <w:instrText xml:space="preserve"> PAGEREF _Toc210760540 \h </w:instrText>
+          <w:instrText xml:space="preserve"> PAGEREF _Toc211068700 \h </w:instrText>
         </w:r>
         <w:r>
           <w:rPr>
@@ -2553,7 +2562,7 @@
           <w14:ligatures w14:val="standardContextual"/>
         </w:rPr>
       </w:pPr>
-      <w:hyperlink w:anchor="_Toc210760541" w:history="1">
+      <w:hyperlink w:anchor="_Toc211068701" w:history="1">
         <w:r>
           <w:rPr>
             <w:rStyle w:val="Hipervnculo"/>
@@ -2592,7 +2601,7 @@
             <w:sz w:val="24"/>
             <w:szCs w:val="24"/>
           </w:rPr>
-          <w:instrText xml:space="preserve"> PAGEREF _Toc210760541 \h </w:instrText>
+          <w:instrText xml:space="preserve"> PAGEREF _Toc211068701 \h </w:instrText>
         </w:r>
         <w:r>
           <w:rPr>
@@ -2651,7 +2660,7 @@
           <w14:ligatures w14:val="standardContextual"/>
         </w:rPr>
       </w:pPr>
-      <w:hyperlink w:anchor="_Toc210760542" w:history="1">
+      <w:hyperlink w:anchor="_Toc211068702" w:history="1">
         <w:r>
           <w:rPr>
             <w:rStyle w:val="Hipervnculo"/>
@@ -2690,7 +2699,7 @@
             <w:sz w:val="24"/>
             <w:szCs w:val="24"/>
           </w:rPr>
-          <w:instrText xml:space="preserve"> PAGEREF _Toc210760542 \h </w:instrText>
+          <w:instrText xml:space="preserve"> PAGEREF _Toc211068702 \h </w:instrText>
         </w:r>
         <w:r>
           <w:rPr>
@@ -2749,7 +2758,7 @@
           <w14:ligatures w14:val="standardContextual"/>
         </w:rPr>
       </w:pPr>
-      <w:hyperlink w:anchor="_Toc210760543" w:history="1">
+      <w:hyperlink w:anchor="_Toc211068703" w:history="1">
         <w:r>
           <w:rPr>
             <w:rStyle w:val="Hipervnculo"/>
@@ -2788,7 +2797,7 @@
             <w:sz w:val="24"/>
             <w:szCs w:val="24"/>
           </w:rPr>
-          <w:instrText xml:space="preserve"> PAGEREF _Toc210760543 \h </w:instrText>
+          <w:instrText xml:space="preserve"> PAGEREF _Toc211068703 \h </w:instrText>
         </w:r>
         <w:r>
           <w:rPr>
@@ -2847,7 +2856,7 @@
           <w14:ligatures w14:val="standardContextual"/>
         </w:rPr>
       </w:pPr>
-      <w:hyperlink w:anchor="_Toc210760544" w:history="1">
+      <w:hyperlink w:anchor="_Toc211068704" w:history="1">
         <w:r>
           <w:rPr>
             <w:rStyle w:val="Hipervnculo"/>
@@ -2886,7 +2895,7 @@
             <w:sz w:val="24"/>
             <w:szCs w:val="24"/>
           </w:rPr>
-          <w:instrText xml:space="preserve"> PAGEREF _Toc210760544 \h </w:instrText>
+          <w:instrText xml:space="preserve"> PAGEREF _Toc211068704 \h </w:instrText>
         </w:r>
         <w:r>
           <w:rPr>
@@ -2945,7 +2954,7 @@
           <w14:ligatures w14:val="standardContextual"/>
         </w:rPr>
       </w:pPr>
-      <w:hyperlink w:anchor="_Toc210760545" w:history="1">
+      <w:hyperlink w:anchor="_Toc211068705" w:history="1">
         <w:r>
           <w:rPr>
             <w:rStyle w:val="Hipervnculo"/>
@@ -2984,7 +2993,7 @@
             <w:sz w:val="24"/>
             <w:szCs w:val="24"/>
           </w:rPr>
-          <w:instrText xml:space="preserve"> PAGEREF _Toc210760545 \h </w:instrText>
+          <w:instrText xml:space="preserve"> PAGEREF _Toc211068705 \h </w:instrText>
         </w:r>
         <w:r>
           <w:rPr>
@@ -3043,7 +3052,7 @@
           <w14:ligatures w14:val="standardContextual"/>
         </w:rPr>
       </w:pPr>
-      <w:hyperlink w:anchor="_Toc210760546" w:history="1">
+      <w:hyperlink w:anchor="_Toc211068706" w:history="1">
         <w:r>
           <w:rPr>
             <w:rStyle w:val="Hipervnculo"/>
@@ -3082,7 +3091,7 @@
             <w:sz w:val="24"/>
             <w:szCs w:val="24"/>
           </w:rPr>
-          <w:instrText xml:space="preserve"> PAGEREF _Toc210760546 \h </w:instrText>
+          <w:instrText xml:space="preserve"> PAGEREF _Toc211068706 \h </w:instrText>
         </w:r>
         <w:r>
           <w:rPr>
@@ -3111,7 +3120,7 @@
             <w:sz w:val="24"/>
             <w:szCs w:val="24"/>
           </w:rPr>
-          <w:t>18</w:t>
+          <w:t>19</w:t>
         </w:r>
         <w:r>
           <w:rPr>
@@ -3141,7 +3150,7 @@
           <w14:ligatures w14:val="standardContextual"/>
         </w:rPr>
       </w:pPr>
-      <w:hyperlink w:anchor="_Toc210760547" w:history="1">
+      <w:hyperlink w:anchor="_Toc211068707" w:history="1">
         <w:r>
           <w:rPr>
             <w:rStyle w:val="Hipervnculo"/>
@@ -3180,7 +3189,7 @@
             <w:sz w:val="24"/>
             <w:szCs w:val="24"/>
           </w:rPr>
-          <w:instrText xml:space="preserve"> PAGEREF _Toc210760547 \h </w:instrText>
+          <w:instrText xml:space="preserve"> PAGEREF _Toc211068707 \h </w:instrText>
         </w:r>
         <w:r>
           <w:rPr>
@@ -3209,7 +3218,7 @@
             <w:sz w:val="24"/>
             <w:szCs w:val="24"/>
           </w:rPr>
-          <w:t>19</w:t>
+          <w:t>20</w:t>
         </w:r>
         <w:r>
           <w:rPr>
@@ -3239,7 +3248,7 @@
           <w14:ligatures w14:val="standardContextual"/>
         </w:rPr>
       </w:pPr>
-      <w:hyperlink w:anchor="_Toc210760548" w:history="1">
+      <w:hyperlink w:anchor="_Toc211068708" w:history="1">
         <w:r>
           <w:rPr>
             <w:rStyle w:val="Hipervnculo"/>
@@ -3278,7 +3287,7 @@
             <w:sz w:val="24"/>
             <w:szCs w:val="24"/>
           </w:rPr>
-          <w:instrText xml:space="preserve"> PAGEREF _Toc210760548 \h </w:instrText>
+          <w:instrText xml:space="preserve"> PAGEREF _Toc211068708 \h </w:instrText>
         </w:r>
         <w:r>
           <w:rPr>
@@ -3307,7 +3316,7 @@
             <w:sz w:val="24"/>
             <w:szCs w:val="24"/>
           </w:rPr>
-          <w:t>19</w:t>
+          <w:t>20</w:t>
         </w:r>
         <w:r>
           <w:rPr>
@@ -3337,7 +3346,7 @@
           <w14:ligatures w14:val="standardContextual"/>
         </w:rPr>
       </w:pPr>
-      <w:hyperlink w:anchor="_Toc210760549" w:history="1">
+      <w:hyperlink w:anchor="_Toc211068709" w:history="1">
         <w:r>
           <w:rPr>
             <w:rStyle w:val="Hipervnculo"/>
@@ -3376,7 +3385,7 @@
             <w:sz w:val="24"/>
             <w:szCs w:val="24"/>
           </w:rPr>
-          <w:instrText xml:space="preserve"> PAGEREF _Toc210760549 \h </w:instrText>
+          <w:instrText xml:space="preserve"> PAGEREF _Toc211068709 \h </w:instrText>
         </w:r>
         <w:r>
           <w:rPr>
@@ -3405,7 +3414,7 @@
             <w:sz w:val="24"/>
             <w:szCs w:val="24"/>
           </w:rPr>
-          <w:t>19</w:t>
+          <w:t>21</w:t>
         </w:r>
         <w:r>
           <w:rPr>
@@ -3435,7 +3444,7 @@
           <w14:ligatures w14:val="standardContextual"/>
         </w:rPr>
       </w:pPr>
-      <w:hyperlink w:anchor="_Toc210760550" w:history="1">
+      <w:hyperlink w:anchor="_Toc211068710" w:history="1">
         <w:r>
           <w:rPr>
             <w:rStyle w:val="Hipervnculo"/>
@@ -3474,7 +3483,7 @@
             <w:sz w:val="24"/>
             <w:szCs w:val="24"/>
           </w:rPr>
-          <w:instrText xml:space="preserve"> PAGEREF _Toc210760550 \h </w:instrText>
+          <w:instrText xml:space="preserve"> PAGEREF _Toc211068710 \h </w:instrText>
         </w:r>
         <w:r>
           <w:rPr>
@@ -3503,7 +3512,7 @@
             <w:sz w:val="24"/>
             <w:szCs w:val="24"/>
           </w:rPr>
-          <w:t>20</w:t>
+          <w:t>22</w:t>
         </w:r>
         <w:r>
           <w:rPr>
@@ -3533,7 +3542,7 @@
           <w14:ligatures w14:val="standardContextual"/>
         </w:rPr>
       </w:pPr>
-      <w:hyperlink w:anchor="_Toc210760551" w:history="1">
+      <w:hyperlink w:anchor="_Toc211068711" w:history="1">
         <w:r>
           <w:rPr>
             <w:rStyle w:val="Hipervnculo"/>
@@ -3572,7 +3581,7 @@
             <w:sz w:val="24"/>
             <w:szCs w:val="24"/>
           </w:rPr>
-          <w:instrText xml:space="preserve"> PAGEREF _Toc210760551 \h </w:instrText>
+          <w:instrText xml:space="preserve"> PAGEREF _Toc211068711 \h </w:instrText>
         </w:r>
         <w:r>
           <w:rPr>
@@ -3601,7 +3610,7 @@
             <w:sz w:val="24"/>
             <w:szCs w:val="24"/>
           </w:rPr>
-          <w:t>21</w:t>
+          <w:t>24</w:t>
         </w:r>
         <w:r>
           <w:rPr>
@@ -3631,7 +3640,7 @@
           <w14:ligatures w14:val="standardContextual"/>
         </w:rPr>
       </w:pPr>
-      <w:hyperlink w:anchor="_Toc210760552" w:history="1">
+      <w:hyperlink w:anchor="_Toc211068712" w:history="1">
         <w:r>
           <w:rPr>
             <w:rStyle w:val="Hipervnculo"/>
@@ -3670,7 +3679,7 @@
             <w:sz w:val="24"/>
             <w:szCs w:val="24"/>
           </w:rPr>
-          <w:instrText xml:space="preserve"> PAGEREF _Toc210760552 \h </w:instrText>
+          <w:instrText xml:space="preserve"> PAGEREF _Toc211068712 \h </w:instrText>
         </w:r>
         <w:r>
           <w:rPr>
@@ -3699,7 +3708,7 @@
             <w:sz w:val="24"/>
             <w:szCs w:val="24"/>
           </w:rPr>
-          <w:t>21</w:t>
+          <w:t>24</w:t>
         </w:r>
         <w:r>
           <w:rPr>
@@ -3729,7 +3738,7 @@
           <w14:ligatures w14:val="standardContextual"/>
         </w:rPr>
       </w:pPr>
-      <w:hyperlink w:anchor="_Toc210760553" w:history="1">
+      <w:hyperlink w:anchor="_Toc211068713" w:history="1">
         <w:r>
           <w:rPr>
             <w:rStyle w:val="Hipervnculo"/>
@@ -3768,7 +3777,7 @@
             <w:sz w:val="24"/>
             <w:szCs w:val="24"/>
           </w:rPr>
-          <w:instrText xml:space="preserve"> PAGEREF _Toc210760553 \h </w:instrText>
+          <w:instrText xml:space="preserve"> PAGEREF _Toc211068713 \h </w:instrText>
         </w:r>
         <w:r>
           <w:rPr>
@@ -3797,7 +3806,7 @@
             <w:sz w:val="24"/>
             <w:szCs w:val="24"/>
           </w:rPr>
-          <w:t>21</w:t>
+          <w:t>24</w:t>
         </w:r>
         <w:r>
           <w:rPr>
@@ -3827,7 +3836,7 @@
           <w14:ligatures w14:val="standardContextual"/>
         </w:rPr>
       </w:pPr>
-      <w:hyperlink w:anchor="_Toc210760554" w:history="1">
+      <w:hyperlink w:anchor="_Toc211068714" w:history="1">
         <w:r>
           <w:rPr>
             <w:rStyle w:val="Hipervnculo"/>
@@ -3866,7 +3875,7 @@
             <w:sz w:val="24"/>
             <w:szCs w:val="24"/>
           </w:rPr>
-          <w:instrText xml:space="preserve"> PAGEREF _Toc210760554 \h </w:instrText>
+          <w:instrText xml:space="preserve"> PAGEREF _Toc211068714 \h </w:instrText>
         </w:r>
         <w:r>
           <w:rPr>
@@ -3895,7 +3904,7 @@
             <w:sz w:val="24"/>
             <w:szCs w:val="24"/>
           </w:rPr>
-          <w:t>21</w:t>
+          <w:t>24</w:t>
         </w:r>
         <w:r>
           <w:rPr>
@@ -3925,7 +3934,7 @@
           <w14:ligatures w14:val="standardContextual"/>
         </w:rPr>
       </w:pPr>
-      <w:hyperlink w:anchor="_Toc210760555" w:history="1">
+      <w:hyperlink w:anchor="_Toc211068715" w:history="1">
         <w:r>
           <w:rPr>
             <w:rStyle w:val="Hipervnculo"/>
@@ -3964,7 +3973,7 @@
             <w:sz w:val="24"/>
             <w:szCs w:val="24"/>
           </w:rPr>
-          <w:instrText xml:space="preserve"> PAGEREF _Toc210760555 \h </w:instrText>
+          <w:instrText xml:space="preserve"> PAGEREF _Toc211068715 \h </w:instrText>
         </w:r>
         <w:r>
           <w:rPr>
@@ -3993,7 +4002,7 @@
             <w:sz w:val="24"/>
             <w:szCs w:val="24"/>
           </w:rPr>
-          <w:t>25</w:t>
+          <w:t>28</w:t>
         </w:r>
         <w:r>
           <w:rPr>
@@ -4023,7 +4032,7 @@
           <w14:ligatures w14:val="standardContextual"/>
         </w:rPr>
       </w:pPr>
-      <w:hyperlink w:anchor="_Toc210760556" w:history="1">
+      <w:hyperlink w:anchor="_Toc211068716" w:history="1">
         <w:r>
           <w:rPr>
             <w:rStyle w:val="Hipervnculo"/>
@@ -4062,7 +4071,7 @@
             <w:sz w:val="24"/>
             <w:szCs w:val="24"/>
           </w:rPr>
-          <w:instrText xml:space="preserve"> PAGEREF _Toc210760556 \h </w:instrText>
+          <w:instrText xml:space="preserve"> PAGEREF _Toc211068716 \h </w:instrText>
         </w:r>
         <w:r>
           <w:rPr>
@@ -4091,7 +4100,7 @@
             <w:sz w:val="24"/>
             <w:szCs w:val="24"/>
           </w:rPr>
-          <w:t>26</w:t>
+          <w:t>29</w:t>
         </w:r>
         <w:r>
           <w:rPr>
@@ -4121,7 +4130,7 @@
           <w14:ligatures w14:val="standardContextual"/>
         </w:rPr>
       </w:pPr>
-      <w:hyperlink w:anchor="_Toc210760557" w:history="1">
+      <w:hyperlink w:anchor="_Toc211068717" w:history="1">
         <w:r>
           <w:rPr>
             <w:rStyle w:val="Hipervnculo"/>
@@ -4160,7 +4169,7 @@
             <w:sz w:val="24"/>
             <w:szCs w:val="24"/>
           </w:rPr>
-          <w:instrText xml:space="preserve"> PAGEREF _Toc210760557 \h </w:instrText>
+          <w:instrText xml:space="preserve"> PAGEREF _Toc211068717 \h </w:instrText>
         </w:r>
         <w:r>
           <w:rPr>
@@ -4189,7 +4198,7 @@
             <w:sz w:val="24"/>
             <w:szCs w:val="24"/>
           </w:rPr>
-          <w:t>26</w:t>
+          <w:t>29</w:t>
         </w:r>
         <w:r>
           <w:rPr>
@@ -4219,7 +4228,7 @@
           <w14:ligatures w14:val="standardContextual"/>
         </w:rPr>
       </w:pPr>
-      <w:hyperlink w:anchor="_Toc210760558" w:history="1">
+      <w:hyperlink w:anchor="_Toc211068718" w:history="1">
         <w:r>
           <w:rPr>
             <w:rStyle w:val="Hipervnculo"/>
@@ -4228,7 +4237,7 @@
             <w:sz w:val="24"/>
             <w:szCs w:val="24"/>
           </w:rPr>
-          <w:t>4.1.3 Método de Recolección de Datos: Entrevista, Observación, encuesta</w:t>
+          <w:t>4.1.3 Método de Recolección de Datos: Cuestionario</w:t>
         </w:r>
         <w:r>
           <w:rPr>
@@ -4258,7 +4267,7 @@
             <w:sz w:val="24"/>
             <w:szCs w:val="24"/>
           </w:rPr>
-          <w:instrText xml:space="preserve"> PAGEREF _Toc210760558 \h </w:instrText>
+          <w:instrText xml:space="preserve"> PAGEREF _Toc211068718 \h </w:instrText>
         </w:r>
         <w:r>
           <w:rPr>
@@ -4287,7 +4296,7 @@
             <w:sz w:val="24"/>
             <w:szCs w:val="24"/>
           </w:rPr>
-          <w:t>26</w:t>
+          <w:t>30</w:t>
         </w:r>
         <w:r>
           <w:rPr>
@@ -4317,7 +4326,7 @@
           <w14:ligatures w14:val="standardContextual"/>
         </w:rPr>
       </w:pPr>
-      <w:hyperlink w:anchor="_Toc210760559" w:history="1">
+      <w:hyperlink w:anchor="_Toc211068719" w:history="1">
         <w:r>
           <w:rPr>
             <w:rStyle w:val="Hipervnculo"/>
@@ -4356,7 +4365,7 @@
             <w:sz w:val="24"/>
             <w:szCs w:val="24"/>
           </w:rPr>
-          <w:instrText xml:space="preserve"> PAGEREF _Toc210760559 \h </w:instrText>
+          <w:instrText xml:space="preserve"> PAGEREF _Toc211068719 \h </w:instrText>
         </w:r>
         <w:r>
           <w:rPr>
@@ -4385,7 +4394,7 @@
             <w:sz w:val="24"/>
             <w:szCs w:val="24"/>
           </w:rPr>
-          <w:t>26</w:t>
+          <w:t>31</w:t>
         </w:r>
         <w:r>
           <w:rPr>
@@ -4415,7 +4424,7 @@
           <w14:ligatures w14:val="standardContextual"/>
         </w:rPr>
       </w:pPr>
-      <w:hyperlink w:anchor="_Toc210760560" w:history="1">
+      <w:hyperlink w:anchor="_Toc211068720" w:history="1">
         <w:r>
           <w:rPr>
             <w:rStyle w:val="Hipervnculo"/>
@@ -4454,7 +4463,7 @@
             <w:sz w:val="24"/>
             <w:szCs w:val="24"/>
           </w:rPr>
-          <w:instrText xml:space="preserve"> PAGEREF _Toc210760560 \h </w:instrText>
+          <w:instrText xml:space="preserve"> PAGEREF _Toc211068720 \h </w:instrText>
         </w:r>
         <w:r>
           <w:rPr>
@@ -4483,7 +4492,7 @@
             <w:sz w:val="24"/>
             <w:szCs w:val="24"/>
           </w:rPr>
-          <w:t>26</w:t>
+          <w:t>31</w:t>
         </w:r>
         <w:r>
           <w:rPr>
@@ -4513,7 +4522,7 @@
           <w14:ligatures w14:val="standardContextual"/>
         </w:rPr>
       </w:pPr>
-      <w:hyperlink w:anchor="_Toc210760561" w:history="1">
+      <w:hyperlink w:anchor="_Toc211068721" w:history="1">
         <w:r>
           <w:rPr>
             <w:rStyle w:val="Hipervnculo"/>
@@ -4552,7 +4561,7 @@
             <w:sz w:val="24"/>
             <w:szCs w:val="24"/>
           </w:rPr>
-          <w:instrText xml:space="preserve"> PAGEREF _Toc210760561 \h </w:instrText>
+          <w:instrText xml:space="preserve"> PAGEREF _Toc211068721 \h </w:instrText>
         </w:r>
         <w:r>
           <w:rPr>
@@ -4581,7 +4590,7 @@
             <w:sz w:val="24"/>
             <w:szCs w:val="24"/>
           </w:rPr>
-          <w:t>26</w:t>
+          <w:t>31</w:t>
         </w:r>
         <w:r>
           <w:rPr>
@@ -4611,7 +4620,7 @@
           <w14:ligatures w14:val="standardContextual"/>
         </w:rPr>
       </w:pPr>
-      <w:hyperlink w:anchor="_Toc210760562" w:history="1">
+      <w:hyperlink w:anchor="_Toc211068722" w:history="1">
         <w:r>
           <w:rPr>
             <w:rStyle w:val="Hipervnculo"/>
@@ -4650,7 +4659,7 @@
             <w:sz w:val="24"/>
             <w:szCs w:val="24"/>
           </w:rPr>
-          <w:instrText xml:space="preserve"> PAGEREF _Toc210760562 \h </w:instrText>
+          <w:instrText xml:space="preserve"> PAGEREF _Toc211068722 \h </w:instrText>
         </w:r>
         <w:r>
           <w:rPr>
@@ -4679,7 +4688,7 @@
             <w:sz w:val="24"/>
             <w:szCs w:val="24"/>
           </w:rPr>
-          <w:t>26</w:t>
+          <w:t>31</w:t>
         </w:r>
         <w:r>
           <w:rPr>
@@ -4709,7 +4718,7 @@
           <w14:ligatures w14:val="standardContextual"/>
         </w:rPr>
       </w:pPr>
-      <w:hyperlink w:anchor="_Toc210760563" w:history="1">
+      <w:hyperlink w:anchor="_Toc211068723" w:history="1">
         <w:r>
           <w:rPr>
             <w:rStyle w:val="Hipervnculo"/>
@@ -4748,7 +4757,7 @@
             <w:sz w:val="24"/>
             <w:szCs w:val="24"/>
           </w:rPr>
-          <w:instrText xml:space="preserve"> PAGEREF _Toc210760563 \h </w:instrText>
+          <w:instrText xml:space="preserve"> PAGEREF _Toc211068723 \h </w:instrText>
         </w:r>
         <w:r>
           <w:rPr>
@@ -4777,7 +4786,7 @@
             <w:sz w:val="24"/>
             <w:szCs w:val="24"/>
           </w:rPr>
-          <w:t>26</w:t>
+          <w:t>31</w:t>
         </w:r>
         <w:r>
           <w:rPr>
@@ -4807,7 +4816,7 @@
           <w14:ligatures w14:val="standardContextual"/>
         </w:rPr>
       </w:pPr>
-      <w:hyperlink w:anchor="_Toc210760564" w:history="1">
+      <w:hyperlink w:anchor="_Toc211068724" w:history="1">
         <w:r>
           <w:rPr>
             <w:rStyle w:val="Hipervnculo"/>
@@ -4846,7 +4855,7 @@
             <w:sz w:val="24"/>
             <w:szCs w:val="24"/>
           </w:rPr>
-          <w:instrText xml:space="preserve"> PAGEREF _Toc210760564 \h </w:instrText>
+          <w:instrText xml:space="preserve"> PAGEREF _Toc211068724 \h </w:instrText>
         </w:r>
         <w:r>
           <w:rPr>
@@ -4875,7 +4884,7 @@
             <w:sz w:val="24"/>
             <w:szCs w:val="24"/>
           </w:rPr>
-          <w:t>26</w:t>
+          <w:t>31</w:t>
         </w:r>
         <w:r>
           <w:rPr>
@@ -4905,7 +4914,7 @@
           <w14:ligatures w14:val="standardContextual"/>
         </w:rPr>
       </w:pPr>
-      <w:hyperlink w:anchor="_Toc210760565" w:history="1">
+      <w:hyperlink w:anchor="_Toc211068725" w:history="1">
         <w:r>
           <w:rPr>
             <w:rStyle w:val="Hipervnculo"/>
@@ -4944,7 +4953,7 @@
             <w:sz w:val="24"/>
             <w:szCs w:val="24"/>
           </w:rPr>
-          <w:instrText xml:space="preserve"> PAGEREF _Toc210760565 \h </w:instrText>
+          <w:instrText xml:space="preserve"> PAGEREF _Toc211068725 \h </w:instrText>
         </w:r>
         <w:r>
           <w:rPr>
@@ -4973,7 +4982,7 @@
             <w:sz w:val="24"/>
             <w:szCs w:val="24"/>
           </w:rPr>
-          <w:t>26</w:t>
+          <w:t>31</w:t>
         </w:r>
         <w:r>
           <w:rPr>
@@ -5003,7 +5012,7 @@
           <w14:ligatures w14:val="standardContextual"/>
         </w:rPr>
       </w:pPr>
-      <w:hyperlink w:anchor="_Toc210760566" w:history="1">
+      <w:hyperlink w:anchor="_Toc211068726" w:history="1">
         <w:r>
           <w:rPr>
             <w:rStyle w:val="Hipervnculo"/>
@@ -5042,7 +5051,7 @@
             <w:sz w:val="24"/>
             <w:szCs w:val="24"/>
           </w:rPr>
-          <w:instrText xml:space="preserve"> PAGEREF _Toc210760566 \h </w:instrText>
+          <w:instrText xml:space="preserve"> PAGEREF _Toc211068726 \h </w:instrText>
         </w:r>
         <w:r>
           <w:rPr>
@@ -5071,7 +5080,7 @@
             <w:sz w:val="24"/>
             <w:szCs w:val="24"/>
           </w:rPr>
-          <w:t>26</w:t>
+          <w:t>31</w:t>
         </w:r>
         <w:r>
           <w:rPr>
@@ -5101,7 +5110,7 @@
           <w14:ligatures w14:val="standardContextual"/>
         </w:rPr>
       </w:pPr>
-      <w:hyperlink w:anchor="_Toc210760567" w:history="1">
+      <w:hyperlink w:anchor="_Toc211068727" w:history="1">
         <w:r>
           <w:rPr>
             <w:rStyle w:val="Hipervnculo"/>
@@ -5140,7 +5149,7 @@
             <w:sz w:val="24"/>
             <w:szCs w:val="24"/>
           </w:rPr>
-          <w:instrText xml:space="preserve"> PAGEREF _Toc210760567 \h </w:instrText>
+          <w:instrText xml:space="preserve"> PAGEREF _Toc211068727 \h </w:instrText>
         </w:r>
         <w:r>
           <w:rPr>
@@ -5169,7 +5178,7 @@
             <w:sz w:val="24"/>
             <w:szCs w:val="24"/>
           </w:rPr>
-          <w:t>27</w:t>
+          <w:t>31</w:t>
         </w:r>
         <w:r>
           <w:rPr>
@@ -5199,7 +5208,7 @@
           <w14:ligatures w14:val="standardContextual"/>
         </w:rPr>
       </w:pPr>
-      <w:hyperlink w:anchor="_Toc210760568" w:history="1">
+      <w:hyperlink w:anchor="_Toc211068728" w:history="1">
         <w:r>
           <w:rPr>
             <w:rStyle w:val="Hipervnculo"/>
@@ -5238,7 +5247,7 @@
             <w:sz w:val="24"/>
             <w:szCs w:val="24"/>
           </w:rPr>
-          <w:instrText xml:space="preserve"> PAGEREF _Toc210760568 \h </w:instrText>
+          <w:instrText xml:space="preserve"> PAGEREF _Toc211068728 \h </w:instrText>
         </w:r>
         <w:r>
           <w:rPr>
@@ -5267,7 +5276,7 @@
             <w:sz w:val="24"/>
             <w:szCs w:val="24"/>
           </w:rPr>
-          <w:t>27</w:t>
+          <w:t>32</w:t>
         </w:r>
         <w:r>
           <w:rPr>
@@ -5297,7 +5306,7 @@
           <w14:ligatures w14:val="standardContextual"/>
         </w:rPr>
       </w:pPr>
-      <w:hyperlink w:anchor="_Toc210760569" w:history="1">
+      <w:hyperlink w:anchor="_Toc211068729" w:history="1">
         <w:r>
           <w:rPr>
             <w:rStyle w:val="Hipervnculo"/>
@@ -5336,7 +5345,7 @@
             <w:sz w:val="24"/>
             <w:szCs w:val="24"/>
           </w:rPr>
-          <w:instrText xml:space="preserve"> PAGEREF _Toc210760569 \h </w:instrText>
+          <w:instrText xml:space="preserve"> PAGEREF _Toc211068729 \h </w:instrText>
         </w:r>
         <w:r>
           <w:rPr>
@@ -5365,7 +5374,7 @@
             <w:sz w:val="24"/>
             <w:szCs w:val="24"/>
           </w:rPr>
-          <w:t>27</w:t>
+          <w:t>32</w:t>
         </w:r>
         <w:r>
           <w:rPr>
@@ -5395,7 +5404,7 @@
           <w14:ligatures w14:val="standardContextual"/>
         </w:rPr>
       </w:pPr>
-      <w:hyperlink w:anchor="_Toc210760570" w:history="1">
+      <w:hyperlink w:anchor="_Toc211068730" w:history="1">
         <w:r>
           <w:rPr>
             <w:rStyle w:val="Hipervnculo"/>
@@ -5434,7 +5443,7 @@
             <w:sz w:val="24"/>
             <w:szCs w:val="24"/>
           </w:rPr>
-          <w:instrText xml:space="preserve"> PAGEREF _Toc210760570 \h </w:instrText>
+          <w:instrText xml:space="preserve"> PAGEREF _Toc211068730 \h </w:instrText>
         </w:r>
         <w:r>
           <w:rPr>
@@ -5463,7 +5472,7 @@
             <w:sz w:val="24"/>
             <w:szCs w:val="24"/>
           </w:rPr>
-          <w:t>27</w:t>
+          <w:t>32</w:t>
         </w:r>
         <w:r>
           <w:rPr>
@@ -5493,7 +5502,7 @@
           <w14:ligatures w14:val="standardContextual"/>
         </w:rPr>
       </w:pPr>
-      <w:hyperlink w:anchor="_Toc210760571" w:history="1">
+      <w:hyperlink w:anchor="_Toc211068731" w:history="1">
         <w:r>
           <w:rPr>
             <w:rStyle w:val="Hipervnculo"/>
@@ -5532,7 +5541,7 @@
             <w:sz w:val="24"/>
             <w:szCs w:val="24"/>
           </w:rPr>
-          <w:instrText xml:space="preserve"> PAGEREF _Toc210760571 \h </w:instrText>
+          <w:instrText xml:space="preserve"> PAGEREF _Toc211068731 \h </w:instrText>
         </w:r>
         <w:r>
           <w:rPr>
@@ -5561,7 +5570,7 @@
             <w:sz w:val="24"/>
             <w:szCs w:val="24"/>
           </w:rPr>
-          <w:t>27</w:t>
+          <w:t>32</w:t>
         </w:r>
         <w:r>
           <w:rPr>
@@ -5591,7 +5600,7 @@
           <w14:ligatures w14:val="standardContextual"/>
         </w:rPr>
       </w:pPr>
-      <w:hyperlink w:anchor="_Toc210760572" w:history="1">
+      <w:hyperlink w:anchor="_Toc211068732" w:history="1">
         <w:r>
           <w:rPr>
             <w:rStyle w:val="Hipervnculo"/>
@@ -5630,7 +5639,7 @@
             <w:sz w:val="24"/>
             <w:szCs w:val="24"/>
           </w:rPr>
-          <w:instrText xml:space="preserve"> PAGEREF _Toc210760572 \h </w:instrText>
+          <w:instrText xml:space="preserve"> PAGEREF _Toc211068732 \h </w:instrText>
         </w:r>
         <w:r>
           <w:rPr>
@@ -5659,7 +5668,7 @@
             <w:sz w:val="24"/>
             <w:szCs w:val="24"/>
           </w:rPr>
-          <w:t>27</w:t>
+          <w:t>32</w:t>
         </w:r>
         <w:r>
           <w:rPr>
@@ -5689,7 +5698,7 @@
           <w14:ligatures w14:val="standardContextual"/>
         </w:rPr>
       </w:pPr>
-      <w:hyperlink w:anchor="_Toc210760573" w:history="1">
+      <w:hyperlink w:anchor="_Toc211068733" w:history="1">
         <w:r>
           <w:rPr>
             <w:rStyle w:val="Hipervnculo"/>
@@ -5728,7 +5737,7 @@
             <w:sz w:val="24"/>
             <w:szCs w:val="24"/>
           </w:rPr>
-          <w:instrText xml:space="preserve"> PAGEREF _Toc210760573 \h </w:instrText>
+          <w:instrText xml:space="preserve"> PAGEREF _Toc211068733 \h </w:instrText>
         </w:r>
         <w:r>
           <w:rPr>
@@ -5757,7 +5766,7 @@
             <w:sz w:val="24"/>
             <w:szCs w:val="24"/>
           </w:rPr>
-          <w:t>27</w:t>
+          <w:t>32</w:t>
         </w:r>
         <w:r>
           <w:rPr>
@@ -5787,7 +5796,7 @@
           <w14:ligatures w14:val="standardContextual"/>
         </w:rPr>
       </w:pPr>
-      <w:hyperlink w:anchor="_Toc210760574" w:history="1">
+      <w:hyperlink w:anchor="_Toc211068734" w:history="1">
         <w:r>
           <w:rPr>
             <w:rStyle w:val="Hipervnculo"/>
@@ -5826,7 +5835,7 @@
             <w:sz w:val="24"/>
             <w:szCs w:val="24"/>
           </w:rPr>
-          <w:instrText xml:space="preserve"> PAGEREF _Toc210760574 \h </w:instrText>
+          <w:instrText xml:space="preserve"> PAGEREF _Toc211068734 \h </w:instrText>
         </w:r>
         <w:r>
           <w:rPr>
@@ -5855,7 +5864,7 @@
             <w:sz w:val="24"/>
             <w:szCs w:val="24"/>
           </w:rPr>
-          <w:t>27</w:t>
+          <w:t>32</w:t>
         </w:r>
         <w:r>
           <w:rPr>
@@ -5885,7 +5894,7 @@
           <w14:ligatures w14:val="standardContextual"/>
         </w:rPr>
       </w:pPr>
-      <w:hyperlink w:anchor="_Toc210760575" w:history="1">
+      <w:hyperlink w:anchor="_Toc211068735" w:history="1">
         <w:r>
           <w:rPr>
             <w:rStyle w:val="Hipervnculo"/>
@@ -5924,7 +5933,7 @@
             <w:sz w:val="24"/>
             <w:szCs w:val="24"/>
           </w:rPr>
-          <w:instrText xml:space="preserve"> PAGEREF _Toc210760575 \h </w:instrText>
+          <w:instrText xml:space="preserve"> PAGEREF _Toc211068735 \h </w:instrText>
         </w:r>
         <w:r>
           <w:rPr>
@@ -5953,7 +5962,7 @@
             <w:sz w:val="24"/>
             <w:szCs w:val="24"/>
           </w:rPr>
-          <w:t>27</w:t>
+          <w:t>32</w:t>
         </w:r>
         <w:r>
           <w:rPr>
@@ -5983,7 +5992,7 @@
           <w14:ligatures w14:val="standardContextual"/>
         </w:rPr>
       </w:pPr>
-      <w:hyperlink w:anchor="_Toc210760576" w:history="1">
+      <w:hyperlink w:anchor="_Toc211068736" w:history="1">
         <w:r>
           <w:rPr>
             <w:rStyle w:val="Hipervnculo"/>
@@ -6022,7 +6031,7 @@
             <w:sz w:val="24"/>
             <w:szCs w:val="24"/>
           </w:rPr>
-          <w:instrText xml:space="preserve"> PAGEREF _Toc210760576 \h </w:instrText>
+          <w:instrText xml:space="preserve"> PAGEREF _Toc211068736 \h </w:instrText>
         </w:r>
         <w:r>
           <w:rPr>
@@ -6051,7 +6060,7 @@
             <w:sz w:val="24"/>
             <w:szCs w:val="24"/>
           </w:rPr>
-          <w:t>27</w:t>
+          <w:t>32</w:t>
         </w:r>
         <w:r>
           <w:rPr>
@@ -6129,8 +6138,8 @@
         </w:rPr>
       </w:pPr>
       <w:bookmarkStart w:id="0" w:name="_Toc210759809"/>
-      <w:bookmarkStart w:id="1" w:name="_Toc210760522"/>
-      <w:bookmarkStart w:id="2" w:name="_Hlk210731491"/>
+      <w:bookmarkStart w:id="1" w:name="_Hlk210731491"/>
+      <w:bookmarkStart w:id="2" w:name="_Toc211068682"/>
       <w:r>
         <w:rPr>
           <w:rFonts w:cs="Arial"/>
@@ -6139,7 +6148,7 @@
         <w:t>INTRODUCCIÓN</w:t>
       </w:r>
       <w:bookmarkEnd w:id="0"/>
-      <w:bookmarkEnd w:id="1"/>
+      <w:bookmarkEnd w:id="2"/>
     </w:p>
     <w:p>
       <w:pPr>
@@ -6172,7 +6181,14 @@
           <w:rFonts w:ascii="Arial" w:hAnsi="Arial" w:cs="Arial"/>
           <w:sz w:val="24"/>
         </w:rPr>
-        <w:t xml:space="preserve">En el caso específico del Consultorio  </w:t>
+        <w:t>En el caso específico del Consultorio</w:t>
+      </w:r>
+      <w:r>
+        <w:rPr>
+          <w:rFonts w:ascii="Arial" w:hAnsi="Arial" w:cs="Arial"/>
+          <w:sz w:val="24"/>
+        </w:rPr>
+        <w:t xml:space="preserve"> “</w:t>
       </w:r>
       <w:r>
         <w:rPr>
@@ -6195,6 +6211,13 @@
           <w:rFonts w:ascii="Arial" w:hAnsi="Arial" w:cs="Arial"/>
           <w:sz w:val="24"/>
         </w:rPr>
+        <w:t>”</w:t>
+      </w:r>
+      <w:r>
+        <w:rPr>
+          <w:rFonts w:ascii="Arial" w:hAnsi="Arial" w:cs="Arial"/>
+          <w:sz w:val="24"/>
+        </w:rPr>
         <w:t>, ubicado en el municipio de Tejupilco, se han identificado limitaciones asociadas al uso de métodos tradicionales como la agenda manual o el calendario digital en dispositivos móviles. Estas prácticas han generado inconvenientes recurrentes como citas duplicadas, desorganización en los horarios, tiempos de espera prolongados y dificultades para dar seguimiento oportuno a los pacientes. Estas problemáticas impactan negativamente en la satisfacción de los clientes, aumentan la carga administrativa del personal y reducen la eficiencia en la prestación del servicio.</w:t>
       </w:r>
     </w:p>
@@ -6236,7 +6259,7 @@
           <w:rFonts w:ascii="Arial" w:hAnsi="Arial" w:cs="Arial"/>
           <w:sz w:val="24"/>
         </w:rPr>
-        <w:t xml:space="preserve">Medica </w:t>
+        <w:t xml:space="preserve">“Medica </w:t>
       </w:r>
       <w:proofErr w:type="spellStart"/>
       <w:r>
@@ -6252,6 +6275,13 @@
           <w:rFonts w:ascii="Arial" w:hAnsi="Arial" w:cs="Arial"/>
           <w:sz w:val="24"/>
         </w:rPr>
+        <w:t>”</w:t>
+      </w:r>
+      <w:r>
+        <w:rPr>
+          <w:rFonts w:ascii="Arial" w:hAnsi="Arial" w:cs="Arial"/>
+          <w:sz w:val="24"/>
+        </w:rPr>
         <w:t>, con el objetivo de reducir errores, mejorar la organización interna, optimizar el tiempo del personal y ofrecer a los pacientes una experiencia más ágil y profesional. Asimismo, se definen los alcances y limitaciones del sistema, delimitando su implementación al periodo académico 2025–2026 y enfocándose exclusivamente en la gestión de citas, con el compromiso de ofrecer una solución funcional y acorde a las necesidades inmediatas del consultorio.</w:t>
       </w:r>
     </w:p>
@@ -6263,7 +6293,7 @@
         </w:rPr>
       </w:pPr>
       <w:bookmarkStart w:id="3" w:name="_Toc210759810"/>
-      <w:bookmarkStart w:id="4" w:name="_Toc210760523"/>
+      <w:bookmarkStart w:id="4" w:name="_Toc211068683"/>
       <w:r>
         <w:rPr>
           <w:rFonts w:cs="Arial"/>
@@ -6292,7 +6322,7 @@
         </w:rPr>
       </w:pPr>
       <w:bookmarkStart w:id="5" w:name="_Toc210759811"/>
-      <w:bookmarkStart w:id="6" w:name="_Toc210760524"/>
+      <w:bookmarkStart w:id="6" w:name="_Toc211068684"/>
       <w:r>
         <w:rPr>
           <w:rFonts w:cs="Arial"/>
@@ -6544,16 +6574,14 @@
           <w:szCs w:val="24"/>
         </w:rPr>
       </w:pPr>
-      <w:proofErr w:type="spellStart"/>
-      <w:r>
-        <w:rPr>
-          <w:rFonts w:ascii="Arial" w:hAnsi="Arial" w:cs="Arial"/>
-          <w:sz w:val="24"/>
-          <w:szCs w:val="24"/>
-        </w:rPr>
-        <w:t>Autoprogramación</w:t>
-      </w:r>
-      <w:proofErr w:type="spellEnd"/>
+      <w:r>
+        <w:rPr>
+          <w:rFonts w:ascii="Arial" w:hAnsi="Arial" w:cs="Arial"/>
+          <w:sz w:val="24"/>
+          <w:szCs w:val="24"/>
+        </w:rPr>
+        <w:t>Auto programación</w:t>
+      </w:r>
       <w:r>
         <w:rPr>
           <w:rFonts w:ascii="Arial" w:hAnsi="Arial" w:cs="Arial"/>
@@ -6574,16 +6602,14 @@
           <w:szCs w:val="24"/>
         </w:rPr>
       </w:pPr>
-      <w:proofErr w:type="spellStart"/>
-      <w:r>
-        <w:rPr>
-          <w:rFonts w:ascii="Arial" w:hAnsi="Arial" w:cs="Arial"/>
-          <w:sz w:val="24"/>
-          <w:szCs w:val="24"/>
-        </w:rPr>
-        <w:t>Teleconsulta</w:t>
-      </w:r>
-      <w:proofErr w:type="spellEnd"/>
+      <w:r>
+        <w:rPr>
+          <w:rFonts w:ascii="Arial" w:hAnsi="Arial" w:cs="Arial"/>
+          <w:sz w:val="24"/>
+          <w:szCs w:val="24"/>
+        </w:rPr>
+        <w:t>Tele consulta</w:t>
+      </w:r>
       <w:r>
         <w:rPr>
           <w:rFonts w:ascii="Arial" w:hAnsi="Arial" w:cs="Arial"/>
@@ -8258,7 +8284,7 @@
         </w:rPr>
       </w:pPr>
       <w:bookmarkStart w:id="7" w:name="_Toc210759812"/>
-      <w:bookmarkStart w:id="8" w:name="_Toc210760525"/>
+      <w:bookmarkStart w:id="8" w:name="_Toc211068685"/>
       <w:r>
         <w:rPr>
           <w:rFonts w:cs="Arial"/>
@@ -8501,7 +8527,7 @@
         </w:rPr>
       </w:pPr>
       <w:bookmarkStart w:id="9" w:name="_Toc210759813"/>
-      <w:bookmarkStart w:id="10" w:name="_Toc210760526"/>
+      <w:bookmarkStart w:id="10" w:name="_Toc211068686"/>
       <w:r>
         <w:rPr>
           <w:rFonts w:cs="Arial"/>
@@ -8540,7 +8566,7 @@
         </w:rPr>
       </w:pPr>
       <w:bookmarkStart w:id="11" w:name="_Toc210759814"/>
-      <w:bookmarkStart w:id="12" w:name="_Toc210760527"/>
+      <w:bookmarkStart w:id="12" w:name="_Toc211068687"/>
       <w:r>
         <w:rPr>
           <w:rStyle w:val="Ttulo3Car"/>
@@ -8664,7 +8690,7 @@
         </w:rPr>
       </w:pPr>
       <w:bookmarkStart w:id="13" w:name="_Toc210759815"/>
-      <w:bookmarkStart w:id="14" w:name="_Toc210760528"/>
+      <w:bookmarkStart w:id="14" w:name="_Toc211068688"/>
       <w:r>
         <w:rPr>
           <w:rStyle w:val="Ttulo3Car"/>
@@ -8851,7 +8877,7 @@
         </w:rPr>
       </w:pPr>
       <w:bookmarkStart w:id="15" w:name="_Toc210759816"/>
-      <w:bookmarkStart w:id="16" w:name="_Toc210760529"/>
+      <w:bookmarkStart w:id="16" w:name="_Toc211068689"/>
       <w:r>
         <w:rPr>
           <w:rFonts w:cs="Arial"/>
@@ -9069,7 +9095,7 @@
         </w:rPr>
       </w:pPr>
       <w:bookmarkStart w:id="17" w:name="_Toc210759817"/>
-      <w:bookmarkStart w:id="18" w:name="_Toc210760530"/>
+      <w:bookmarkStart w:id="18" w:name="_Toc211068690"/>
       <w:r>
         <w:rPr>
           <w:rFonts w:cs="Arial"/>
@@ -9233,7 +9259,7 @@
         </w:rPr>
       </w:pPr>
       <w:bookmarkStart w:id="19" w:name="_Toc210759818"/>
-      <w:bookmarkStart w:id="20" w:name="_Toc210760531"/>
+      <w:bookmarkStart w:id="20" w:name="_Toc211068691"/>
       <w:r>
         <w:rPr>
           <w:rFonts w:cs="Arial"/>
@@ -9419,8 +9445,8 @@
         </w:rPr>
       </w:pPr>
       <w:bookmarkStart w:id="21" w:name="_Toc210759819"/>
-      <w:bookmarkStart w:id="22" w:name="_Toc210760532"/>
-      <w:bookmarkEnd w:id="2"/>
+      <w:bookmarkStart w:id="22" w:name="_Toc211068692"/>
+      <w:bookmarkEnd w:id="1"/>
       <w:r>
         <w:rPr>
           <w:rFonts w:cs="Arial"/>
@@ -9445,7 +9471,7 @@
         </w:rPr>
       </w:pPr>
       <w:bookmarkStart w:id="23" w:name="_Toc210759820"/>
-      <w:bookmarkStart w:id="24" w:name="_Toc210760533"/>
+      <w:bookmarkStart w:id="24" w:name="_Toc211068693"/>
       <w:r>
         <w:rPr>
           <w:rFonts w:eastAsia="Times New Roman" w:cs="Arial"/>
@@ -9894,7 +9920,7 @@
         </w:rPr>
       </w:pPr>
       <w:bookmarkStart w:id="25" w:name="_Toc210759821"/>
-      <w:bookmarkStart w:id="26" w:name="_Toc210760534"/>
+      <w:bookmarkStart w:id="26" w:name="_Toc211068694"/>
       <w:r>
         <w:rPr>
           <w:rFonts w:cs="Arial"/>
@@ -10023,7 +10049,7 @@
         </w:rPr>
       </w:pPr>
       <w:bookmarkStart w:id="27" w:name="_Toc210759822"/>
-      <w:bookmarkStart w:id="28" w:name="_Toc210760535"/>
+      <w:bookmarkStart w:id="28" w:name="_Toc211068695"/>
       <w:r>
         <w:rPr>
           <w:rFonts w:cs="Arial"/>
@@ -10187,7 +10213,7 @@
         </w:rPr>
       </w:pPr>
       <w:bookmarkStart w:id="29" w:name="_Toc210759823"/>
-      <w:bookmarkStart w:id="30" w:name="_Toc210760536"/>
+      <w:bookmarkStart w:id="30" w:name="_Toc211068696"/>
       <w:r>
         <w:rPr>
           <w:rFonts w:cs="Arial"/>
@@ -10322,7 +10348,7 @@
         </w:rPr>
       </w:pPr>
       <w:bookmarkStart w:id="31" w:name="_Toc210759824"/>
-      <w:bookmarkStart w:id="32" w:name="_Toc210760537"/>
+      <w:bookmarkStart w:id="32" w:name="_Toc211068697"/>
       <w:r>
         <w:rPr>
           <w:rFonts w:cs="Arial"/>
@@ -10536,7 +10562,7 @@
         </w:rPr>
       </w:pPr>
       <w:bookmarkStart w:id="33" w:name="_Toc210759825"/>
-      <w:bookmarkStart w:id="34" w:name="_Toc210760538"/>
+      <w:bookmarkStart w:id="34" w:name="_Toc211068698"/>
       <w:r>
         <w:rPr>
           <w:rFonts w:cs="Arial"/>
@@ -10561,7 +10587,7 @@
         </w:rPr>
       </w:pPr>
       <w:bookmarkStart w:id="35" w:name="_Toc210759826"/>
-      <w:bookmarkStart w:id="36" w:name="_Toc210760539"/>
+      <w:bookmarkStart w:id="36" w:name="_Toc211068699"/>
       <w:r>
         <w:rPr>
           <w:rFonts w:cs="Arial"/>
@@ -10603,7 +10629,7 @@
         </w:rPr>
       </w:pPr>
       <w:bookmarkStart w:id="37" w:name="_Toc210759827"/>
-      <w:bookmarkStart w:id="38" w:name="_Toc210760540"/>
+      <w:bookmarkStart w:id="38" w:name="_Toc211068700"/>
       <w:r>
         <w:rPr>
           <w:rFonts w:cs="Arial"/>
@@ -10717,7 +10743,7 @@
         </w:rPr>
       </w:pPr>
       <w:bookmarkStart w:id="39" w:name="_Toc210759828"/>
-      <w:bookmarkStart w:id="40" w:name="_Toc210760541"/>
+      <w:bookmarkStart w:id="40" w:name="_Toc211068701"/>
       <w:r>
         <w:rPr>
           <w:rFonts w:cs="Arial"/>
@@ -10887,7 +10913,7 @@
         </w:rPr>
       </w:pPr>
       <w:bookmarkStart w:id="41" w:name="_Toc210759829"/>
-      <w:bookmarkStart w:id="42" w:name="_Toc210760542"/>
+      <w:bookmarkStart w:id="42" w:name="_Toc211068702"/>
       <w:r>
         <w:rPr>
           <w:rFonts w:cs="Arial"/>
@@ -11002,7 +11028,7 @@
         </w:rPr>
       </w:pPr>
       <w:bookmarkStart w:id="43" w:name="_Toc210759830"/>
-      <w:bookmarkStart w:id="44" w:name="_Toc210760543"/>
+      <w:bookmarkStart w:id="44" w:name="_Toc211068703"/>
       <w:r>
         <w:rPr>
           <w:rFonts w:cs="Arial"/>
@@ -11071,7 +11097,7 @@
         </w:rPr>
       </w:pPr>
       <w:bookmarkStart w:id="45" w:name="_Toc210759831"/>
-      <w:bookmarkStart w:id="46" w:name="_Toc210760544"/>
+      <w:bookmarkStart w:id="46" w:name="_Toc211068704"/>
       <w:r>
         <w:rPr>
           <w:rFonts w:cs="Arial"/>
@@ -11544,7 +11570,7 @@
         </w:rPr>
       </w:pPr>
       <w:bookmarkStart w:id="47" w:name="_Toc210759832"/>
-      <w:bookmarkStart w:id="48" w:name="_Toc210760545"/>
+      <w:bookmarkStart w:id="48" w:name="_Toc211068705"/>
       <w:r>
         <w:rPr>
           <w:rFonts w:cs="Arial"/>
@@ -11705,7 +11731,7 @@
         </w:rPr>
       </w:pPr>
       <w:bookmarkStart w:id="49" w:name="_Toc210759833"/>
-      <w:bookmarkStart w:id="50" w:name="_Toc210760546"/>
+      <w:bookmarkStart w:id="50" w:name="_Toc211068706"/>
       <w:r>
         <w:rPr>
           <w:rFonts w:cs="Arial"/>
@@ -12066,7 +12092,25 @@
           <w:sz w:val="24"/>
           <w:szCs w:val="24"/>
         </w:rPr>
-        <w:t xml:space="preserve">compilados. Este entorno se denomina Java Runtime </w:t>
+        <w:t xml:space="preserve">compilados. Este entorno se denomina Java </w:t>
+      </w:r>
+      <w:proofErr w:type="spellStart"/>
+      <w:r>
+        <w:rPr>
+          <w:rFonts w:ascii="Arial" w:hAnsi="Arial" w:cs="Arial"/>
+          <w:sz w:val="24"/>
+          <w:szCs w:val="24"/>
+        </w:rPr>
+        <w:t>Runtime</w:t>
+      </w:r>
+      <w:proofErr w:type="spellEnd"/>
+      <w:r>
+        <w:rPr>
+          <w:rFonts w:ascii="Arial" w:hAnsi="Arial" w:cs="Arial"/>
+          <w:sz w:val="24"/>
+          <w:szCs w:val="24"/>
+        </w:rPr>
+        <w:t xml:space="preserve"> </w:t>
       </w:r>
       <w:proofErr w:type="spellStart"/>
       <w:r>
@@ -12181,7 +12225,7 @@
         </w:rPr>
       </w:pPr>
       <w:bookmarkStart w:id="51" w:name="_Toc210759834"/>
-      <w:bookmarkStart w:id="52" w:name="_Toc210760547"/>
+      <w:bookmarkStart w:id="52" w:name="_Toc211068707"/>
       <w:r>
         <w:rPr>
           <w:rFonts w:cs="Arial"/>
@@ -12743,7 +12787,7 @@
         </w:rPr>
       </w:pPr>
       <w:bookmarkStart w:id="53" w:name="_Toc210759835"/>
-      <w:bookmarkStart w:id="54" w:name="_Toc210760548"/>
+      <w:bookmarkStart w:id="54" w:name="_Toc211068708"/>
       <w:r>
         <w:rPr>
           <w:rFonts w:cs="Arial"/>
@@ -13175,7 +13219,7 @@
         </w:rPr>
       </w:pPr>
       <w:bookmarkStart w:id="55" w:name="_Toc210759836"/>
-      <w:bookmarkStart w:id="56" w:name="_Toc210760549"/>
+      <w:bookmarkStart w:id="56" w:name="_Toc211068709"/>
       <w:r>
         <w:rPr>
           <w:rFonts w:cs="Arial"/>
@@ -13571,7 +13615,7 @@
         </w:rPr>
       </w:pPr>
       <w:bookmarkStart w:id="57" w:name="_Toc210759837"/>
-      <w:bookmarkStart w:id="58" w:name="_Toc210760550"/>
+      <w:bookmarkStart w:id="58" w:name="_Toc211068710"/>
       <w:r>
         <w:rPr>
           <w:rFonts w:cs="Arial"/>
@@ -14224,8 +14268,8 @@
         </w:rPr>
       </w:pPr>
       <w:bookmarkStart w:id="59" w:name="_Toc210759838"/>
-      <w:bookmarkStart w:id="60" w:name="_Toc210760551"/>
-      <w:bookmarkStart w:id="61" w:name="_Hlk210731589"/>
+      <w:bookmarkStart w:id="60" w:name="_Hlk210731589"/>
+      <w:bookmarkStart w:id="61" w:name="_Toc211068711"/>
       <w:r>
         <w:rPr>
           <w:rFonts w:cs="Arial"/>
@@ -14234,7 +14278,7 @@
         <w:t>CAPÍTULO IV MÉTODOLOGÍA DE APLICACIÓN</w:t>
       </w:r>
       <w:bookmarkEnd w:id="59"/>
-      <w:bookmarkEnd w:id="60"/>
+      <w:bookmarkEnd w:id="61"/>
     </w:p>
     <w:p>
       <w:pPr>
@@ -14245,7 +14289,7 @@
         </w:rPr>
       </w:pPr>
       <w:bookmarkStart w:id="62" w:name="_Toc210759839"/>
-      <w:bookmarkStart w:id="63" w:name="_Toc210760552"/>
+      <w:bookmarkStart w:id="63" w:name="_Toc211068712"/>
       <w:r>
         <w:rPr>
           <w:rFonts w:cs="Arial"/>
@@ -14261,7 +14305,7 @@
         <w:spacing w:line="360" w:lineRule="auto"/>
       </w:pPr>
       <w:bookmarkStart w:id="64" w:name="_Toc210759840"/>
-      <w:bookmarkStart w:id="65" w:name="_Toc210760553"/>
+      <w:bookmarkStart w:id="65" w:name="_Toc211068713"/>
       <w:r>
         <w:t xml:space="preserve">4.1.1 </w:t>
       </w:r>
@@ -14277,7 +14321,7 @@
         <w:spacing w:line="360" w:lineRule="auto"/>
       </w:pPr>
       <w:bookmarkStart w:id="66" w:name="_Toc210759841"/>
-      <w:bookmarkStart w:id="67" w:name="_Toc210760554"/>
+      <w:bookmarkStart w:id="67" w:name="_Toc211068714"/>
       <w:r>
         <w:t xml:space="preserve">a) </w:t>
       </w:r>
@@ -14498,6 +14542,59 @@
     </w:p>
     <w:p>
       <w:pPr>
+        <w:pStyle w:val="Prrafodelista"/>
+        <w:numPr>
+          <w:ilvl w:val="0"/>
+          <w:numId w:val="17"/>
+        </w:numPr>
+        <w:spacing w:before="100" w:beforeAutospacing="1" w:after="100" w:afterAutospacing="1" w:line="360" w:lineRule="auto"/>
+        <w:jc w:val="both"/>
+        <w:rPr>
+          <w:rFonts w:ascii="Arial" w:eastAsia="Times New Roman" w:hAnsi="Arial" w:cs="Arial"/>
+          <w:sz w:val="24"/>
+          <w:szCs w:val="24"/>
+          <w:lang w:eastAsia="es-MX"/>
+        </w:rPr>
+      </w:pPr>
+      <w:r>
+        <w:rPr>
+          <w:rFonts w:ascii="Arial" w:eastAsia="Times New Roman" w:hAnsi="Arial" w:cs="Arial"/>
+          <w:sz w:val="24"/>
+          <w:szCs w:val="24"/>
+          <w:lang w:eastAsia="es-MX"/>
+        </w:rPr>
+        <w:t>El sistema notificara al usuario</w:t>
+      </w:r>
+      <w:r>
+        <w:rPr>
+          <w:rFonts w:ascii="Arial" w:eastAsia="Times New Roman" w:hAnsi="Arial" w:cs="Arial"/>
+          <w:sz w:val="24"/>
+          <w:szCs w:val="24"/>
+          <w:lang w:eastAsia="es-MX"/>
+        </w:rPr>
+        <w:t xml:space="preserve"> mediante un mensaje de WhatsApp </w:t>
+      </w:r>
+      <w:r>
+        <w:rPr>
+          <w:rFonts w:ascii="Arial" w:eastAsia="Times New Roman" w:hAnsi="Arial" w:cs="Arial"/>
+          <w:sz w:val="24"/>
+          <w:szCs w:val="24"/>
+          <w:lang w:eastAsia="es-MX"/>
+        </w:rPr>
+        <w:t>cuando su cita sea cancelada</w:t>
+      </w:r>
+      <w:r>
+        <w:rPr>
+          <w:rFonts w:ascii="Arial" w:eastAsia="Times New Roman" w:hAnsi="Arial" w:cs="Arial"/>
+          <w:sz w:val="24"/>
+          <w:szCs w:val="24"/>
+          <w:lang w:eastAsia="es-MX"/>
+        </w:rPr>
+        <w:t>, solo como confirmación de la cancelación.</w:t>
+      </w:r>
+    </w:p>
+    <w:p>
+      <w:pPr>
         <w:spacing w:line="360" w:lineRule="auto"/>
         <w:jc w:val="both"/>
         <w:rPr>
@@ -14640,6 +14737,7 @@
         <w:rPr>
           <w:rFonts w:ascii="Arial" w:hAnsi="Arial" w:cs="Arial"/>
         </w:rPr>
+        <w:lastRenderedPageBreak/>
         <w:t>El sistema contará con una barra de herramientas (</w:t>
       </w:r>
       <w:proofErr w:type="spellStart"/>
@@ -14668,14 +14766,7 @@
         <w:rPr>
           <w:rFonts w:ascii="Arial" w:hAnsi="Arial" w:cs="Arial"/>
         </w:rPr>
-        <w:t xml:space="preserve">, permitiendo al administrador gestionar la creación de </w:t>
-      </w:r>
-      <w:r>
-        <w:rPr>
-          <w:rFonts w:ascii="Arial" w:hAnsi="Arial" w:cs="Arial"/>
-        </w:rPr>
-        <w:lastRenderedPageBreak/>
-        <w:t>nuevos servicios completando los siguientes campos: nombre del servicio, duración en minutos y color.</w:t>
+        <w:t>, permitiendo al administrador gestionar la creación de nuevos servicios completando los siguientes campos: nombre del servicio, duración en minutos y color.</w:t>
       </w:r>
     </w:p>
     <w:p>
@@ -14988,17 +15079,8 @@
           <w:szCs w:val="24"/>
           <w:lang w:eastAsia="es-MX"/>
         </w:rPr>
-        <w:t xml:space="preserve">El sistema permitirá al administrador modificar citas previamente agendadas, restringiendo los cambios únicamente al tipo de servicio. Para ello, deberá hacer clic en el botón “Consultar”, que mostrará un panel con todos los </w:t>
-      </w:r>
-      <w:r>
-        <w:rPr>
-          <w:rFonts w:ascii="Arial" w:eastAsia="Times New Roman" w:hAnsi="Arial" w:cs="Arial"/>
-          <w:sz w:val="24"/>
-          <w:szCs w:val="24"/>
-          <w:lang w:eastAsia="es-MX"/>
-        </w:rPr>
         <w:lastRenderedPageBreak/>
-        <w:t>registros de citas. Luego, seleccionará el mes, día y hora correspondientes y hará clic en el ícono “Editar” de la cita deseada.</w:t>
+        <w:t>El sistema permitirá al administrador modificar citas previamente agendadas, restringiendo los cambios únicamente al tipo de servicio. Para ello, deberá hacer clic en el botón “Consultar”, que mostrará un panel con todos los registros de citas. Luego, seleccionará el mes, día y hora correspondientes y hará clic en el ícono “Editar” de la cita deseada.</w:t>
       </w:r>
     </w:p>
     <w:p>
@@ -15194,7 +15276,43 @@
           <w:szCs w:val="24"/>
           <w:lang w:eastAsia="es-MX"/>
         </w:rPr>
-        <w:t>” en la página principal redirigirá a la página de inicio de sesión del panel administrativo.</w:t>
+        <w:t xml:space="preserve">” </w:t>
+      </w:r>
+      <w:r>
+        <w:rPr>
+          <w:rFonts w:ascii="Arial" w:eastAsia="Times New Roman" w:hAnsi="Arial" w:cs="Arial"/>
+          <w:sz w:val="24"/>
+          <w:szCs w:val="24"/>
+          <w:lang w:eastAsia="es-MX"/>
+        </w:rPr>
+        <w:t xml:space="preserve">aparecerá </w:t>
+      </w:r>
+      <w:r>
+        <w:rPr>
+          <w:rFonts w:ascii="Arial" w:eastAsia="Times New Roman" w:hAnsi="Arial" w:cs="Arial"/>
+          <w:sz w:val="24"/>
+          <w:szCs w:val="24"/>
+          <w:lang w:eastAsia="es-MX"/>
+        </w:rPr>
+        <w:t xml:space="preserve">en la página principal </w:t>
+      </w:r>
+      <w:r>
+        <w:rPr>
+          <w:rFonts w:ascii="Arial" w:eastAsia="Times New Roman" w:hAnsi="Arial" w:cs="Arial"/>
+          <w:sz w:val="24"/>
+          <w:szCs w:val="24"/>
+          <w:lang w:eastAsia="es-MX"/>
+        </w:rPr>
+        <w:t xml:space="preserve">en la parte superior central el cual </w:t>
+      </w:r>
+      <w:r>
+        <w:rPr>
+          <w:rFonts w:ascii="Arial" w:eastAsia="Times New Roman" w:hAnsi="Arial" w:cs="Arial"/>
+          <w:sz w:val="24"/>
+          <w:szCs w:val="24"/>
+          <w:lang w:eastAsia="es-MX"/>
+        </w:rPr>
+        <w:t>redirigirá a la página de inicio de sesión del panel administrativo.</w:t>
       </w:r>
     </w:p>
     <w:p>
@@ -15246,6 +15364,7 @@
           <w:szCs w:val="24"/>
           <w:lang w:eastAsia="es-MX"/>
         </w:rPr>
+        <w:lastRenderedPageBreak/>
         <w:t xml:space="preserve">La interfaz de usuario, tanto para pacientes como para administradores, empleará tonalidades acordes a los colores del logotipo del consultorio “Medical </w:t>
       </w:r>
       <w:proofErr w:type="spellStart"/>
@@ -15310,9 +15429,8 @@
         <w:spacing w:line="360" w:lineRule="auto"/>
       </w:pPr>
       <w:bookmarkStart w:id="68" w:name="_Toc210759842"/>
-      <w:bookmarkStart w:id="69" w:name="_Toc210760555"/>
-      <w:r>
-        <w:lastRenderedPageBreak/>
+      <w:bookmarkStart w:id="69" w:name="_Toc211068715"/>
+      <w:r>
         <w:t>b) Requerimientos Técnicos</w:t>
       </w:r>
       <w:bookmarkEnd w:id="68"/>
@@ -15733,19 +15851,32 @@
     <w:p>
       <w:pPr>
         <w:spacing w:line="360" w:lineRule="auto"/>
-        <w:jc w:val="both"/>
-        <w:rPr>
-          <w:rFonts w:ascii="Arial" w:hAnsi="Arial" w:cs="Arial"/>
-          <w:sz w:val="24"/>
-          <w:szCs w:val="24"/>
-        </w:rPr>
-      </w:pPr>
-      <w:r>
-        <w:rPr>
-          <w:rFonts w:ascii="Arial" w:hAnsi="Arial" w:cs="Arial"/>
-          <w:sz w:val="24"/>
-          <w:szCs w:val="24"/>
-        </w:rPr>
+        <w:ind w:left="720"/>
+        <w:jc w:val="both"/>
+        <w:rPr>
+          <w:rFonts w:ascii="Arial" w:hAnsi="Arial" w:cs="Arial"/>
+          <w:sz w:val="24"/>
+          <w:szCs w:val="24"/>
+        </w:rPr>
+      </w:pPr>
+    </w:p>
+    <w:p>
+      <w:pPr>
+        <w:spacing w:line="360" w:lineRule="auto"/>
+        <w:jc w:val="both"/>
+        <w:rPr>
+          <w:rFonts w:ascii="Arial" w:hAnsi="Arial" w:cs="Arial"/>
+          <w:sz w:val="24"/>
+          <w:szCs w:val="24"/>
+        </w:rPr>
+      </w:pPr>
+      <w:r>
+        <w:rPr>
+          <w:rFonts w:ascii="Arial" w:hAnsi="Arial" w:cs="Arial"/>
+          <w:sz w:val="24"/>
+          <w:szCs w:val="24"/>
+        </w:rPr>
+        <w:lastRenderedPageBreak/>
         <w:t>Uso</w:t>
       </w:r>
     </w:p>
@@ -15818,7 +15949,6 @@
     </w:p>
     <w:p>
       <w:pPr>
-        <w:pStyle w:val="Prrafodelista"/>
         <w:spacing w:line="360" w:lineRule="auto"/>
         <w:jc w:val="both"/>
         <w:rPr>
@@ -15827,24 +15957,12 @@
           <w:szCs w:val="24"/>
         </w:rPr>
       </w:pPr>
-    </w:p>
-    <w:p>
-      <w:pPr>
-        <w:spacing w:line="360" w:lineRule="auto"/>
-        <w:jc w:val="both"/>
-        <w:rPr>
-          <w:rFonts w:ascii="Arial" w:hAnsi="Arial" w:cs="Arial"/>
-          <w:sz w:val="24"/>
-          <w:szCs w:val="24"/>
-        </w:rPr>
-      </w:pPr>
-      <w:r>
-        <w:rPr>
-          <w:rFonts w:ascii="Arial" w:hAnsi="Arial" w:cs="Arial"/>
-          <w:sz w:val="24"/>
-          <w:szCs w:val="24"/>
-        </w:rPr>
-        <w:lastRenderedPageBreak/>
+      <w:r>
+        <w:rPr>
+          <w:rFonts w:ascii="Arial" w:hAnsi="Arial" w:cs="Arial"/>
+          <w:sz w:val="24"/>
+          <w:szCs w:val="24"/>
+        </w:rPr>
         <w:t>Software:</w:t>
       </w:r>
     </w:p>
@@ -15910,7 +16028,7 @@
         <w:spacing w:line="360" w:lineRule="auto"/>
       </w:pPr>
       <w:bookmarkStart w:id="70" w:name="_Toc210759843"/>
-      <w:bookmarkStart w:id="71" w:name="_Toc210760556"/>
+      <w:bookmarkStart w:id="71" w:name="_Toc211068716"/>
       <w:r>
         <w:t>c) Requerimientos Económicos/Materiales</w:t>
       </w:r>
@@ -15951,22 +16069,11 @@
     </w:p>
     <w:p>
       <w:pPr>
-        <w:spacing w:line="360" w:lineRule="auto"/>
-        <w:jc w:val="both"/>
-        <w:rPr>
-          <w:rFonts w:ascii="Arial" w:hAnsi="Arial" w:cs="Arial"/>
-          <w:sz w:val="24"/>
-          <w:szCs w:val="24"/>
-        </w:rPr>
-      </w:pPr>
-    </w:p>
-    <w:p>
-      <w:pPr>
         <w:pStyle w:val="Ttulo3"/>
       </w:pPr>
       <w:bookmarkStart w:id="72" w:name="_Toc210759844"/>
-      <w:bookmarkStart w:id="73" w:name="_Toc210760557"/>
-      <w:bookmarkEnd w:id="61"/>
+      <w:bookmarkStart w:id="73" w:name="_Toc211068717"/>
+      <w:bookmarkEnd w:id="60"/>
       <w:r>
         <w:t xml:space="preserve">4.1.2 </w:t>
       </w:r>
@@ -15978,6 +16085,9 @@
     </w:p>
     <w:p>
       <w:r>
+        <w:rPr>
+          <w:noProof/>
+        </w:rPr>
         <w:drawing>
           <wp:inline distT="0" distB="0" distL="0" distR="0" wp14:anchorId="2F0C3CA0" wp14:editId="1E2D5103">
             <wp:extent cx="5943600" cy="4528185"/>
@@ -16015,15 +16125,12 @@
         </w:drawing>
       </w:r>
     </w:p>
-    <w:p/>
-    <w:p/>
-    <w:p/>
     <w:p>
       <w:pPr>
         <w:pStyle w:val="Ttulo3"/>
       </w:pPr>
       <w:bookmarkStart w:id="74" w:name="_Toc210759845"/>
-      <w:bookmarkStart w:id="75" w:name="_Toc210760558"/>
+      <w:bookmarkStart w:id="75" w:name="_Toc211068718"/>
       <w:r>
         <w:lastRenderedPageBreak/>
         <w:t xml:space="preserve">4.1.3 </w:t>
@@ -16032,10 +16139,10 @@
         <w:t xml:space="preserve">Método de Recolección de Datos: </w:t>
       </w:r>
       <w:bookmarkEnd w:id="74"/>
+      <w:r>
+        <w:t>Cuestionario</w:t>
+      </w:r>
       <w:bookmarkEnd w:id="75"/>
-      <w:r>
-        <w:t>Cuestionario</w:t>
-      </w:r>
     </w:p>
     <w:p>
       <w:pPr>
@@ -16627,7 +16734,7 @@
         <w:pStyle w:val="Ttulo2"/>
       </w:pPr>
       <w:bookmarkStart w:id="76" w:name="_Toc210759846"/>
-      <w:bookmarkStart w:id="77" w:name="_Toc210760559"/>
+      <w:bookmarkStart w:id="77" w:name="_Toc211068719"/>
       <w:r>
         <w:t xml:space="preserve">4.2 </w:t>
       </w:r>
@@ -16642,7 +16749,7 @@
         <w:pStyle w:val="Ttulo3"/>
       </w:pPr>
       <w:bookmarkStart w:id="78" w:name="_Toc210759847"/>
-      <w:bookmarkStart w:id="79" w:name="_Toc210760560"/>
+      <w:bookmarkStart w:id="79" w:name="_Toc211068720"/>
       <w:r>
         <w:t xml:space="preserve">4.2.1 </w:t>
       </w:r>
@@ -16660,7 +16767,7 @@
         <w:pStyle w:val="Ttulo4"/>
       </w:pPr>
       <w:bookmarkStart w:id="80" w:name="_Toc210759848"/>
-      <w:bookmarkStart w:id="81" w:name="_Toc210760561"/>
+      <w:bookmarkStart w:id="81" w:name="_Toc211068721"/>
       <w:r>
         <w:t>a) Casos de Uso</w:t>
       </w:r>
@@ -16676,7 +16783,7 @@
         <w:pStyle w:val="Ttulo4"/>
       </w:pPr>
       <w:bookmarkStart w:id="82" w:name="_Toc210759849"/>
-      <w:bookmarkStart w:id="83" w:name="_Toc210760562"/>
+      <w:bookmarkStart w:id="83" w:name="_Toc211068722"/>
       <w:r>
         <w:t>b) Actividades</w:t>
       </w:r>
@@ -16689,7 +16796,7 @@
         <w:pStyle w:val="Ttulo3"/>
       </w:pPr>
       <w:bookmarkStart w:id="84" w:name="_Toc210759850"/>
-      <w:bookmarkStart w:id="85" w:name="_Toc210760563"/>
+      <w:bookmarkStart w:id="85" w:name="_Toc211068723"/>
       <w:r>
         <w:t xml:space="preserve">4.2.2 </w:t>
       </w:r>
@@ -16704,7 +16811,7 @@
         <w:pStyle w:val="Ttulo4"/>
       </w:pPr>
       <w:bookmarkStart w:id="86" w:name="_Toc210759851"/>
-      <w:bookmarkStart w:id="87" w:name="_Toc210760564"/>
+      <w:bookmarkStart w:id="87" w:name="_Toc211068724"/>
       <w:r>
         <w:t>a</w:t>
       </w:r>
@@ -16723,7 +16830,7 @@
         <w:pStyle w:val="Ttulo4"/>
       </w:pPr>
       <w:bookmarkStart w:id="88" w:name="_Toc210759852"/>
-      <w:bookmarkStart w:id="89" w:name="_Toc210760565"/>
+      <w:bookmarkStart w:id="89" w:name="_Toc211068725"/>
       <w:r>
         <w:t>b) Diccionario de Datos</w:t>
       </w:r>
@@ -16736,7 +16843,7 @@
         <w:pStyle w:val="Ttulo3"/>
       </w:pPr>
       <w:bookmarkStart w:id="90" w:name="_Toc210759853"/>
-      <w:bookmarkStart w:id="91" w:name="_Toc210760566"/>
+      <w:bookmarkStart w:id="91" w:name="_Toc211068726"/>
       <w:r>
         <w:t>4.2.3 Diseño de interfaces, componentes, Circuitos, Estructuras</w:t>
       </w:r>
@@ -16749,7 +16856,7 @@
         <w:pStyle w:val="Ttulo3"/>
       </w:pPr>
       <w:bookmarkStart w:id="92" w:name="_Toc210759854"/>
-      <w:bookmarkStart w:id="93" w:name="_Toc210760567"/>
+      <w:bookmarkStart w:id="93" w:name="_Toc211068727"/>
       <w:r>
         <w:t xml:space="preserve">4.2.4 </w:t>
       </w:r>
@@ -16767,7 +16874,7 @@
         <w:pStyle w:val="Ttulo2"/>
       </w:pPr>
       <w:bookmarkStart w:id="94" w:name="_Toc210759855"/>
-      <w:bookmarkStart w:id="95" w:name="_Toc210760568"/>
+      <w:bookmarkStart w:id="95" w:name="_Toc211068728"/>
       <w:r>
         <w:lastRenderedPageBreak/>
         <w:t xml:space="preserve">4.3 </w:t>
@@ -16783,7 +16890,7 @@
         <w:pStyle w:val="Ttulo3"/>
       </w:pPr>
       <w:bookmarkStart w:id="96" w:name="_Toc210759856"/>
-      <w:bookmarkStart w:id="97" w:name="_Toc210760569"/>
+      <w:bookmarkStart w:id="97" w:name="_Toc211068729"/>
       <w:r>
         <w:t>4.3.1 Evidencia gráfica (Interfaces, fotografías o componentes que evidencian de la construcción del proyecto con su código correspondiente.)</w:t>
       </w:r>
@@ -16794,7 +16901,7 @@
       <w:pPr>
         <w:pStyle w:val="Ttulo4"/>
       </w:pPr>
-      <w:bookmarkStart w:id="98" w:name="_Toc210760570"/>
+      <w:bookmarkStart w:id="98" w:name="_Toc211068730"/>
       <w:r>
         <w:t xml:space="preserve">a) </w:t>
       </w:r>
@@ -16811,7 +16918,7 @@
       <w:pPr>
         <w:pStyle w:val="Ttulo4"/>
       </w:pPr>
-      <w:bookmarkStart w:id="99" w:name="_Toc210760571"/>
+      <w:bookmarkStart w:id="99" w:name="_Toc211068731"/>
       <w:r>
         <w:t xml:space="preserve">b) </w:t>
       </w:r>
@@ -16826,7 +16933,7 @@
         <w:pStyle w:val="Ttulo2"/>
       </w:pPr>
       <w:bookmarkStart w:id="100" w:name="_Toc210759857"/>
-      <w:bookmarkStart w:id="101" w:name="_Toc210760572"/>
+      <w:bookmarkStart w:id="101" w:name="_Toc211068732"/>
       <w:r>
         <w:t>4</w:t>
       </w:r>
@@ -16843,7 +16950,7 @@
         <w:pStyle w:val="Ttulo1"/>
       </w:pPr>
       <w:bookmarkStart w:id="102" w:name="_Toc210759858"/>
-      <w:bookmarkStart w:id="103" w:name="_Toc210760573"/>
+      <w:bookmarkStart w:id="103" w:name="_Toc211068733"/>
       <w:r>
         <w:t>CAPÍTULO V RESULTADOS</w:t>
       </w:r>
@@ -16855,7 +16962,7 @@
         <w:pStyle w:val="Ttulo2"/>
       </w:pPr>
       <w:bookmarkStart w:id="104" w:name="_Toc210759859"/>
-      <w:bookmarkStart w:id="105" w:name="_Toc210760574"/>
+      <w:bookmarkStart w:id="105" w:name="_Toc211068734"/>
       <w:r>
         <w:t xml:space="preserve">5.1 </w:t>
       </w:r>
@@ -16871,7 +16978,7 @@
         <w:pStyle w:val="Ttulo2"/>
       </w:pPr>
       <w:bookmarkStart w:id="106" w:name="_Toc210759860"/>
-      <w:bookmarkStart w:id="107" w:name="_Toc210760575"/>
+      <w:bookmarkStart w:id="107" w:name="_Toc211068735"/>
       <w:r>
         <w:t>5.2 R</w:t>
       </w:r>
@@ -16887,7 +16994,7 @@
         <w:pStyle w:val="Ttulo2"/>
       </w:pPr>
       <w:bookmarkStart w:id="108" w:name="_Toc210759861"/>
-      <w:bookmarkStart w:id="109" w:name="_Toc210760576"/>
+      <w:bookmarkStart w:id="109" w:name="_Toc211068736"/>
       <w:r>
         <w:t xml:space="preserve">5.3 </w:t>
       </w:r>
@@ -22071,6 +22178,7 @@
   <w:style w:type="character" w:default="1" w:styleId="Fuentedeprrafopredeter">
     <w:name w:val="Default Paragraph Font"/>
     <w:uiPriority w:val="1"/>
+    <w:semiHidden/>
     <w:unhideWhenUsed/>
   </w:style>
   <w:style w:type="table" w:default="1" w:styleId="Tablanormal">

--- a/Organizacion_Proyecto/Proyecto_Completo/PropuestaIntegradora.V.0.0.5Capitulo1.docx
+++ b/Organizacion_Proyecto/Proyecto_Completo/PropuestaIntegradora.V.0.0.5Capitulo1.docx
@@ -6138,8 +6138,8 @@
         </w:rPr>
       </w:pPr>
       <w:bookmarkStart w:id="0" w:name="_Toc210759809"/>
-      <w:bookmarkStart w:id="1" w:name="_Hlk210731491"/>
-      <w:bookmarkStart w:id="2" w:name="_Toc211068682"/>
+      <w:bookmarkStart w:id="1" w:name="_Toc211068682"/>
+      <w:bookmarkStart w:id="2" w:name="_Hlk210731491"/>
       <w:r>
         <w:rPr>
           <w:rFonts w:cs="Arial"/>
@@ -6148,7 +6148,7 @@
         <w:t>INTRODUCCIÓN</w:t>
       </w:r>
       <w:bookmarkEnd w:id="0"/>
-      <w:bookmarkEnd w:id="2"/>
+      <w:bookmarkEnd w:id="1"/>
     </w:p>
     <w:p>
       <w:pPr>
@@ -9002,30 +9002,14 @@
           <w:rFonts w:ascii="Arial" w:hAnsi="Arial" w:cs="Arial"/>
           <w:sz w:val="24"/>
         </w:rPr>
-        <w:t xml:space="preserve"> sus propias </w:t>
-      </w:r>
-      <w:proofErr w:type="gramStart"/>
-      <w:r>
-        <w:rPr>
-          <w:rFonts w:ascii="Arial" w:hAnsi="Arial" w:cs="Arial"/>
-          <w:sz w:val="24"/>
-        </w:rPr>
-        <w:t xml:space="preserve">citas </w:t>
-      </w:r>
-      <w:r>
-        <w:rPr>
-          <w:rFonts w:ascii="Arial" w:hAnsi="Arial" w:cs="Arial"/>
-          <w:sz w:val="24"/>
-        </w:rPr>
-        <w:t>,</w:t>
-      </w:r>
-      <w:proofErr w:type="gramEnd"/>
-      <w:r>
-        <w:rPr>
-          <w:rFonts w:ascii="Arial" w:hAnsi="Arial" w:cs="Arial"/>
-          <w:sz w:val="24"/>
-        </w:rPr>
-        <w:t xml:space="preserve"> lo que no solo optimiza la gestión interna del consultorio, sino que también fortalece la autonomía del paciente y mejora significativamente su experiencia al interactuar con el servicio.</w:t>
+        <w:t xml:space="preserve"> sus propias citas </w:t>
+      </w:r>
+      <w:r>
+        <w:rPr>
+          <w:rFonts w:ascii="Arial" w:hAnsi="Arial" w:cs="Arial"/>
+          <w:sz w:val="24"/>
+        </w:rPr>
+        <w:t>, lo que no solo optimiza la gestión interna del consultorio, sino que también fortalece la autonomía del paciente y mejora significativamente su experiencia al interactuar con el servicio.</w:t>
       </w:r>
     </w:p>
     <w:p>
@@ -9446,7 +9430,7 @@
       </w:pPr>
       <w:bookmarkStart w:id="21" w:name="_Toc210759819"/>
       <w:bookmarkStart w:id="22" w:name="_Toc211068692"/>
-      <w:bookmarkEnd w:id="1"/>
+      <w:bookmarkEnd w:id="2"/>
       <w:r>
         <w:rPr>
           <w:rFonts w:cs="Arial"/>
@@ -13830,25 +13814,7 @@
           <w:sz w:val="24"/>
           <w:szCs w:val="24"/>
         </w:rPr>
-        <w:t xml:space="preserve">u otro tipo de organización, </w:t>
-      </w:r>
-      <w:proofErr w:type="gramStart"/>
-      <w:r>
-        <w:rPr>
-          <w:rFonts w:ascii="Arial" w:hAnsi="Arial" w:cs="Arial"/>
-          <w:sz w:val="24"/>
-          <w:szCs w:val="24"/>
-        </w:rPr>
-        <w:t>como</w:t>
-      </w:r>
-      <w:proofErr w:type="gramEnd"/>
-      <w:r>
-        <w:rPr>
-          <w:rFonts w:ascii="Arial" w:hAnsi="Arial" w:cs="Arial"/>
-          <w:sz w:val="24"/>
-          <w:szCs w:val="24"/>
-        </w:rPr>
-        <w:t xml:space="preserve"> por ejemplo, una universidad o un hospital.</w:t>
+        <w:t>u otro tipo de organización, como por ejemplo, una universidad o un hospital.</w:t>
       </w:r>
       <w:r>
         <w:rPr>
@@ -14268,8 +14234,8 @@
         </w:rPr>
       </w:pPr>
       <w:bookmarkStart w:id="59" w:name="_Toc210759838"/>
-      <w:bookmarkStart w:id="60" w:name="_Hlk210731589"/>
-      <w:bookmarkStart w:id="61" w:name="_Toc211068711"/>
+      <w:bookmarkStart w:id="60" w:name="_Toc211068711"/>
+      <w:bookmarkStart w:id="61" w:name="_Hlk210731589"/>
       <w:r>
         <w:rPr>
           <w:rFonts w:cs="Arial"/>
@@ -14278,7 +14244,7 @@
         <w:t>CAPÍTULO IV MÉTODOLOGÍA DE APLICACIÓN</w:t>
       </w:r>
       <w:bookmarkEnd w:id="59"/>
-      <w:bookmarkEnd w:id="61"/>
+      <w:bookmarkEnd w:id="60"/>
     </w:p>
     <w:p>
       <w:pPr>
@@ -14563,34 +14529,7 @@
           <w:szCs w:val="24"/>
           <w:lang w:eastAsia="es-MX"/>
         </w:rPr>
-        <w:t>El sistema notificara al usuario</w:t>
-      </w:r>
-      <w:r>
-        <w:rPr>
-          <w:rFonts w:ascii="Arial" w:eastAsia="Times New Roman" w:hAnsi="Arial" w:cs="Arial"/>
-          <w:sz w:val="24"/>
-          <w:szCs w:val="24"/>
-          <w:lang w:eastAsia="es-MX"/>
-        </w:rPr>
-        <w:t xml:space="preserve"> mediante un mensaje de WhatsApp </w:t>
-      </w:r>
-      <w:r>
-        <w:rPr>
-          <w:rFonts w:ascii="Arial" w:eastAsia="Times New Roman" w:hAnsi="Arial" w:cs="Arial"/>
-          <w:sz w:val="24"/>
-          <w:szCs w:val="24"/>
-          <w:lang w:eastAsia="es-MX"/>
-        </w:rPr>
-        <w:t>cuando su cita sea cancelada</w:t>
-      </w:r>
-      <w:r>
-        <w:rPr>
-          <w:rFonts w:ascii="Arial" w:eastAsia="Times New Roman" w:hAnsi="Arial" w:cs="Arial"/>
-          <w:sz w:val="24"/>
-          <w:szCs w:val="24"/>
-          <w:lang w:eastAsia="es-MX"/>
-        </w:rPr>
-        <w:t>, solo como confirmación de la cancelación.</w:t>
+        <w:t>El sistema notificara al usuario mediante un mensaje de WhatsApp cuando su cita sea cancelada, solo como confirmación de la cancelación.</w:t>
       </w:r>
     </w:p>
     <w:p>
@@ -14697,7 +14636,31 @@
         <w:rPr>
           <w:rFonts w:ascii="Arial" w:hAnsi="Arial" w:cs="Arial"/>
         </w:rPr>
-        <w:t>El sistema permitirá al administrador visualizar, mediante un panel, todos los horarios disponibles y las citas agendadas dentro de un periodo máximo de seis meses a partir de la fecha actual, identificadas por colores según el servicio previamente agendado.</w:t>
+        <w:t>El sistema permitirá al administrador visualizar mediante un panel</w:t>
+      </w:r>
+      <w:r>
+        <w:rPr>
+          <w:rFonts w:ascii="Arial" w:hAnsi="Arial" w:cs="Arial"/>
+        </w:rPr>
+        <w:t xml:space="preserve"> los recuadros</w:t>
+      </w:r>
+      <w:r>
+        <w:rPr>
+          <w:rFonts w:ascii="Arial" w:hAnsi="Arial" w:cs="Arial"/>
+        </w:rPr>
+        <w:t xml:space="preserve"> </w:t>
+      </w:r>
+      <w:r>
+        <w:rPr>
+          <w:rFonts w:ascii="Arial" w:hAnsi="Arial" w:cs="Arial"/>
+        </w:rPr>
+        <w:t xml:space="preserve">de </w:t>
+      </w:r>
+      <w:r>
+        <w:rPr>
+          <w:rFonts w:ascii="Arial" w:hAnsi="Arial" w:cs="Arial"/>
+        </w:rPr>
+        <w:t>los horarios disponibles y las citas agendadas dentro de un periodo máximo de seis meses a partir de la fecha actual, identificadas por colores según el servicio previamente agendado.</w:t>
       </w:r>
     </w:p>
     <w:p>
@@ -16073,7 +16036,7 @@
       </w:pPr>
       <w:bookmarkStart w:id="72" w:name="_Toc210759844"/>
       <w:bookmarkStart w:id="73" w:name="_Toc211068717"/>
-      <w:bookmarkEnd w:id="60"/>
+      <w:bookmarkEnd w:id="61"/>
       <w:r>
         <w:t xml:space="preserve">4.1.2 </w:t>
       </w:r>

--- a/Organizacion_Proyecto/Proyecto_Completo/PropuestaIntegradora.V.0.0.5Capitulo1.docx
+++ b/Organizacion_Proyecto/Proyecto_Completo/PropuestaIntegradora.V.0.0.5Capitulo1.docx
@@ -6226,9 +6226,9 @@
           <w:rFonts w:cs="Arial"/>
         </w:rPr>
       </w:pPr>
-      <w:bookmarkStart w:id="0" w:name="_Hlk210731491"/>
-      <w:bookmarkStart w:id="1" w:name="_Toc210759809"/>
-      <w:bookmarkStart w:id="2" w:name="_Toc211291035"/>
+      <w:bookmarkStart w:id="0" w:name="_Toc210759809"/>
+      <w:bookmarkStart w:id="1" w:name="_Toc211291035"/>
+      <w:bookmarkStart w:id="2" w:name="_Hlk210731491"/>
       <w:r>
         <w:rPr>
           <w:rFonts w:cs="Arial"/>
@@ -6236,8 +6236,8 @@
         <w:lastRenderedPageBreak/>
         <w:t>INTRODUCCIÓN</w:t>
       </w:r>
+      <w:bookmarkEnd w:id="0"/>
       <w:bookmarkEnd w:id="1"/>
-      <w:bookmarkEnd w:id="2"/>
     </w:p>
     <w:p>
       <w:pPr>
@@ -9552,7 +9552,7 @@
       </w:pPr>
       <w:bookmarkStart w:id="21" w:name="_Toc210759819"/>
       <w:bookmarkStart w:id="22" w:name="_Toc211291045"/>
-      <w:bookmarkEnd w:id="0"/>
+      <w:bookmarkEnd w:id="2"/>
       <w:r>
         <w:rPr>
           <w:rFonts w:cs="Arial"/>
@@ -14288,8 +14288,8 @@
         </w:rPr>
       </w:pPr>
       <w:bookmarkStart w:id="59" w:name="_Toc210759838"/>
-      <w:bookmarkStart w:id="60" w:name="_Hlk210731589"/>
-      <w:bookmarkStart w:id="61" w:name="_Toc211291064"/>
+      <w:bookmarkStart w:id="60" w:name="_Toc211291064"/>
+      <w:bookmarkStart w:id="61" w:name="_Hlk210731589"/>
       <w:r>
         <w:rPr>
           <w:rFonts w:cs="Arial"/>
@@ -14298,7 +14298,7 @@
         <w:t>CAPÍTULO IV MÉTODOLOGÍA DE APLICACIÓN</w:t>
       </w:r>
       <w:bookmarkEnd w:id="59"/>
-      <w:bookmarkEnd w:id="61"/>
+      <w:bookmarkEnd w:id="60"/>
     </w:p>
     <w:p>
       <w:pPr>
@@ -14643,9 +14643,8 @@
           <w:szCs w:val="24"/>
           <w:lang w:eastAsia="es-MX"/>
         </w:rPr>
-        <w:t>El sistema permitirá al administrador consultar citas mediante filtros seleccionables en orden: primero mes, luego día y finalmente hora. No es necesario completar todos los filtros, pero sí respetar el orden. La información se mostrará en un modal e incluirá: fecha completa (día, mes y hora), nombre completo del paciente, tipo de servicio, duración del servicio (hora de inicio y fin</w:t>
-      </w:r>
-      <w:proofErr w:type="gramStart"/>
+        <w:t>El sistema permitirá al administrador consultar citas mediante filtros seleccionables en orden: primero mes, luego día y finalmente hora. No es necesario completar todos los filtros, pero sí respetar el orden. La información se mostrará en un modal e incluirá: fecha completa (día, mes y hora), nombre completo del paciente, tipo de servicio, duración del servicio (hora de inicio y fin),</w:t>
+      </w:r>
       <w:r>
         <w:rPr>
           <w:rFonts w:ascii="Arial" w:eastAsia="Times New Roman" w:hAnsi="Arial" w:cs="Arial"/>
@@ -14653,9 +14652,8 @@
           <w:szCs w:val="24"/>
           <w:lang w:eastAsia="es-MX"/>
         </w:rPr>
-        <w:t>),descripción</w:t>
-      </w:r>
-      <w:proofErr w:type="gramEnd"/>
+        <w:t xml:space="preserve"> </w:t>
+      </w:r>
       <w:r>
         <w:rPr>
           <w:rFonts w:ascii="Arial" w:eastAsia="Times New Roman" w:hAnsi="Arial" w:cs="Arial"/>
@@ -14663,7 +14661,7 @@
           <w:szCs w:val="24"/>
           <w:lang w:eastAsia="es-MX"/>
         </w:rPr>
-        <w:t>, si aplica y por último los iconos de editar y cancelar.</w:t>
+        <w:t>descripción, si aplica y por último los iconos de editar y cancelar.</w:t>
       </w:r>
     </w:p>
     <w:p>
@@ -16086,16 +16084,26 @@
           <w:sz w:val="24"/>
           <w:szCs w:val="24"/>
         </w:rPr>
-        <w:t>Hosting.</w:t>
-      </w:r>
-      <w:r>
-        <w:rPr>
-          <w:rFonts w:ascii="Arial" w:hAnsi="Arial" w:cs="Arial"/>
-          <w:sz w:val="24"/>
-          <w:szCs w:val="24"/>
-        </w:rPr>
-        <w:t xml:space="preserve"> (pendiente por definir gratuito o de paga)</w:t>
-      </w:r>
+        <w:t>Hosting</w:t>
+      </w:r>
+      <w:r>
+        <w:rPr>
+          <w:rFonts w:ascii="Arial" w:hAnsi="Arial" w:cs="Arial"/>
+          <w:sz w:val="24"/>
+          <w:szCs w:val="24"/>
+        </w:rPr>
+        <w:t xml:space="preserve"> </w:t>
+      </w:r>
+      <w:proofErr w:type="spellStart"/>
+      <w:r>
+        <w:rPr>
+          <w:rFonts w:ascii="Arial" w:hAnsi="Arial" w:cs="Arial"/>
+          <w:sz w:val="24"/>
+          <w:szCs w:val="24"/>
+        </w:rPr>
+        <w:t>Hostinguer</w:t>
+      </w:r>
+      <w:proofErr w:type="spellEnd"/>
     </w:p>
     <w:p>
       <w:pPr>
@@ -16257,7 +16265,7 @@
       </w:pPr>
       <w:bookmarkStart w:id="72" w:name="_Toc210759844"/>
       <w:bookmarkStart w:id="73" w:name="_Toc211291070"/>
-      <w:bookmarkEnd w:id="60"/>
+      <w:bookmarkEnd w:id="61"/>
       <w:r>
         <w:lastRenderedPageBreak/>
         <w:t xml:space="preserve">4.1.2 </w:t>
@@ -16270,13 +16278,10 @@
     </w:p>
     <w:p>
       <w:r>
-        <w:rPr>
-          <w:noProof/>
-        </w:rPr>
         <w:drawing>
-          <wp:inline distT="0" distB="0" distL="0" distR="0" wp14:anchorId="2F0C3CA0" wp14:editId="1D7C5282">
-            <wp:extent cx="5943600" cy="4528185"/>
-            <wp:effectExtent l="0" t="0" r="0" b="3810"/>
+          <wp:inline distT="0" distB="0" distL="0" distR="0" wp14:anchorId="3004C2C4" wp14:editId="6826153F">
+            <wp:extent cx="5943600" cy="4560570"/>
+            <wp:effectExtent l="0" t="0" r="0" b="0"/>
             <wp:docPr id="1" name="Imagen 1"/>
             <wp:cNvGraphicFramePr>
               <a:graphicFrameLocks xmlns:a="http://schemas.openxmlformats.org/drawingml/2006/main" noChangeAspect="1"/>
@@ -16297,7 +16302,7 @@
                   <pic:spPr>
                     <a:xfrm>
                       <a:off x="0" y="0"/>
-                      <a:ext cx="5943600" cy="4528185"/>
+                      <a:ext cx="5943600" cy="4560570"/>
                     </a:xfrm>
                     <a:prstGeom prst="rect">
                       <a:avLst/>
@@ -16317,7 +16322,7 @@
         <w:jc w:val="center"/>
       </w:pPr>
       <w:bookmarkStart w:id="74" w:name="_Toc211291071"/>
-      <w:bookmarkStart w:id="75" w:name="_Toc211291960"/>
+      <w:bookmarkStart w:id="75" w:name="_Toc211894925"/>
       <w:r>
         <w:t>Imagen 1. Calendario de actividades del proyecto</w:t>
       </w:r>
@@ -17121,14 +17126,11 @@
         <w:t xml:space="preserve">4.2.1 </w:t>
       </w:r>
       <w:r>
-        <w:t>Diagramas UML (Identificar 3 procesos y modelar uno de cada uno por cada proceso)</w:t>
-      </w:r>
+        <w:t>Diagramas UML</w:t>
+      </w:r>
+      <w:bookmarkStart w:id="82" w:name="_Toc210759848"/>
       <w:bookmarkEnd w:id="80"/>
       <w:bookmarkEnd w:id="81"/>
-      <w:r>
-        <w:t xml:space="preserve"> </w:t>
-      </w:r>
-      <w:bookmarkStart w:id="82" w:name="_Toc210759848"/>
     </w:p>
     <w:p>
       <w:pPr>
@@ -17140,6 +17142,9 @@
       </w:r>
       <w:bookmarkEnd w:id="82"/>
       <w:bookmarkEnd w:id="83"/>
+      <w:r>
+        <w:t xml:space="preserve"> y actividades</w:t>
+      </w:r>
     </w:p>
     <w:p>
       <w:r>
@@ -17194,7 +17199,7 @@
         <w:pStyle w:val="Img"/>
         <w:jc w:val="center"/>
       </w:pPr>
-      <w:bookmarkStart w:id="84" w:name="_Toc211291961"/>
+      <w:bookmarkStart w:id="84" w:name="_Toc211894926"/>
       <w:r>
         <w:t>Imagen 2. Caso de uso Agendar Cita</w:t>
       </w:r>
@@ -17205,6 +17210,74 @@
     </w:p>
     <w:p/>
     <w:p/>
+    <w:p/>
+    <w:p>
+      <w:r>
+        <w:rPr>
+          <w:noProof/>
+        </w:rPr>
+        <w:lastRenderedPageBreak/>
+        <w:drawing>
+          <wp:inline distT="0" distB="0" distL="0" distR="0" wp14:anchorId="533E64EE" wp14:editId="1BB2D648">
+            <wp:extent cx="5943600" cy="3638550"/>
+            <wp:effectExtent l="0" t="0" r="0" b="0"/>
+            <wp:docPr id="17" name="Imagen 17" descr="Diagrama&#10;&#10;El contenido generado por IA puede ser incorrecto."/>
+            <wp:cNvGraphicFramePr>
+              <a:graphicFrameLocks xmlns:a="http://schemas.openxmlformats.org/drawingml/2006/main" noChangeAspect="1"/>
+            </wp:cNvGraphicFramePr>
+            <a:graphic xmlns:a="http://schemas.openxmlformats.org/drawingml/2006/main">
+              <a:graphicData uri="http://schemas.openxmlformats.org/drawingml/2006/picture">
+                <pic:pic xmlns:pic="http://schemas.openxmlformats.org/drawingml/2006/picture">
+                  <pic:nvPicPr>
+                    <pic:cNvPr id="17" name="Imagen 17" descr="Diagrama&#10;&#10;El contenido generado por IA puede ser incorrecto."/>
+                    <pic:cNvPicPr/>
+                  </pic:nvPicPr>
+                  <pic:blipFill>
+                    <a:blip r:embed="rId12">
+                      <a:extLst>
+                        <a:ext uri="{28A0092B-C50C-407E-A947-70E740481C1C}">
+                          <a14:useLocalDpi xmlns:a14="http://schemas.microsoft.com/office/drawing/2010/main" val="0"/>
+                        </a:ext>
+                      </a:extLst>
+                    </a:blip>
+                    <a:stretch>
+                      <a:fillRect/>
+                    </a:stretch>
+                  </pic:blipFill>
+                  <pic:spPr>
+                    <a:xfrm>
+                      <a:off x="0" y="0"/>
+                      <a:ext cx="5943600" cy="3638550"/>
+                    </a:xfrm>
+                    <a:prstGeom prst="rect">
+                      <a:avLst/>
+                    </a:prstGeom>
+                  </pic:spPr>
+                </pic:pic>
+              </a:graphicData>
+            </a:graphic>
+          </wp:inline>
+        </w:drawing>
+      </w:r>
+    </w:p>
+    <w:p/>
+    <w:p>
+      <w:pPr>
+        <w:pStyle w:val="Img"/>
+        <w:jc w:val="center"/>
+      </w:pPr>
+      <w:bookmarkStart w:id="85" w:name="_Toc211894927"/>
+      <w:r>
+        <w:t xml:space="preserve">Imagen </w:t>
+      </w:r>
+      <w:r>
+        <w:t>3</w:t>
+      </w:r>
+      <w:r>
+        <w:t>. Diagrama de actividades Agendar Cita.</w:t>
+      </w:r>
+      <w:bookmarkEnd w:id="85"/>
+    </w:p>
     <w:p/>
     <w:p>
       <w:r>
@@ -17228,7 +17301,7 @@
                     <pic:cNvPicPr/>
                   </pic:nvPicPr>
                   <pic:blipFill>
-                    <a:blip r:embed="rId12">
+                    <a:blip r:embed="rId13">
                       <a:extLst>
                         <a:ext uri="{28A0092B-C50C-407E-A947-70E740481C1C}">
                           <a14:useLocalDpi xmlns:a14="http://schemas.microsoft.com/office/drawing/2010/main" val="0"/>
@@ -17261,28 +17334,87 @@
         <w:pStyle w:val="Img"/>
         <w:jc w:val="center"/>
       </w:pPr>
-      <w:bookmarkStart w:id="85" w:name="_Toc211291962"/>
+      <w:bookmarkStart w:id="86" w:name="_Toc211894928"/>
       <w:r>
         <w:t xml:space="preserve">Imagen </w:t>
       </w:r>
       <w:r>
-        <w:t>3</w:t>
-      </w:r>
-      <w:r>
-        <w:t xml:space="preserve">. Caso de uso </w:t>
-      </w:r>
-      <w:r>
-        <w:t>Cancelar</w:t>
-      </w:r>
-      <w:r>
-        <w:t xml:space="preserve"> Cita</w:t>
-      </w:r>
-      <w:r>
-        <w:t>.</w:t>
-      </w:r>
-      <w:bookmarkEnd w:id="85"/>
+        <w:t>4</w:t>
+      </w:r>
+      <w:r>
+        <w:t>. Caso de uso Cancelar Cita.</w:t>
+      </w:r>
+      <w:bookmarkEnd w:id="86"/>
     </w:p>
     <w:p/>
+    <w:p/>
+    <w:p>
+      <w:r>
+        <w:rPr>
+          <w:noProof/>
+        </w:rPr>
+        <w:lastRenderedPageBreak/>
+        <w:drawing>
+          <wp:inline distT="0" distB="0" distL="0" distR="0" wp14:anchorId="260B0E34" wp14:editId="112CB14B">
+            <wp:extent cx="5943600" cy="5556885"/>
+            <wp:effectExtent l="0" t="0" r="0" b="5715"/>
+            <wp:docPr id="18" name="Imagen 18" descr="Diagrama&#10;&#10;El contenido generado por IA puede ser incorrecto."/>
+            <wp:cNvGraphicFramePr>
+              <a:graphicFrameLocks xmlns:a="http://schemas.openxmlformats.org/drawingml/2006/main" noChangeAspect="1"/>
+            </wp:cNvGraphicFramePr>
+            <a:graphic xmlns:a="http://schemas.openxmlformats.org/drawingml/2006/main">
+              <a:graphicData uri="http://schemas.openxmlformats.org/drawingml/2006/picture">
+                <pic:pic xmlns:pic="http://schemas.openxmlformats.org/drawingml/2006/picture">
+                  <pic:nvPicPr>
+                    <pic:cNvPr id="18" name="Imagen 18" descr="Diagrama&#10;&#10;El contenido generado por IA puede ser incorrecto."/>
+                    <pic:cNvPicPr/>
+                  </pic:nvPicPr>
+                  <pic:blipFill>
+                    <a:blip r:embed="rId14">
+                      <a:extLst>
+                        <a:ext uri="{28A0092B-C50C-407E-A947-70E740481C1C}">
+                          <a14:useLocalDpi xmlns:a14="http://schemas.microsoft.com/office/drawing/2010/main" val="0"/>
+                        </a:ext>
+                      </a:extLst>
+                    </a:blip>
+                    <a:stretch>
+                      <a:fillRect/>
+                    </a:stretch>
+                  </pic:blipFill>
+                  <pic:spPr>
+                    <a:xfrm>
+                      <a:off x="0" y="0"/>
+                      <a:ext cx="5943600" cy="5556885"/>
+                    </a:xfrm>
+                    <a:prstGeom prst="rect">
+                      <a:avLst/>
+                    </a:prstGeom>
+                  </pic:spPr>
+                </pic:pic>
+              </a:graphicData>
+            </a:graphic>
+          </wp:inline>
+        </w:drawing>
+      </w:r>
+    </w:p>
+    <w:p/>
+    <w:p>
+      <w:pPr>
+        <w:pStyle w:val="Img"/>
+        <w:jc w:val="center"/>
+      </w:pPr>
+      <w:bookmarkStart w:id="87" w:name="_Toc211894929"/>
+      <w:r>
+        <w:t xml:space="preserve">Imagen </w:t>
+      </w:r>
+      <w:r>
+        <w:t>5</w:t>
+      </w:r>
+      <w:r>
+        <w:t>. Diagrama de actividades Cancelar Cita.</w:t>
+      </w:r>
+      <w:bookmarkEnd w:id="87"/>
+    </w:p>
     <w:p/>
     <w:p/>
     <w:p>
@@ -17307,7 +17439,7 @@
                     <pic:cNvPicPr/>
                   </pic:nvPicPr>
                   <pic:blipFill>
-                    <a:blip r:embed="rId13">
+                    <a:blip r:embed="rId15">
                       <a:extLst>
                         <a:ext uri="{28A0092B-C50C-407E-A947-70E740481C1C}">
                           <a14:useLocalDpi xmlns:a14="http://schemas.microsoft.com/office/drawing/2010/main" val="0"/>
@@ -17340,134 +17472,21 @@
         <w:pStyle w:val="Img"/>
         <w:jc w:val="center"/>
       </w:pPr>
-      <w:bookmarkStart w:id="86" w:name="_Toc211291963"/>
-      <w:r>
-        <w:t>Imagen</w:t>
-      </w:r>
-      <w:r>
-        <w:t xml:space="preserve"> 4</w:t>
-      </w:r>
-      <w:r>
-        <w:t xml:space="preserve">. Caso de uso </w:t>
-      </w:r>
-      <w:r>
-        <w:t xml:space="preserve">Consultar </w:t>
-      </w:r>
-      <w:r>
-        <w:t>Cita</w:t>
-      </w:r>
-      <w:r>
-        <w:t>.</w:t>
-      </w:r>
-      <w:bookmarkEnd w:id="86"/>
+      <w:bookmarkStart w:id="88" w:name="_Toc211894930"/>
+      <w:r>
+        <w:t xml:space="preserve">Imagen </w:t>
+      </w:r>
+      <w:r>
+        <w:t>6</w:t>
+      </w:r>
+      <w:r>
+        <w:t>. Caso de uso Consultar Cita.</w:t>
+      </w:r>
+      <w:bookmarkEnd w:id="88"/>
     </w:p>
     <w:p/>
     <w:p/>
     <w:p/>
-    <w:p/>
-    <w:p/>
-    <w:p>
-      <w:pPr>
-        <w:pStyle w:val="Ttulo4"/>
-      </w:pPr>
-      <w:bookmarkStart w:id="87" w:name="_Toc210759849"/>
-      <w:bookmarkStart w:id="88" w:name="_Toc211291076"/>
-      <w:r>
-        <w:lastRenderedPageBreak/>
-        <w:t>b) Actividades</w:t>
-      </w:r>
-      <w:bookmarkEnd w:id="87"/>
-      <w:bookmarkEnd w:id="88"/>
-    </w:p>
-    <w:p/>
-    <w:p>
-      <w:r>
-        <w:rPr>
-          <w:noProof/>
-        </w:rPr>
-        <w:drawing>
-          <wp:inline distT="0" distB="0" distL="0" distR="0" wp14:anchorId="0BD91FC0" wp14:editId="4BA02050">
-            <wp:extent cx="5943600" cy="3638550"/>
-            <wp:effectExtent l="0" t="0" r="0" b="0"/>
-            <wp:docPr id="17" name="Imagen 17" descr="Diagrama&#10;&#10;El contenido generado por IA puede ser incorrecto."/>
-            <wp:cNvGraphicFramePr>
-              <a:graphicFrameLocks xmlns:a="http://schemas.openxmlformats.org/drawingml/2006/main" noChangeAspect="1"/>
-            </wp:cNvGraphicFramePr>
-            <a:graphic xmlns:a="http://schemas.openxmlformats.org/drawingml/2006/main">
-              <a:graphicData uri="http://schemas.openxmlformats.org/drawingml/2006/picture">
-                <pic:pic xmlns:pic="http://schemas.openxmlformats.org/drawingml/2006/picture">
-                  <pic:nvPicPr>
-                    <pic:cNvPr id="17" name="Imagen 17" descr="Diagrama&#10;&#10;El contenido generado por IA puede ser incorrecto."/>
-                    <pic:cNvPicPr/>
-                  </pic:nvPicPr>
-                  <pic:blipFill>
-                    <a:blip r:embed="rId14">
-                      <a:extLst>
-                        <a:ext uri="{28A0092B-C50C-407E-A947-70E740481C1C}">
-                          <a14:useLocalDpi xmlns:a14="http://schemas.microsoft.com/office/drawing/2010/main" val="0"/>
-                        </a:ext>
-                      </a:extLst>
-                    </a:blip>
-                    <a:stretch>
-                      <a:fillRect/>
-                    </a:stretch>
-                  </pic:blipFill>
-                  <pic:spPr>
-                    <a:xfrm>
-                      <a:off x="0" y="0"/>
-                      <a:ext cx="5943600" cy="3638550"/>
-                    </a:xfrm>
-                    <a:prstGeom prst="rect">
-                      <a:avLst/>
-                    </a:prstGeom>
-                  </pic:spPr>
-                </pic:pic>
-              </a:graphicData>
-            </a:graphic>
-          </wp:inline>
-        </w:drawing>
-      </w:r>
-    </w:p>
-    <w:p/>
-    <w:p>
-      <w:pPr>
-        <w:pStyle w:val="Img"/>
-        <w:jc w:val="center"/>
-      </w:pPr>
-      <w:bookmarkStart w:id="89" w:name="_Toc211291964"/>
-      <w:r>
-        <w:t xml:space="preserve">Imagen </w:t>
-      </w:r>
-      <w:r>
-        <w:t>5</w:t>
-      </w:r>
-      <w:r>
-        <w:t xml:space="preserve">. </w:t>
-      </w:r>
-      <w:r>
-        <w:t>Diagrama</w:t>
-      </w:r>
-      <w:r>
-        <w:t xml:space="preserve"> de </w:t>
-      </w:r>
-      <w:r>
-        <w:t>actividades</w:t>
-      </w:r>
-      <w:r>
-        <w:t xml:space="preserve"> </w:t>
-      </w:r>
-      <w:r>
-        <w:t>Agendar</w:t>
-      </w:r>
-      <w:r>
-        <w:t xml:space="preserve"> Cita</w:t>
-      </w:r>
-      <w:r>
-        <w:t>.</w:t>
-      </w:r>
-      <w:bookmarkEnd w:id="89"/>
-    </w:p>
-    <w:p/>
     <w:p>
       <w:r>
         <w:rPr>
@@ -17475,84 +17494,7 @@
         </w:rPr>
         <w:lastRenderedPageBreak/>
         <w:drawing>
-          <wp:inline distT="0" distB="0" distL="0" distR="0" wp14:anchorId="39B06146" wp14:editId="1251786C">
-            <wp:extent cx="5943600" cy="5556885"/>
-            <wp:effectExtent l="0" t="0" r="0" b="5715"/>
-            <wp:docPr id="18" name="Imagen 18" descr="Diagrama&#10;&#10;El contenido generado por IA puede ser incorrecto."/>
-            <wp:cNvGraphicFramePr>
-              <a:graphicFrameLocks xmlns:a="http://schemas.openxmlformats.org/drawingml/2006/main" noChangeAspect="1"/>
-            </wp:cNvGraphicFramePr>
-            <a:graphic xmlns:a="http://schemas.openxmlformats.org/drawingml/2006/main">
-              <a:graphicData uri="http://schemas.openxmlformats.org/drawingml/2006/picture">
-                <pic:pic xmlns:pic="http://schemas.openxmlformats.org/drawingml/2006/picture">
-                  <pic:nvPicPr>
-                    <pic:cNvPr id="18" name="Imagen 18" descr="Diagrama&#10;&#10;El contenido generado por IA puede ser incorrecto."/>
-                    <pic:cNvPicPr/>
-                  </pic:nvPicPr>
-                  <pic:blipFill>
-                    <a:blip r:embed="rId15">
-                      <a:extLst>
-                        <a:ext uri="{28A0092B-C50C-407E-A947-70E740481C1C}">
-                          <a14:useLocalDpi xmlns:a14="http://schemas.microsoft.com/office/drawing/2010/main" val="0"/>
-                        </a:ext>
-                      </a:extLst>
-                    </a:blip>
-                    <a:stretch>
-                      <a:fillRect/>
-                    </a:stretch>
-                  </pic:blipFill>
-                  <pic:spPr>
-                    <a:xfrm>
-                      <a:off x="0" y="0"/>
-                      <a:ext cx="5943600" cy="5556885"/>
-                    </a:xfrm>
-                    <a:prstGeom prst="rect">
-                      <a:avLst/>
-                    </a:prstGeom>
-                  </pic:spPr>
-                </pic:pic>
-              </a:graphicData>
-            </a:graphic>
-          </wp:inline>
-        </w:drawing>
-      </w:r>
-    </w:p>
-    <w:p/>
-    <w:p>
-      <w:pPr>
-        <w:pStyle w:val="Img"/>
-        <w:jc w:val="center"/>
-      </w:pPr>
-      <w:bookmarkStart w:id="90" w:name="_Toc211291965"/>
-      <w:r>
-        <w:t xml:space="preserve">Imagen </w:t>
-      </w:r>
-      <w:r>
-        <w:t>6</w:t>
-      </w:r>
-      <w:r>
-        <w:t xml:space="preserve">. Diagrama de actividades </w:t>
-      </w:r>
-      <w:r>
-        <w:t>Cancelar</w:t>
-      </w:r>
-      <w:r>
-        <w:t xml:space="preserve"> Cita</w:t>
-      </w:r>
-      <w:r>
-        <w:t>.</w:t>
-      </w:r>
-      <w:bookmarkEnd w:id="90"/>
-    </w:p>
-    <w:p/>
-    <w:p>
-      <w:r>
-        <w:rPr>
-          <w:noProof/>
-        </w:rPr>
-        <w:lastRenderedPageBreak/>
-        <w:drawing>
-          <wp:inline distT="0" distB="0" distL="0" distR="0" wp14:anchorId="49807A45" wp14:editId="041D1A01">
+          <wp:inline distT="0" distB="0" distL="0" distR="0" wp14:anchorId="6462245F" wp14:editId="241A4780">
             <wp:extent cx="5943600" cy="4641215"/>
             <wp:effectExtent l="0" t="0" r="0" b="6985"/>
             <wp:docPr id="19" name="Imagen 19" descr="Diagrama&#10;&#10;El contenido generado por IA puede ser incorrecto."/>
@@ -17600,26 +17542,11 @@
         <w:pStyle w:val="Img"/>
         <w:jc w:val="center"/>
       </w:pPr>
-      <w:bookmarkStart w:id="91" w:name="_Toc211291966"/>
-      <w:r>
-        <w:t xml:space="preserve">Imagen </w:t>
-      </w:r>
-      <w:r>
-        <w:t>7</w:t>
-      </w:r>
-      <w:r>
-        <w:t xml:space="preserve">. Diagrama de actividades </w:t>
-      </w:r>
-      <w:r>
-        <w:t>Consultar</w:t>
-      </w:r>
-      <w:r>
-        <w:t xml:space="preserve"> Cita</w:t>
-      </w:r>
-      <w:r>
-        <w:t>.</w:t>
-      </w:r>
-      <w:bookmarkEnd w:id="91"/>
+      <w:bookmarkStart w:id="89" w:name="_Toc211894931"/>
+      <w:r>
+        <w:t>Imagen 7. Diagrama de actividades Consultar Cita.</w:t>
+      </w:r>
+      <w:bookmarkEnd w:id="89"/>
     </w:p>
     <w:p/>
     <w:p/>
@@ -17634,8 +17561,8 @@
       <w:pPr>
         <w:pStyle w:val="Ttulo3"/>
       </w:pPr>
-      <w:bookmarkStart w:id="92" w:name="_Toc210759850"/>
-      <w:bookmarkStart w:id="93" w:name="_Toc211291077"/>
+      <w:bookmarkStart w:id="90" w:name="_Toc210759850"/>
+      <w:bookmarkStart w:id="91" w:name="_Toc211291077"/>
       <w:r>
         <w:lastRenderedPageBreak/>
         <w:t xml:space="preserve">4.2.2 </w:t>
@@ -17643,23 +17570,23 @@
       <w:r>
         <w:t>Modelado de Base de Datos</w:t>
       </w:r>
+      <w:bookmarkEnd w:id="90"/>
+      <w:bookmarkEnd w:id="91"/>
+    </w:p>
+    <w:p>
+      <w:pPr>
+        <w:pStyle w:val="Ttulo4"/>
+      </w:pPr>
+      <w:bookmarkStart w:id="92" w:name="_Toc210759851"/>
+      <w:bookmarkStart w:id="93" w:name="_Toc211291078"/>
+      <w:r>
+        <w:t>a</w:t>
+      </w:r>
+      <w:r>
+        <w:t>) Diagrama Relacional</w:t>
+      </w:r>
       <w:bookmarkEnd w:id="92"/>
       <w:bookmarkEnd w:id="93"/>
-    </w:p>
-    <w:p>
-      <w:pPr>
-        <w:pStyle w:val="Ttulo4"/>
-      </w:pPr>
-      <w:bookmarkStart w:id="94" w:name="_Toc210759851"/>
-      <w:bookmarkStart w:id="95" w:name="_Toc211291078"/>
-      <w:r>
-        <w:t>a</w:t>
-      </w:r>
-      <w:r>
-        <w:t>) Diagrama Relacional</w:t>
-      </w:r>
-      <w:bookmarkEnd w:id="94"/>
-      <w:bookmarkEnd w:id="95"/>
       <w:r>
         <w:t xml:space="preserve"> </w:t>
       </w:r>
@@ -17726,20 +17653,11 @@
         <w:pStyle w:val="Img"/>
         <w:jc w:val="center"/>
       </w:pPr>
-      <w:bookmarkStart w:id="96" w:name="_Toc211291967"/>
-      <w:r>
-        <w:t xml:space="preserve">Imagen </w:t>
-      </w:r>
-      <w:r>
-        <w:t>8</w:t>
-      </w:r>
-      <w:r>
-        <w:t xml:space="preserve">. </w:t>
-      </w:r>
-      <w:r>
-        <w:t>Diagrama relacional de la base de datos.</w:t>
-      </w:r>
-      <w:bookmarkEnd w:id="96"/>
+      <w:bookmarkStart w:id="94" w:name="_Toc211894932"/>
+      <w:r>
+        <w:t>Imagen 8. Diagrama relacional de la base de datos.</w:t>
+      </w:r>
+      <w:bookmarkEnd w:id="94"/>
     </w:p>
     <w:p/>
     <w:p/>
@@ -17754,14 +17672,14 @@
       <w:pPr>
         <w:pStyle w:val="Ttulo4"/>
       </w:pPr>
-      <w:bookmarkStart w:id="97" w:name="_Toc210759852"/>
-      <w:bookmarkStart w:id="98" w:name="_Toc211291079"/>
+      <w:bookmarkStart w:id="95" w:name="_Toc210759852"/>
+      <w:bookmarkStart w:id="96" w:name="_Toc211291079"/>
       <w:r>
         <w:lastRenderedPageBreak/>
         <w:t>b) Diccionario de Datos</w:t>
       </w:r>
-      <w:bookmarkEnd w:id="97"/>
-      <w:bookmarkEnd w:id="98"/>
+      <w:bookmarkEnd w:id="95"/>
+      <w:bookmarkEnd w:id="96"/>
     </w:p>
     <w:p>
       <w:pPr>
@@ -21557,14 +21475,14 @@
       <w:pPr>
         <w:pStyle w:val="Ttulo3"/>
       </w:pPr>
-      <w:bookmarkStart w:id="99" w:name="_Toc210759853"/>
-      <w:bookmarkStart w:id="100" w:name="_Toc211291080"/>
+      <w:bookmarkStart w:id="97" w:name="_Toc210759853"/>
+      <w:bookmarkStart w:id="98" w:name="_Toc211291080"/>
       <w:r>
         <w:lastRenderedPageBreak/>
         <w:t>4.2.3 Diseño de interfaces, componentes, Circuitos, Estructuras</w:t>
       </w:r>
-      <w:bookmarkEnd w:id="99"/>
-      <w:bookmarkEnd w:id="100"/>
+      <w:bookmarkEnd w:id="97"/>
+      <w:bookmarkEnd w:id="98"/>
     </w:p>
     <w:p>
       <w:r>
@@ -21629,20 +21547,11 @@
         <w:pStyle w:val="Img"/>
         <w:jc w:val="center"/>
       </w:pPr>
-      <w:bookmarkStart w:id="101" w:name="_Toc211291968"/>
-      <w:r>
-        <w:t xml:space="preserve">Imagen </w:t>
-      </w:r>
-      <w:r>
-        <w:t>9</w:t>
-      </w:r>
-      <w:r>
-        <w:t xml:space="preserve">. </w:t>
-      </w:r>
-      <w:r>
-        <w:t>Interfaz de inicio para usuarios.</w:t>
-      </w:r>
-      <w:bookmarkEnd w:id="101"/>
+      <w:bookmarkStart w:id="99" w:name="_Toc211894933"/>
+      <w:r>
+        <w:t>Imagen 9. Interfaz de inicio para usuarios.</w:t>
+      </w:r>
+      <w:bookmarkEnd w:id="99"/>
     </w:p>
     <w:p/>
     <w:p>
@@ -21705,23 +21614,11 @@
         <w:pStyle w:val="Img"/>
         <w:jc w:val="center"/>
       </w:pPr>
-      <w:bookmarkStart w:id="102" w:name="_Toc211291969"/>
-      <w:r>
-        <w:t xml:space="preserve">Imagen </w:t>
-      </w:r>
-      <w:r>
-        <w:t>10</w:t>
-      </w:r>
-      <w:r>
-        <w:t xml:space="preserve">. Interfaz de </w:t>
-      </w:r>
-      <w:r>
-        <w:t>paso 1 ingresar nombre para agendamiento de cita</w:t>
-      </w:r>
-      <w:r>
-        <w:t>.</w:t>
-      </w:r>
-      <w:bookmarkEnd w:id="102"/>
+      <w:bookmarkStart w:id="100" w:name="_Toc211894934"/>
+      <w:r>
+        <w:t>Imagen 10. Interfaz de paso 1 ingresar nombre para agendamiento de cita.</w:t>
+      </w:r>
+      <w:bookmarkEnd w:id="100"/>
     </w:p>
     <w:p>
       <w:r>
@@ -21784,21 +21681,9 @@
         <w:pStyle w:val="Img"/>
         <w:jc w:val="center"/>
       </w:pPr>
-      <w:bookmarkStart w:id="103" w:name="_Toc211291970"/>
-      <w:r>
-        <w:t>Imagen 1</w:t>
-      </w:r>
-      <w:r>
-        <w:t>1</w:t>
-      </w:r>
-      <w:r>
-        <w:t xml:space="preserve">. Interfaz de paso </w:t>
-      </w:r>
-      <w:r>
-        <w:t>2</w:t>
-      </w:r>
-      <w:r>
-        <w:t xml:space="preserve"> ingresar </w:t>
+      <w:bookmarkStart w:id="101" w:name="_Toc211894935"/>
+      <w:r>
+        <w:t xml:space="preserve">Imagen 11. Interfaz de paso 2 ingresar </w:t>
       </w:r>
       <w:proofErr w:type="spellStart"/>
       <w:r>
@@ -21808,7 +21693,7 @@
       <w:r>
         <w:t xml:space="preserve"> para agendamiento de cita.</w:t>
       </w:r>
-      <w:bookmarkEnd w:id="103"/>
+      <w:bookmarkEnd w:id="101"/>
     </w:p>
     <w:p/>
     <w:p>
@@ -21871,21 +21756,9 @@
         <w:pStyle w:val="Img"/>
         <w:jc w:val="center"/>
       </w:pPr>
-      <w:bookmarkStart w:id="104" w:name="_Toc211291971"/>
-      <w:r>
-        <w:t>Imagen 1</w:t>
-      </w:r>
-      <w:r>
-        <w:t>2</w:t>
-      </w:r>
-      <w:r>
-        <w:t xml:space="preserve">. Interfaz de paso </w:t>
-      </w:r>
-      <w:r>
-        <w:t>3</w:t>
-      </w:r>
-      <w:r>
-        <w:t xml:space="preserve"> </w:t>
+      <w:bookmarkStart w:id="102" w:name="_Toc211894936"/>
+      <w:r>
+        <w:t xml:space="preserve">Imagen 12. Interfaz de paso 3 </w:t>
       </w:r>
       <w:r>
         <w:t xml:space="preserve">seleccionar servicio </w:t>
@@ -21893,7 +21766,7 @@
       <w:r>
         <w:t>para agendamiento de cita.</w:t>
       </w:r>
-      <w:bookmarkEnd w:id="104"/>
+      <w:bookmarkEnd w:id="102"/>
     </w:p>
     <w:p/>
     <w:p/>
@@ -21958,29 +21831,11 @@
         <w:pStyle w:val="Img"/>
         <w:jc w:val="center"/>
       </w:pPr>
-      <w:bookmarkStart w:id="105" w:name="_Toc211291972"/>
-      <w:r>
-        <w:t>Imagen 1</w:t>
-      </w:r>
-      <w:r>
-        <w:t>3</w:t>
-      </w:r>
-      <w:r>
-        <w:t xml:space="preserve">. Interfaz de paso </w:t>
-      </w:r>
-      <w:r>
-        <w:t>4</w:t>
-      </w:r>
-      <w:r>
-        <w:t xml:space="preserve"> seleccionar </w:t>
-      </w:r>
-      <w:r>
-        <w:t>hora</w:t>
-      </w:r>
-      <w:r>
-        <w:t xml:space="preserve"> para agendamiento de cita.</w:t>
-      </w:r>
-      <w:bookmarkEnd w:id="105"/>
+      <w:bookmarkStart w:id="103" w:name="_Toc211894937"/>
+      <w:r>
+        <w:t>Imagen 13. Interfaz de paso 4 seleccionar hora para agendamiento de cita.</w:t>
+      </w:r>
+      <w:bookmarkEnd w:id="103"/>
     </w:p>
     <w:p/>
     <w:p>
@@ -22043,23 +21898,11 @@
         <w:pStyle w:val="Img"/>
         <w:jc w:val="center"/>
       </w:pPr>
-      <w:bookmarkStart w:id="106" w:name="_Toc211291973"/>
-      <w:r>
-        <w:t>Imagen 1</w:t>
-      </w:r>
-      <w:r>
-        <w:t>4</w:t>
-      </w:r>
-      <w:r>
-        <w:t>. Interfaz de</w:t>
-      </w:r>
-      <w:r>
-        <w:t xml:space="preserve"> inicio de sesión para administrador</w:t>
-      </w:r>
-      <w:r>
-        <w:t>.</w:t>
-      </w:r>
-      <w:bookmarkEnd w:id="106"/>
+      <w:bookmarkStart w:id="104" w:name="_Toc211894938"/>
+      <w:r>
+        <w:t>Imagen 14. Interfaz de inicio de sesión para administrador.</w:t>
+      </w:r>
+      <w:bookmarkEnd w:id="104"/>
     </w:p>
     <w:p/>
     <w:p>
@@ -22123,23 +21966,11 @@
         <w:pStyle w:val="Img"/>
         <w:jc w:val="center"/>
       </w:pPr>
-      <w:bookmarkStart w:id="107" w:name="_Toc211291974"/>
-      <w:r>
-        <w:t>Imagen 1</w:t>
-      </w:r>
-      <w:r>
-        <w:t>5</w:t>
-      </w:r>
-      <w:r>
-        <w:t xml:space="preserve">. Interfaz de </w:t>
-      </w:r>
-      <w:r>
-        <w:t>panel de visualización de citas</w:t>
-      </w:r>
-      <w:r>
-        <w:t>.</w:t>
-      </w:r>
-      <w:bookmarkEnd w:id="107"/>
+      <w:bookmarkStart w:id="105" w:name="_Toc211894939"/>
+      <w:r>
+        <w:t>Imagen 15. Interfaz de panel de visualización de citas.</w:t>
+      </w:r>
+      <w:bookmarkEnd w:id="105"/>
     </w:p>
     <w:p/>
     <w:p>
@@ -22202,23 +22033,11 @@
         <w:pStyle w:val="Img"/>
         <w:jc w:val="center"/>
       </w:pPr>
-      <w:bookmarkStart w:id="108" w:name="_Toc211291975"/>
-      <w:r>
-        <w:t>Imagen 1</w:t>
-      </w:r>
-      <w:r>
-        <w:t>6</w:t>
-      </w:r>
-      <w:r>
-        <w:t>. Interfaz de</w:t>
-      </w:r>
-      <w:r>
-        <w:t xml:space="preserve"> modal de editar citas</w:t>
-      </w:r>
-      <w:r>
-        <w:t>.</w:t>
-      </w:r>
-      <w:bookmarkEnd w:id="108"/>
+      <w:bookmarkStart w:id="106" w:name="_Toc211894940"/>
+      <w:r>
+        <w:t>Imagen 16. Interfaz de modal de editar citas.</w:t>
+      </w:r>
+      <w:bookmarkEnd w:id="106"/>
     </w:p>
     <w:p/>
     <w:p/>
@@ -22226,8 +22045,8 @@
       <w:pPr>
         <w:pStyle w:val="Ttulo3"/>
       </w:pPr>
-      <w:bookmarkStart w:id="109" w:name="_Toc210759854"/>
-      <w:bookmarkStart w:id="110" w:name="_Toc211291081"/>
+      <w:bookmarkStart w:id="107" w:name="_Toc210759854"/>
+      <w:bookmarkStart w:id="108" w:name="_Toc211291081"/>
       <w:r>
         <w:lastRenderedPageBreak/>
         <w:t xml:space="preserve">4.2.4 </w:t>
@@ -22235,8 +22054,8 @@
       <w:r>
         <w:t>Mapa del Sitio</w:t>
       </w:r>
-      <w:bookmarkEnd w:id="109"/>
-      <w:bookmarkEnd w:id="110"/>
+      <w:bookmarkEnd w:id="107"/>
+      <w:bookmarkEnd w:id="108"/>
     </w:p>
     <w:p/>
     <w:p/>
@@ -22245,100 +22064,120 @@
       <w:pPr>
         <w:pStyle w:val="Ttulo2"/>
       </w:pPr>
-      <w:bookmarkStart w:id="111" w:name="_Toc210759855"/>
-      <w:bookmarkStart w:id="112" w:name="_Toc211291082"/>
+      <w:bookmarkStart w:id="109" w:name="_Toc210759855"/>
+      <w:bookmarkStart w:id="110" w:name="_Toc211291082"/>
       <w:r>
         <w:t xml:space="preserve">4.3 </w:t>
       </w:r>
       <w:r>
         <w:t>Fase de Desarrollo</w:t>
+      </w:r>
+      <w:bookmarkEnd w:id="109"/>
+      <w:bookmarkEnd w:id="110"/>
+    </w:p>
+    <w:p>
+      <w:pPr>
+        <w:pStyle w:val="Ttulo3"/>
+      </w:pPr>
+      <w:bookmarkStart w:id="111" w:name="_Toc210759856"/>
+      <w:bookmarkStart w:id="112" w:name="_Toc211291083"/>
+      <w:r>
+        <w:t>4.3.1 Evidencia gráfica (Interfaces, fotografías o componentes que evidencian de la construcción del proyecto con su código correspondiente.)</w:t>
       </w:r>
       <w:bookmarkEnd w:id="111"/>
       <w:bookmarkEnd w:id="112"/>
     </w:p>
     <w:p>
       <w:pPr>
-        <w:pStyle w:val="Ttulo3"/>
-      </w:pPr>
-      <w:bookmarkStart w:id="113" w:name="_Toc210759856"/>
-      <w:bookmarkStart w:id="114" w:name="_Toc211291083"/>
-      <w:r>
-        <w:t>4.3.1 Evidencia gráfica (Interfaces, fotografías o componentes que evidencian de la construcción del proyecto con su código correspondiente.)</w:t>
+        <w:pStyle w:val="Ttulo4"/>
+      </w:pPr>
+      <w:bookmarkStart w:id="113" w:name="_Toc211291084"/>
+      <w:r>
+        <w:t xml:space="preserve">a) </w:t>
+      </w:r>
+      <w:r>
+        <w:t>Interfaz</w:t>
       </w:r>
       <w:bookmarkEnd w:id="113"/>
+      <w:r>
+        <w:t xml:space="preserve"> </w:t>
+      </w:r>
+    </w:p>
+    <w:p/>
+    <w:p>
+      <w:pPr>
+        <w:pStyle w:val="Ttulo4"/>
+      </w:pPr>
+      <w:bookmarkStart w:id="114" w:name="_Toc211291085"/>
+      <w:r>
+        <w:t xml:space="preserve">b) </w:t>
+      </w:r>
+      <w:r>
+        <w:t>Código</w:t>
+      </w:r>
       <w:bookmarkEnd w:id="114"/>
     </w:p>
-    <w:p>
-      <w:pPr>
-        <w:pStyle w:val="Ttulo4"/>
-      </w:pPr>
-      <w:bookmarkStart w:id="115" w:name="_Toc211291084"/>
-      <w:r>
-        <w:t xml:space="preserve">a) </w:t>
-      </w:r>
-      <w:r>
-        <w:t>Interfaz</w:t>
+    <w:p/>
+    <w:p>
+      <w:pPr>
+        <w:pStyle w:val="Ttulo2"/>
+      </w:pPr>
+      <w:bookmarkStart w:id="115" w:name="_Toc210759857"/>
+      <w:bookmarkStart w:id="116" w:name="_Toc211291086"/>
+      <w:r>
+        <w:t>4</w:t>
+      </w:r>
+      <w:r>
+        <w:t>.4 Fase de Pruebas y corrección de errores</w:t>
       </w:r>
       <w:bookmarkEnd w:id="115"/>
-      <w:r>
-        <w:t xml:space="preserve"> </w:t>
-      </w:r>
+      <w:bookmarkEnd w:id="116"/>
     </w:p>
     <w:p/>
-    <w:p>
-      <w:pPr>
-        <w:pStyle w:val="Ttulo4"/>
-      </w:pPr>
-      <w:bookmarkStart w:id="116" w:name="_Toc211291085"/>
-      <w:r>
-        <w:t xml:space="preserve">b) </w:t>
-      </w:r>
-      <w:r>
-        <w:t>Código</w:t>
-      </w:r>
-      <w:bookmarkEnd w:id="116"/>
-    </w:p>
     <w:p/>
     <w:p>
       <w:pPr>
-        <w:pStyle w:val="Ttulo2"/>
-      </w:pPr>
-      <w:bookmarkStart w:id="117" w:name="_Toc210759857"/>
-      <w:bookmarkStart w:id="118" w:name="_Toc211291086"/>
-      <w:r>
-        <w:t>4</w:t>
-      </w:r>
-      <w:r>
-        <w:t>.4 Fase de Pruebas y corrección de errores</w:t>
+        <w:pStyle w:val="Ttulo1"/>
+      </w:pPr>
+      <w:bookmarkStart w:id="117" w:name="_Toc210759858"/>
+      <w:bookmarkStart w:id="118" w:name="_Toc211291087"/>
+      <w:r>
+        <w:t>CAPÍTULO V RESULTADOS</w:t>
       </w:r>
       <w:bookmarkEnd w:id="117"/>
       <w:bookmarkEnd w:id="118"/>
     </w:p>
-    <w:p/>
-    <w:p/>
-    <w:p>
-      <w:pPr>
-        <w:pStyle w:val="Ttulo1"/>
-      </w:pPr>
-      <w:bookmarkStart w:id="119" w:name="_Toc210759858"/>
-      <w:bookmarkStart w:id="120" w:name="_Toc211291087"/>
-      <w:r>
-        <w:t>CAPÍTULO V RESULTADOS</w:t>
+    <w:p>
+      <w:pPr>
+        <w:pStyle w:val="Ttulo2"/>
+      </w:pPr>
+      <w:bookmarkStart w:id="119" w:name="_Toc210759859"/>
+      <w:bookmarkStart w:id="120" w:name="_Toc211291088"/>
+      <w:r>
+        <w:t xml:space="preserve">5.1 </w:t>
+      </w:r>
+      <w:r>
+        <w:t>Conclusiones</w:t>
       </w:r>
       <w:bookmarkEnd w:id="119"/>
       <w:bookmarkEnd w:id="120"/>
     </w:p>
     <w:p>
       <w:pPr>
+        <w:jc w:val="both"/>
+      </w:pPr>
+    </w:p>
+    <w:p>
+      <w:pPr>
         <w:pStyle w:val="Ttulo2"/>
       </w:pPr>
-      <w:bookmarkStart w:id="121" w:name="_Toc210759859"/>
-      <w:bookmarkStart w:id="122" w:name="_Toc211291088"/>
-      <w:r>
-        <w:t xml:space="preserve">5.1 </w:t>
-      </w:r>
-      <w:r>
-        <w:t>Conclusiones</w:t>
+      <w:bookmarkStart w:id="121" w:name="_Toc210759860"/>
+      <w:bookmarkStart w:id="122" w:name="_Toc211291089"/>
+      <w:r>
+        <w:t>5.2 R</w:t>
+      </w:r>
+      <w:r>
+        <w:t>eferencias bibliográficas</w:t>
       </w:r>
       <w:bookmarkEnd w:id="121"/>
       <w:bookmarkEnd w:id="122"/>
@@ -22352,36 +22191,16 @@
       <w:pPr>
         <w:pStyle w:val="Ttulo2"/>
       </w:pPr>
-      <w:bookmarkStart w:id="123" w:name="_Toc210759860"/>
-      <w:bookmarkStart w:id="124" w:name="_Toc211291089"/>
-      <w:r>
-        <w:t>5.2 R</w:t>
-      </w:r>
-      <w:r>
-        <w:t>eferencias bibliográficas</w:t>
+      <w:bookmarkStart w:id="123" w:name="_Toc210759861"/>
+      <w:bookmarkStart w:id="124" w:name="_Toc211291090"/>
+      <w:r>
+        <w:t xml:space="preserve">5.3 </w:t>
+      </w:r>
+      <w:r>
+        <w:t>Anexos</w:t>
       </w:r>
       <w:bookmarkEnd w:id="123"/>
       <w:bookmarkEnd w:id="124"/>
-    </w:p>
-    <w:p>
-      <w:pPr>
-        <w:jc w:val="both"/>
-      </w:pPr>
-    </w:p>
-    <w:p>
-      <w:pPr>
-        <w:pStyle w:val="Ttulo2"/>
-      </w:pPr>
-      <w:bookmarkStart w:id="125" w:name="_Toc210759861"/>
-      <w:bookmarkStart w:id="126" w:name="_Toc211291090"/>
-      <w:r>
-        <w:t xml:space="preserve">5.3 </w:t>
-      </w:r>
-      <w:r>
-        <w:t>Anexos</w:t>
-      </w:r>
-      <w:bookmarkEnd w:id="125"/>
-      <w:bookmarkEnd w:id="126"/>
     </w:p>
     <w:p/>
     <w:p>
@@ -22434,7 +22253,7 @@
           <w:tab w:val="right" w:leader="dot" w:pos="9350"/>
         </w:tabs>
         <w:rPr>
-          <w:rFonts w:ascii="Arial" w:eastAsiaTheme="minorEastAsia" w:hAnsi="Arial" w:cs="Arial"/>
+          <w:rFonts w:eastAsiaTheme="minorEastAsia"/>
           <w:noProof/>
           <w:kern w:val="2"/>
           <w:sz w:val="24"/>
@@ -22473,83 +22292,59 @@
         </w:rPr>
         <w:fldChar w:fldCharType="separate"/>
       </w:r>
-      <w:hyperlink w:anchor="_Toc211291960" w:history="1">
+      <w:hyperlink w:anchor="_Toc211894925" w:history="1">
         <w:r>
           <w:rPr>
             <w:rStyle w:val="Hipervnculo"/>
-            <w:rFonts w:ascii="Arial" w:hAnsi="Arial" w:cs="Arial"/>
-            <w:noProof/>
-            <w:sz w:val="24"/>
-            <w:szCs w:val="24"/>
+            <w:noProof/>
           </w:rPr>
           <w:t>Imagen 1. Calendario de actividades del proyecto.</w:t>
         </w:r>
         <w:r>
           <w:rPr>
-            <w:rFonts w:ascii="Arial" w:hAnsi="Arial" w:cs="Arial"/>
-            <w:noProof/>
-            <w:webHidden/>
-            <w:sz w:val="24"/>
-            <w:szCs w:val="24"/>
+            <w:noProof/>
+            <w:webHidden/>
           </w:rPr>
           <w:tab/>
         </w:r>
         <w:r>
           <w:rPr>
-            <w:rFonts w:ascii="Arial" w:hAnsi="Arial" w:cs="Arial"/>
-            <w:noProof/>
-            <w:webHidden/>
-            <w:sz w:val="24"/>
-            <w:szCs w:val="24"/>
+            <w:noProof/>
+            <w:webHidden/>
           </w:rPr>
           <w:fldChar w:fldCharType="begin"/>
         </w:r>
         <w:r>
           <w:rPr>
-            <w:rFonts w:ascii="Arial" w:hAnsi="Arial" w:cs="Arial"/>
-            <w:noProof/>
-            <w:webHidden/>
-            <w:sz w:val="24"/>
-            <w:szCs w:val="24"/>
-          </w:rPr>
-          <w:instrText xml:space="preserve"> PAGEREF _Toc211291960 \h </w:instrText>
-        </w:r>
-        <w:r>
-          <w:rPr>
-            <w:rFonts w:ascii="Arial" w:hAnsi="Arial" w:cs="Arial"/>
-            <w:noProof/>
-            <w:webHidden/>
-            <w:sz w:val="24"/>
-            <w:szCs w:val="24"/>
-          </w:rPr>
-        </w:r>
-        <w:r>
-          <w:rPr>
-            <w:rFonts w:ascii="Arial" w:hAnsi="Arial" w:cs="Arial"/>
-            <w:noProof/>
-            <w:webHidden/>
-            <w:sz w:val="24"/>
-            <w:szCs w:val="24"/>
+            <w:noProof/>
+            <w:webHidden/>
+          </w:rPr>
+          <w:instrText xml:space="preserve"> PAGEREF _Toc211894925 \h </w:instrText>
+        </w:r>
+        <w:r>
+          <w:rPr>
+            <w:noProof/>
+            <w:webHidden/>
+          </w:rPr>
+        </w:r>
+        <w:r>
+          <w:rPr>
+            <w:noProof/>
+            <w:webHidden/>
           </w:rPr>
           <w:fldChar w:fldCharType="separate"/>
         </w:r>
         <w:r>
           <w:rPr>
-            <w:rFonts w:ascii="Arial" w:hAnsi="Arial" w:cs="Arial"/>
-            <w:noProof/>
-            <w:webHidden/>
-            <w:sz w:val="24"/>
-            <w:szCs w:val="24"/>
+            <w:noProof/>
+            <w:webHidden/>
           </w:rPr>
           <w:t>30</w:t>
         </w:r>
         <w:r>
           <w:rPr>
-            <w:rFonts w:ascii="Arial" w:hAnsi="Arial" w:cs="Arial"/>
-            <w:noProof/>
-            <w:webHidden/>
-            <w:sz w:val="24"/>
-            <w:szCs w:val="24"/>
+            <w:noProof/>
+            <w:webHidden/>
           </w:rPr>
           <w:fldChar w:fldCharType="end"/>
         </w:r>
@@ -22562,7 +22357,7 @@
           <w:tab w:val="right" w:leader="dot" w:pos="9350"/>
         </w:tabs>
         <w:rPr>
-          <w:rFonts w:ascii="Arial" w:eastAsiaTheme="minorEastAsia" w:hAnsi="Arial" w:cs="Arial"/>
+          <w:rFonts w:eastAsiaTheme="minorEastAsia"/>
           <w:noProof/>
           <w:kern w:val="2"/>
           <w:sz w:val="24"/>
@@ -22571,83 +22366,59 @@
           <w14:ligatures w14:val="standardContextual"/>
         </w:rPr>
       </w:pPr>
-      <w:hyperlink w:anchor="_Toc211291961" w:history="1">
+      <w:hyperlink w:anchor="_Toc211894926" w:history="1">
         <w:r>
           <w:rPr>
             <w:rStyle w:val="Hipervnculo"/>
-            <w:rFonts w:ascii="Arial" w:hAnsi="Arial" w:cs="Arial"/>
-            <w:noProof/>
-            <w:sz w:val="24"/>
-            <w:szCs w:val="24"/>
+            <w:noProof/>
           </w:rPr>
           <w:t>Imagen 2. Caso de uso Agendar Cita.</w:t>
         </w:r>
         <w:r>
           <w:rPr>
-            <w:rFonts w:ascii="Arial" w:hAnsi="Arial" w:cs="Arial"/>
-            <w:noProof/>
-            <w:webHidden/>
-            <w:sz w:val="24"/>
-            <w:szCs w:val="24"/>
+            <w:noProof/>
+            <w:webHidden/>
           </w:rPr>
           <w:tab/>
         </w:r>
         <w:r>
           <w:rPr>
-            <w:rFonts w:ascii="Arial" w:hAnsi="Arial" w:cs="Arial"/>
-            <w:noProof/>
-            <w:webHidden/>
-            <w:sz w:val="24"/>
-            <w:szCs w:val="24"/>
+            <w:noProof/>
+            <w:webHidden/>
           </w:rPr>
           <w:fldChar w:fldCharType="begin"/>
         </w:r>
         <w:r>
           <w:rPr>
-            <w:rFonts w:ascii="Arial" w:hAnsi="Arial" w:cs="Arial"/>
-            <w:noProof/>
-            <w:webHidden/>
-            <w:sz w:val="24"/>
-            <w:szCs w:val="24"/>
-          </w:rPr>
-          <w:instrText xml:space="preserve"> PAGEREF _Toc211291961 \h </w:instrText>
-        </w:r>
-        <w:r>
-          <w:rPr>
-            <w:rFonts w:ascii="Arial" w:hAnsi="Arial" w:cs="Arial"/>
-            <w:noProof/>
-            <w:webHidden/>
-            <w:sz w:val="24"/>
-            <w:szCs w:val="24"/>
-          </w:rPr>
-        </w:r>
-        <w:r>
-          <w:rPr>
-            <w:rFonts w:ascii="Arial" w:hAnsi="Arial" w:cs="Arial"/>
-            <w:noProof/>
-            <w:webHidden/>
-            <w:sz w:val="24"/>
-            <w:szCs w:val="24"/>
+            <w:noProof/>
+            <w:webHidden/>
+          </w:rPr>
+          <w:instrText xml:space="preserve"> PAGEREF _Toc211894926 \h </w:instrText>
+        </w:r>
+        <w:r>
+          <w:rPr>
+            <w:noProof/>
+            <w:webHidden/>
+          </w:rPr>
+        </w:r>
+        <w:r>
+          <w:rPr>
+            <w:noProof/>
+            <w:webHidden/>
           </w:rPr>
           <w:fldChar w:fldCharType="separate"/>
         </w:r>
         <w:r>
           <w:rPr>
-            <w:rFonts w:ascii="Arial" w:hAnsi="Arial" w:cs="Arial"/>
-            <w:noProof/>
-            <w:webHidden/>
-            <w:sz w:val="24"/>
-            <w:szCs w:val="24"/>
+            <w:noProof/>
+            <w:webHidden/>
           </w:rPr>
           <w:t>33</w:t>
         </w:r>
         <w:r>
           <w:rPr>
-            <w:rFonts w:ascii="Arial" w:hAnsi="Arial" w:cs="Arial"/>
-            <w:noProof/>
-            <w:webHidden/>
-            <w:sz w:val="24"/>
-            <w:szCs w:val="24"/>
+            <w:noProof/>
+            <w:webHidden/>
           </w:rPr>
           <w:fldChar w:fldCharType="end"/>
         </w:r>
@@ -22660,7 +22431,7 @@
           <w:tab w:val="right" w:leader="dot" w:pos="9350"/>
         </w:tabs>
         <w:rPr>
-          <w:rFonts w:ascii="Arial" w:eastAsiaTheme="minorEastAsia" w:hAnsi="Arial" w:cs="Arial"/>
+          <w:rFonts w:eastAsiaTheme="minorEastAsia"/>
           <w:noProof/>
           <w:kern w:val="2"/>
           <w:sz w:val="24"/>
@@ -22669,83 +22440,59 @@
           <w14:ligatures w14:val="standardContextual"/>
         </w:rPr>
       </w:pPr>
-      <w:hyperlink w:anchor="_Toc211291962" w:history="1">
+      <w:hyperlink w:anchor="_Toc211894927" w:history="1">
         <w:r>
           <w:rPr>
             <w:rStyle w:val="Hipervnculo"/>
-            <w:rFonts w:ascii="Arial" w:hAnsi="Arial" w:cs="Arial"/>
-            <w:noProof/>
-            <w:sz w:val="24"/>
-            <w:szCs w:val="24"/>
-          </w:rPr>
-          <w:t>Imagen 3. Caso de uso Cancelar Cita.</w:t>
-        </w:r>
-        <w:r>
-          <w:rPr>
-            <w:rFonts w:ascii="Arial" w:hAnsi="Arial" w:cs="Arial"/>
-            <w:noProof/>
-            <w:webHidden/>
-            <w:sz w:val="24"/>
-            <w:szCs w:val="24"/>
+            <w:noProof/>
+          </w:rPr>
+          <w:t>Imagen 3. Diagrama de actividades Agendar Cita.</w:t>
+        </w:r>
+        <w:r>
+          <w:rPr>
+            <w:noProof/>
+            <w:webHidden/>
           </w:rPr>
           <w:tab/>
         </w:r>
         <w:r>
           <w:rPr>
-            <w:rFonts w:ascii="Arial" w:hAnsi="Arial" w:cs="Arial"/>
-            <w:noProof/>
-            <w:webHidden/>
-            <w:sz w:val="24"/>
-            <w:szCs w:val="24"/>
+            <w:noProof/>
+            <w:webHidden/>
           </w:rPr>
           <w:fldChar w:fldCharType="begin"/>
         </w:r>
         <w:r>
           <w:rPr>
-            <w:rFonts w:ascii="Arial" w:hAnsi="Arial" w:cs="Arial"/>
-            <w:noProof/>
-            <w:webHidden/>
-            <w:sz w:val="24"/>
-            <w:szCs w:val="24"/>
-          </w:rPr>
-          <w:instrText xml:space="preserve"> PAGEREF _Toc211291962 \h </w:instrText>
-        </w:r>
-        <w:r>
-          <w:rPr>
-            <w:rFonts w:ascii="Arial" w:hAnsi="Arial" w:cs="Arial"/>
-            <w:noProof/>
-            <w:webHidden/>
-            <w:sz w:val="24"/>
-            <w:szCs w:val="24"/>
-          </w:rPr>
-        </w:r>
-        <w:r>
-          <w:rPr>
-            <w:rFonts w:ascii="Arial" w:hAnsi="Arial" w:cs="Arial"/>
-            <w:noProof/>
-            <w:webHidden/>
-            <w:sz w:val="24"/>
-            <w:szCs w:val="24"/>
+            <w:noProof/>
+            <w:webHidden/>
+          </w:rPr>
+          <w:instrText xml:space="preserve"> PAGEREF _Toc211894927 \h </w:instrText>
+        </w:r>
+        <w:r>
+          <w:rPr>
+            <w:noProof/>
+            <w:webHidden/>
+          </w:rPr>
+        </w:r>
+        <w:r>
+          <w:rPr>
+            <w:noProof/>
+            <w:webHidden/>
           </w:rPr>
           <w:fldChar w:fldCharType="separate"/>
         </w:r>
         <w:r>
           <w:rPr>
-            <w:rFonts w:ascii="Arial" w:hAnsi="Arial" w:cs="Arial"/>
-            <w:noProof/>
-            <w:webHidden/>
-            <w:sz w:val="24"/>
-            <w:szCs w:val="24"/>
+            <w:noProof/>
+            <w:webHidden/>
           </w:rPr>
           <w:t>34</w:t>
         </w:r>
         <w:r>
           <w:rPr>
-            <w:rFonts w:ascii="Arial" w:hAnsi="Arial" w:cs="Arial"/>
-            <w:noProof/>
-            <w:webHidden/>
-            <w:sz w:val="24"/>
-            <w:szCs w:val="24"/>
+            <w:noProof/>
+            <w:webHidden/>
           </w:rPr>
           <w:fldChar w:fldCharType="end"/>
         </w:r>
@@ -22758,7 +22505,7 @@
           <w:tab w:val="right" w:leader="dot" w:pos="9350"/>
         </w:tabs>
         <w:rPr>
-          <w:rFonts w:ascii="Arial" w:eastAsiaTheme="minorEastAsia" w:hAnsi="Arial" w:cs="Arial"/>
+          <w:rFonts w:eastAsiaTheme="minorEastAsia"/>
           <w:noProof/>
           <w:kern w:val="2"/>
           <w:sz w:val="24"/>
@@ -22767,83 +22514,59 @@
           <w14:ligatures w14:val="standardContextual"/>
         </w:rPr>
       </w:pPr>
-      <w:hyperlink w:anchor="_Toc211291963" w:history="1">
+      <w:hyperlink w:anchor="_Toc211894928" w:history="1">
         <w:r>
           <w:rPr>
             <w:rStyle w:val="Hipervnculo"/>
-            <w:rFonts w:ascii="Arial" w:hAnsi="Arial" w:cs="Arial"/>
-            <w:noProof/>
-            <w:sz w:val="24"/>
-            <w:szCs w:val="24"/>
-          </w:rPr>
-          <w:t>Imagen 4. Caso de uso Consultar Cita.</w:t>
-        </w:r>
-        <w:r>
-          <w:rPr>
-            <w:rFonts w:ascii="Arial" w:hAnsi="Arial" w:cs="Arial"/>
-            <w:noProof/>
-            <w:webHidden/>
-            <w:sz w:val="24"/>
-            <w:szCs w:val="24"/>
+            <w:noProof/>
+          </w:rPr>
+          <w:t>Imagen 4. Caso de uso Cancelar Cita.</w:t>
+        </w:r>
+        <w:r>
+          <w:rPr>
+            <w:noProof/>
+            <w:webHidden/>
           </w:rPr>
           <w:tab/>
         </w:r>
         <w:r>
           <w:rPr>
-            <w:rFonts w:ascii="Arial" w:hAnsi="Arial" w:cs="Arial"/>
-            <w:noProof/>
-            <w:webHidden/>
-            <w:sz w:val="24"/>
-            <w:szCs w:val="24"/>
+            <w:noProof/>
+            <w:webHidden/>
           </w:rPr>
           <w:fldChar w:fldCharType="begin"/>
         </w:r>
         <w:r>
           <w:rPr>
-            <w:rFonts w:ascii="Arial" w:hAnsi="Arial" w:cs="Arial"/>
-            <w:noProof/>
-            <w:webHidden/>
-            <w:sz w:val="24"/>
-            <w:szCs w:val="24"/>
-          </w:rPr>
-          <w:instrText xml:space="preserve"> PAGEREF _Toc211291963 \h </w:instrText>
-        </w:r>
-        <w:r>
-          <w:rPr>
-            <w:rFonts w:ascii="Arial" w:hAnsi="Arial" w:cs="Arial"/>
-            <w:noProof/>
-            <w:webHidden/>
-            <w:sz w:val="24"/>
-            <w:szCs w:val="24"/>
-          </w:rPr>
-        </w:r>
-        <w:r>
-          <w:rPr>
-            <w:rFonts w:ascii="Arial" w:hAnsi="Arial" w:cs="Arial"/>
-            <w:noProof/>
-            <w:webHidden/>
-            <w:sz w:val="24"/>
-            <w:szCs w:val="24"/>
+            <w:noProof/>
+            <w:webHidden/>
+          </w:rPr>
+          <w:instrText xml:space="preserve"> PAGEREF _Toc211894928 \h </w:instrText>
+        </w:r>
+        <w:r>
+          <w:rPr>
+            <w:noProof/>
+            <w:webHidden/>
+          </w:rPr>
+        </w:r>
+        <w:r>
+          <w:rPr>
+            <w:noProof/>
+            <w:webHidden/>
           </w:rPr>
           <w:fldChar w:fldCharType="separate"/>
         </w:r>
         <w:r>
           <w:rPr>
-            <w:rFonts w:ascii="Arial" w:hAnsi="Arial" w:cs="Arial"/>
-            <w:noProof/>
-            <w:webHidden/>
-            <w:sz w:val="24"/>
-            <w:szCs w:val="24"/>
+            <w:noProof/>
+            <w:webHidden/>
           </w:rPr>
           <w:t>35</w:t>
         </w:r>
         <w:r>
           <w:rPr>
-            <w:rFonts w:ascii="Arial" w:hAnsi="Arial" w:cs="Arial"/>
-            <w:noProof/>
-            <w:webHidden/>
-            <w:sz w:val="24"/>
-            <w:szCs w:val="24"/>
+            <w:noProof/>
+            <w:webHidden/>
           </w:rPr>
           <w:fldChar w:fldCharType="end"/>
         </w:r>
@@ -22856,7 +22579,7 @@
           <w:tab w:val="right" w:leader="dot" w:pos="9350"/>
         </w:tabs>
         <w:rPr>
-          <w:rFonts w:ascii="Arial" w:eastAsiaTheme="minorEastAsia" w:hAnsi="Arial" w:cs="Arial"/>
+          <w:rFonts w:eastAsiaTheme="minorEastAsia"/>
           <w:noProof/>
           <w:kern w:val="2"/>
           <w:sz w:val="24"/>
@@ -22865,83 +22588,59 @@
           <w14:ligatures w14:val="standardContextual"/>
         </w:rPr>
       </w:pPr>
-      <w:hyperlink w:anchor="_Toc211291964" w:history="1">
+      <w:hyperlink w:anchor="_Toc211894929" w:history="1">
         <w:r>
           <w:rPr>
             <w:rStyle w:val="Hipervnculo"/>
-            <w:rFonts w:ascii="Arial" w:hAnsi="Arial" w:cs="Arial"/>
-            <w:noProof/>
-            <w:sz w:val="24"/>
-            <w:szCs w:val="24"/>
-          </w:rPr>
-          <w:t>Imagen 5. Diagrama de actividades Agendar Cita.</w:t>
-        </w:r>
-        <w:r>
-          <w:rPr>
-            <w:rFonts w:ascii="Arial" w:hAnsi="Arial" w:cs="Arial"/>
-            <w:noProof/>
-            <w:webHidden/>
-            <w:sz w:val="24"/>
-            <w:szCs w:val="24"/>
+            <w:noProof/>
+          </w:rPr>
+          <w:t>Imagen 5. Diagrama de actividades Cancelar Cita.</w:t>
+        </w:r>
+        <w:r>
+          <w:rPr>
+            <w:noProof/>
+            <w:webHidden/>
           </w:rPr>
           <w:tab/>
         </w:r>
         <w:r>
           <w:rPr>
-            <w:rFonts w:ascii="Arial" w:hAnsi="Arial" w:cs="Arial"/>
-            <w:noProof/>
-            <w:webHidden/>
-            <w:sz w:val="24"/>
-            <w:szCs w:val="24"/>
+            <w:noProof/>
+            <w:webHidden/>
           </w:rPr>
           <w:fldChar w:fldCharType="begin"/>
         </w:r>
         <w:r>
           <w:rPr>
-            <w:rFonts w:ascii="Arial" w:hAnsi="Arial" w:cs="Arial"/>
-            <w:noProof/>
-            <w:webHidden/>
-            <w:sz w:val="24"/>
-            <w:szCs w:val="24"/>
-          </w:rPr>
-          <w:instrText xml:space="preserve"> PAGEREF _Toc211291964 \h </w:instrText>
-        </w:r>
-        <w:r>
-          <w:rPr>
-            <w:rFonts w:ascii="Arial" w:hAnsi="Arial" w:cs="Arial"/>
-            <w:noProof/>
-            <w:webHidden/>
-            <w:sz w:val="24"/>
-            <w:szCs w:val="24"/>
-          </w:rPr>
-        </w:r>
-        <w:r>
-          <w:rPr>
-            <w:rFonts w:ascii="Arial" w:hAnsi="Arial" w:cs="Arial"/>
-            <w:noProof/>
-            <w:webHidden/>
-            <w:sz w:val="24"/>
-            <w:szCs w:val="24"/>
+            <w:noProof/>
+            <w:webHidden/>
+          </w:rPr>
+          <w:instrText xml:space="preserve"> PAGEREF _Toc211894929 \h </w:instrText>
+        </w:r>
+        <w:r>
+          <w:rPr>
+            <w:noProof/>
+            <w:webHidden/>
+          </w:rPr>
+        </w:r>
+        <w:r>
+          <w:rPr>
+            <w:noProof/>
+            <w:webHidden/>
           </w:rPr>
           <w:fldChar w:fldCharType="separate"/>
         </w:r>
         <w:r>
           <w:rPr>
-            <w:rFonts w:ascii="Arial" w:hAnsi="Arial" w:cs="Arial"/>
-            <w:noProof/>
-            <w:webHidden/>
-            <w:sz w:val="24"/>
-            <w:szCs w:val="24"/>
+            <w:noProof/>
+            <w:webHidden/>
           </w:rPr>
           <w:t>36</w:t>
         </w:r>
         <w:r>
           <w:rPr>
-            <w:rFonts w:ascii="Arial" w:hAnsi="Arial" w:cs="Arial"/>
-            <w:noProof/>
-            <w:webHidden/>
-            <w:sz w:val="24"/>
-            <w:szCs w:val="24"/>
+            <w:noProof/>
+            <w:webHidden/>
           </w:rPr>
           <w:fldChar w:fldCharType="end"/>
         </w:r>
@@ -22954,7 +22653,7 @@
           <w:tab w:val="right" w:leader="dot" w:pos="9350"/>
         </w:tabs>
         <w:rPr>
-          <w:rFonts w:ascii="Arial" w:eastAsiaTheme="minorEastAsia" w:hAnsi="Arial" w:cs="Arial"/>
+          <w:rFonts w:eastAsiaTheme="minorEastAsia"/>
           <w:noProof/>
           <w:kern w:val="2"/>
           <w:sz w:val="24"/>
@@ -22963,83 +22662,59 @@
           <w14:ligatures w14:val="standardContextual"/>
         </w:rPr>
       </w:pPr>
-      <w:hyperlink w:anchor="_Toc211291965" w:history="1">
+      <w:hyperlink w:anchor="_Toc211894930" w:history="1">
         <w:r>
           <w:rPr>
             <w:rStyle w:val="Hipervnculo"/>
-            <w:rFonts w:ascii="Arial" w:hAnsi="Arial" w:cs="Arial"/>
-            <w:noProof/>
-            <w:sz w:val="24"/>
-            <w:szCs w:val="24"/>
-          </w:rPr>
-          <w:t>Imagen 6. Diagrama de actividades Cancelar Cita.</w:t>
-        </w:r>
-        <w:r>
-          <w:rPr>
-            <w:rFonts w:ascii="Arial" w:hAnsi="Arial" w:cs="Arial"/>
-            <w:noProof/>
-            <w:webHidden/>
-            <w:sz w:val="24"/>
-            <w:szCs w:val="24"/>
+            <w:noProof/>
+          </w:rPr>
+          <w:t>Imagen 6. Caso de uso Consultar Cita.</w:t>
+        </w:r>
+        <w:r>
+          <w:rPr>
+            <w:noProof/>
+            <w:webHidden/>
           </w:rPr>
           <w:tab/>
         </w:r>
         <w:r>
           <w:rPr>
-            <w:rFonts w:ascii="Arial" w:hAnsi="Arial" w:cs="Arial"/>
-            <w:noProof/>
-            <w:webHidden/>
-            <w:sz w:val="24"/>
-            <w:szCs w:val="24"/>
+            <w:noProof/>
+            <w:webHidden/>
           </w:rPr>
           <w:fldChar w:fldCharType="begin"/>
         </w:r>
         <w:r>
           <w:rPr>
-            <w:rFonts w:ascii="Arial" w:hAnsi="Arial" w:cs="Arial"/>
-            <w:noProof/>
-            <w:webHidden/>
-            <w:sz w:val="24"/>
-            <w:szCs w:val="24"/>
-          </w:rPr>
-          <w:instrText xml:space="preserve"> PAGEREF _Toc211291965 \h </w:instrText>
-        </w:r>
-        <w:r>
-          <w:rPr>
-            <w:rFonts w:ascii="Arial" w:hAnsi="Arial" w:cs="Arial"/>
-            <w:noProof/>
-            <w:webHidden/>
-            <w:sz w:val="24"/>
-            <w:szCs w:val="24"/>
-          </w:rPr>
-        </w:r>
-        <w:r>
-          <w:rPr>
-            <w:rFonts w:ascii="Arial" w:hAnsi="Arial" w:cs="Arial"/>
-            <w:noProof/>
-            <w:webHidden/>
-            <w:sz w:val="24"/>
-            <w:szCs w:val="24"/>
+            <w:noProof/>
+            <w:webHidden/>
+          </w:rPr>
+          <w:instrText xml:space="preserve"> PAGEREF _Toc211894930 \h </w:instrText>
+        </w:r>
+        <w:r>
+          <w:rPr>
+            <w:noProof/>
+            <w:webHidden/>
+          </w:rPr>
+        </w:r>
+        <w:r>
+          <w:rPr>
+            <w:noProof/>
+            <w:webHidden/>
           </w:rPr>
           <w:fldChar w:fldCharType="separate"/>
         </w:r>
         <w:r>
           <w:rPr>
-            <w:rFonts w:ascii="Arial" w:hAnsi="Arial" w:cs="Arial"/>
-            <w:noProof/>
-            <w:webHidden/>
-            <w:sz w:val="24"/>
-            <w:szCs w:val="24"/>
+            <w:noProof/>
+            <w:webHidden/>
           </w:rPr>
           <w:t>37</w:t>
         </w:r>
         <w:r>
           <w:rPr>
-            <w:rFonts w:ascii="Arial" w:hAnsi="Arial" w:cs="Arial"/>
-            <w:noProof/>
-            <w:webHidden/>
-            <w:sz w:val="24"/>
-            <w:szCs w:val="24"/>
+            <w:noProof/>
+            <w:webHidden/>
           </w:rPr>
           <w:fldChar w:fldCharType="end"/>
         </w:r>
@@ -23052,7 +22727,7 @@
           <w:tab w:val="right" w:leader="dot" w:pos="9350"/>
         </w:tabs>
         <w:rPr>
-          <w:rFonts w:ascii="Arial" w:eastAsiaTheme="minorEastAsia" w:hAnsi="Arial" w:cs="Arial"/>
+          <w:rFonts w:eastAsiaTheme="minorEastAsia"/>
           <w:noProof/>
           <w:kern w:val="2"/>
           <w:sz w:val="24"/>
@@ -23061,83 +22736,59 @@
           <w14:ligatures w14:val="standardContextual"/>
         </w:rPr>
       </w:pPr>
-      <w:hyperlink w:anchor="_Toc211291966" w:history="1">
+      <w:hyperlink w:anchor="_Toc211894931" w:history="1">
         <w:r>
           <w:rPr>
             <w:rStyle w:val="Hipervnculo"/>
-            <w:rFonts w:ascii="Arial" w:hAnsi="Arial" w:cs="Arial"/>
-            <w:noProof/>
-            <w:sz w:val="24"/>
-            <w:szCs w:val="24"/>
+            <w:noProof/>
           </w:rPr>
           <w:t>Imagen 7. Diagrama de actividades Consultar Cita.</w:t>
         </w:r>
         <w:r>
           <w:rPr>
-            <w:rFonts w:ascii="Arial" w:hAnsi="Arial" w:cs="Arial"/>
-            <w:noProof/>
-            <w:webHidden/>
-            <w:sz w:val="24"/>
-            <w:szCs w:val="24"/>
+            <w:noProof/>
+            <w:webHidden/>
           </w:rPr>
           <w:tab/>
         </w:r>
         <w:r>
           <w:rPr>
-            <w:rFonts w:ascii="Arial" w:hAnsi="Arial" w:cs="Arial"/>
-            <w:noProof/>
-            <w:webHidden/>
-            <w:sz w:val="24"/>
-            <w:szCs w:val="24"/>
+            <w:noProof/>
+            <w:webHidden/>
           </w:rPr>
           <w:fldChar w:fldCharType="begin"/>
         </w:r>
         <w:r>
           <w:rPr>
-            <w:rFonts w:ascii="Arial" w:hAnsi="Arial" w:cs="Arial"/>
-            <w:noProof/>
-            <w:webHidden/>
-            <w:sz w:val="24"/>
-            <w:szCs w:val="24"/>
-          </w:rPr>
-          <w:instrText xml:space="preserve"> PAGEREF _Toc211291966 \h </w:instrText>
-        </w:r>
-        <w:r>
-          <w:rPr>
-            <w:rFonts w:ascii="Arial" w:hAnsi="Arial" w:cs="Arial"/>
-            <w:noProof/>
-            <w:webHidden/>
-            <w:sz w:val="24"/>
-            <w:szCs w:val="24"/>
-          </w:rPr>
-        </w:r>
-        <w:r>
-          <w:rPr>
-            <w:rFonts w:ascii="Arial" w:hAnsi="Arial" w:cs="Arial"/>
-            <w:noProof/>
-            <w:webHidden/>
-            <w:sz w:val="24"/>
-            <w:szCs w:val="24"/>
+            <w:noProof/>
+            <w:webHidden/>
+          </w:rPr>
+          <w:instrText xml:space="preserve"> PAGEREF _Toc211894931 \h </w:instrText>
+        </w:r>
+        <w:r>
+          <w:rPr>
+            <w:noProof/>
+            <w:webHidden/>
+          </w:rPr>
+        </w:r>
+        <w:r>
+          <w:rPr>
+            <w:noProof/>
+            <w:webHidden/>
           </w:rPr>
           <w:fldChar w:fldCharType="separate"/>
         </w:r>
         <w:r>
           <w:rPr>
-            <w:rFonts w:ascii="Arial" w:hAnsi="Arial" w:cs="Arial"/>
-            <w:noProof/>
-            <w:webHidden/>
-            <w:sz w:val="24"/>
-            <w:szCs w:val="24"/>
+            <w:noProof/>
+            <w:webHidden/>
           </w:rPr>
           <w:t>38</w:t>
         </w:r>
         <w:r>
           <w:rPr>
-            <w:rFonts w:ascii="Arial" w:hAnsi="Arial" w:cs="Arial"/>
-            <w:noProof/>
-            <w:webHidden/>
-            <w:sz w:val="24"/>
-            <w:szCs w:val="24"/>
+            <w:noProof/>
+            <w:webHidden/>
           </w:rPr>
           <w:fldChar w:fldCharType="end"/>
         </w:r>
@@ -23150,7 +22801,7 @@
           <w:tab w:val="right" w:leader="dot" w:pos="9350"/>
         </w:tabs>
         <w:rPr>
-          <w:rFonts w:ascii="Arial" w:eastAsiaTheme="minorEastAsia" w:hAnsi="Arial" w:cs="Arial"/>
+          <w:rFonts w:eastAsiaTheme="minorEastAsia"/>
           <w:noProof/>
           <w:kern w:val="2"/>
           <w:sz w:val="24"/>
@@ -23159,83 +22810,59 @@
           <w14:ligatures w14:val="standardContextual"/>
         </w:rPr>
       </w:pPr>
-      <w:hyperlink w:anchor="_Toc211291967" w:history="1">
+      <w:hyperlink w:anchor="_Toc211894932" w:history="1">
         <w:r>
           <w:rPr>
             <w:rStyle w:val="Hipervnculo"/>
-            <w:rFonts w:ascii="Arial" w:hAnsi="Arial" w:cs="Arial"/>
-            <w:noProof/>
-            <w:sz w:val="24"/>
-            <w:szCs w:val="24"/>
+            <w:noProof/>
           </w:rPr>
           <w:t>Imagen 8. Diagrama relacional de la base de datos.</w:t>
         </w:r>
         <w:r>
           <w:rPr>
-            <w:rFonts w:ascii="Arial" w:hAnsi="Arial" w:cs="Arial"/>
-            <w:noProof/>
-            <w:webHidden/>
-            <w:sz w:val="24"/>
-            <w:szCs w:val="24"/>
+            <w:noProof/>
+            <w:webHidden/>
           </w:rPr>
           <w:tab/>
         </w:r>
         <w:r>
           <w:rPr>
-            <w:rFonts w:ascii="Arial" w:hAnsi="Arial" w:cs="Arial"/>
-            <w:noProof/>
-            <w:webHidden/>
-            <w:sz w:val="24"/>
-            <w:szCs w:val="24"/>
+            <w:noProof/>
+            <w:webHidden/>
           </w:rPr>
           <w:fldChar w:fldCharType="begin"/>
         </w:r>
         <w:r>
           <w:rPr>
-            <w:rFonts w:ascii="Arial" w:hAnsi="Arial" w:cs="Arial"/>
-            <w:noProof/>
-            <w:webHidden/>
-            <w:sz w:val="24"/>
-            <w:szCs w:val="24"/>
-          </w:rPr>
-          <w:instrText xml:space="preserve"> PAGEREF _Toc211291967 \h </w:instrText>
-        </w:r>
-        <w:r>
-          <w:rPr>
-            <w:rFonts w:ascii="Arial" w:hAnsi="Arial" w:cs="Arial"/>
-            <w:noProof/>
-            <w:webHidden/>
-            <w:sz w:val="24"/>
-            <w:szCs w:val="24"/>
-          </w:rPr>
-        </w:r>
-        <w:r>
-          <w:rPr>
-            <w:rFonts w:ascii="Arial" w:hAnsi="Arial" w:cs="Arial"/>
-            <w:noProof/>
-            <w:webHidden/>
-            <w:sz w:val="24"/>
-            <w:szCs w:val="24"/>
+            <w:noProof/>
+            <w:webHidden/>
+          </w:rPr>
+          <w:instrText xml:space="preserve"> PAGEREF _Toc211894932 \h </w:instrText>
+        </w:r>
+        <w:r>
+          <w:rPr>
+            <w:noProof/>
+            <w:webHidden/>
+          </w:rPr>
+        </w:r>
+        <w:r>
+          <w:rPr>
+            <w:noProof/>
+            <w:webHidden/>
           </w:rPr>
           <w:fldChar w:fldCharType="separate"/>
         </w:r>
         <w:r>
           <w:rPr>
-            <w:rFonts w:ascii="Arial" w:hAnsi="Arial" w:cs="Arial"/>
-            <w:noProof/>
-            <w:webHidden/>
-            <w:sz w:val="24"/>
-            <w:szCs w:val="24"/>
+            <w:noProof/>
+            <w:webHidden/>
           </w:rPr>
           <w:t>39</w:t>
         </w:r>
         <w:r>
           <w:rPr>
-            <w:rFonts w:ascii="Arial" w:hAnsi="Arial" w:cs="Arial"/>
-            <w:noProof/>
-            <w:webHidden/>
-            <w:sz w:val="24"/>
-            <w:szCs w:val="24"/>
+            <w:noProof/>
+            <w:webHidden/>
           </w:rPr>
           <w:fldChar w:fldCharType="end"/>
         </w:r>
@@ -23248,7 +22875,7 @@
           <w:tab w:val="right" w:leader="dot" w:pos="9350"/>
         </w:tabs>
         <w:rPr>
-          <w:rFonts w:ascii="Arial" w:eastAsiaTheme="minorEastAsia" w:hAnsi="Arial" w:cs="Arial"/>
+          <w:rFonts w:eastAsiaTheme="minorEastAsia"/>
           <w:noProof/>
           <w:kern w:val="2"/>
           <w:sz w:val="24"/>
@@ -23257,83 +22884,59 @@
           <w14:ligatures w14:val="standardContextual"/>
         </w:rPr>
       </w:pPr>
-      <w:hyperlink w:anchor="_Toc211291968" w:history="1">
+      <w:hyperlink w:anchor="_Toc211894933" w:history="1">
         <w:r>
           <w:rPr>
             <w:rStyle w:val="Hipervnculo"/>
-            <w:rFonts w:ascii="Arial" w:hAnsi="Arial" w:cs="Arial"/>
-            <w:noProof/>
-            <w:sz w:val="24"/>
-            <w:szCs w:val="24"/>
+            <w:noProof/>
           </w:rPr>
           <w:t>Imagen 9. Interfaz de inicio para usuarios.</w:t>
         </w:r>
         <w:r>
           <w:rPr>
-            <w:rFonts w:ascii="Arial" w:hAnsi="Arial" w:cs="Arial"/>
-            <w:noProof/>
-            <w:webHidden/>
-            <w:sz w:val="24"/>
-            <w:szCs w:val="24"/>
+            <w:noProof/>
+            <w:webHidden/>
           </w:rPr>
           <w:tab/>
         </w:r>
         <w:r>
           <w:rPr>
-            <w:rFonts w:ascii="Arial" w:hAnsi="Arial" w:cs="Arial"/>
-            <w:noProof/>
-            <w:webHidden/>
-            <w:sz w:val="24"/>
-            <w:szCs w:val="24"/>
+            <w:noProof/>
+            <w:webHidden/>
           </w:rPr>
           <w:fldChar w:fldCharType="begin"/>
         </w:r>
         <w:r>
           <w:rPr>
-            <w:rFonts w:ascii="Arial" w:hAnsi="Arial" w:cs="Arial"/>
-            <w:noProof/>
-            <w:webHidden/>
-            <w:sz w:val="24"/>
-            <w:szCs w:val="24"/>
-          </w:rPr>
-          <w:instrText xml:space="preserve"> PAGEREF _Toc211291968 \h </w:instrText>
-        </w:r>
-        <w:r>
-          <w:rPr>
-            <w:rFonts w:ascii="Arial" w:hAnsi="Arial" w:cs="Arial"/>
-            <w:noProof/>
-            <w:webHidden/>
-            <w:sz w:val="24"/>
-            <w:szCs w:val="24"/>
-          </w:rPr>
-        </w:r>
-        <w:r>
-          <w:rPr>
-            <w:rFonts w:ascii="Arial" w:hAnsi="Arial" w:cs="Arial"/>
-            <w:noProof/>
-            <w:webHidden/>
-            <w:sz w:val="24"/>
-            <w:szCs w:val="24"/>
+            <w:noProof/>
+            <w:webHidden/>
+          </w:rPr>
+          <w:instrText xml:space="preserve"> PAGEREF _Toc211894933 \h </w:instrText>
+        </w:r>
+        <w:r>
+          <w:rPr>
+            <w:noProof/>
+            <w:webHidden/>
+          </w:rPr>
+        </w:r>
+        <w:r>
+          <w:rPr>
+            <w:noProof/>
+            <w:webHidden/>
           </w:rPr>
           <w:fldChar w:fldCharType="separate"/>
         </w:r>
         <w:r>
           <w:rPr>
-            <w:rFonts w:ascii="Arial" w:hAnsi="Arial" w:cs="Arial"/>
-            <w:noProof/>
-            <w:webHidden/>
-            <w:sz w:val="24"/>
-            <w:szCs w:val="24"/>
+            <w:noProof/>
+            <w:webHidden/>
           </w:rPr>
           <w:t>42</w:t>
         </w:r>
         <w:r>
           <w:rPr>
-            <w:rFonts w:ascii="Arial" w:hAnsi="Arial" w:cs="Arial"/>
-            <w:noProof/>
-            <w:webHidden/>
-            <w:sz w:val="24"/>
-            <w:szCs w:val="24"/>
+            <w:noProof/>
+            <w:webHidden/>
           </w:rPr>
           <w:fldChar w:fldCharType="end"/>
         </w:r>
@@ -23346,7 +22949,7 @@
           <w:tab w:val="right" w:leader="dot" w:pos="9350"/>
         </w:tabs>
         <w:rPr>
-          <w:rFonts w:ascii="Arial" w:eastAsiaTheme="minorEastAsia" w:hAnsi="Arial" w:cs="Arial"/>
+          <w:rFonts w:eastAsiaTheme="minorEastAsia"/>
           <w:noProof/>
           <w:kern w:val="2"/>
           <w:sz w:val="24"/>
@@ -23355,83 +22958,59 @@
           <w14:ligatures w14:val="standardContextual"/>
         </w:rPr>
       </w:pPr>
-      <w:hyperlink w:anchor="_Toc211291969" w:history="1">
+      <w:hyperlink w:anchor="_Toc211894934" w:history="1">
         <w:r>
           <w:rPr>
             <w:rStyle w:val="Hipervnculo"/>
-            <w:rFonts w:ascii="Arial" w:hAnsi="Arial" w:cs="Arial"/>
-            <w:noProof/>
-            <w:sz w:val="24"/>
-            <w:szCs w:val="24"/>
+            <w:noProof/>
           </w:rPr>
           <w:t>Imagen 10. Interfaz de paso 1 ingresar nombre para agendamiento de cita.</w:t>
         </w:r>
         <w:r>
           <w:rPr>
-            <w:rFonts w:ascii="Arial" w:hAnsi="Arial" w:cs="Arial"/>
-            <w:noProof/>
-            <w:webHidden/>
-            <w:sz w:val="24"/>
-            <w:szCs w:val="24"/>
+            <w:noProof/>
+            <w:webHidden/>
           </w:rPr>
           <w:tab/>
         </w:r>
         <w:r>
           <w:rPr>
-            <w:rFonts w:ascii="Arial" w:hAnsi="Arial" w:cs="Arial"/>
-            <w:noProof/>
-            <w:webHidden/>
-            <w:sz w:val="24"/>
-            <w:szCs w:val="24"/>
+            <w:noProof/>
+            <w:webHidden/>
           </w:rPr>
           <w:fldChar w:fldCharType="begin"/>
         </w:r>
         <w:r>
           <w:rPr>
-            <w:rFonts w:ascii="Arial" w:hAnsi="Arial" w:cs="Arial"/>
-            <w:noProof/>
-            <w:webHidden/>
-            <w:sz w:val="24"/>
-            <w:szCs w:val="24"/>
-          </w:rPr>
-          <w:instrText xml:space="preserve"> PAGEREF _Toc211291969 \h </w:instrText>
-        </w:r>
-        <w:r>
-          <w:rPr>
-            <w:rFonts w:ascii="Arial" w:hAnsi="Arial" w:cs="Arial"/>
-            <w:noProof/>
-            <w:webHidden/>
-            <w:sz w:val="24"/>
-            <w:szCs w:val="24"/>
-          </w:rPr>
-        </w:r>
-        <w:r>
-          <w:rPr>
-            <w:rFonts w:ascii="Arial" w:hAnsi="Arial" w:cs="Arial"/>
-            <w:noProof/>
-            <w:webHidden/>
-            <w:sz w:val="24"/>
-            <w:szCs w:val="24"/>
+            <w:noProof/>
+            <w:webHidden/>
+          </w:rPr>
+          <w:instrText xml:space="preserve"> PAGEREF _Toc211894934 \h </w:instrText>
+        </w:r>
+        <w:r>
+          <w:rPr>
+            <w:noProof/>
+            <w:webHidden/>
+          </w:rPr>
+        </w:r>
+        <w:r>
+          <w:rPr>
+            <w:noProof/>
+            <w:webHidden/>
           </w:rPr>
           <w:fldChar w:fldCharType="separate"/>
         </w:r>
         <w:r>
           <w:rPr>
-            <w:rFonts w:ascii="Arial" w:hAnsi="Arial" w:cs="Arial"/>
-            <w:noProof/>
-            <w:webHidden/>
-            <w:sz w:val="24"/>
-            <w:szCs w:val="24"/>
+            <w:noProof/>
+            <w:webHidden/>
           </w:rPr>
           <w:t>42</w:t>
         </w:r>
         <w:r>
           <w:rPr>
-            <w:rFonts w:ascii="Arial" w:hAnsi="Arial" w:cs="Arial"/>
-            <w:noProof/>
-            <w:webHidden/>
-            <w:sz w:val="24"/>
-            <w:szCs w:val="24"/>
+            <w:noProof/>
+            <w:webHidden/>
           </w:rPr>
           <w:fldChar w:fldCharType="end"/>
         </w:r>
@@ -23444,7 +23023,7 @@
           <w:tab w:val="right" w:leader="dot" w:pos="9350"/>
         </w:tabs>
         <w:rPr>
-          <w:rFonts w:ascii="Arial" w:eastAsiaTheme="minorEastAsia" w:hAnsi="Arial" w:cs="Arial"/>
+          <w:rFonts w:eastAsiaTheme="minorEastAsia"/>
           <w:noProof/>
           <w:kern w:val="2"/>
           <w:sz w:val="24"/>
@@ -23453,83 +23032,59 @@
           <w14:ligatures w14:val="standardContextual"/>
         </w:rPr>
       </w:pPr>
-      <w:hyperlink w:anchor="_Toc211291970" w:history="1">
+      <w:hyperlink w:anchor="_Toc211894935" w:history="1">
         <w:r>
           <w:rPr>
             <w:rStyle w:val="Hipervnculo"/>
-            <w:rFonts w:ascii="Arial" w:hAnsi="Arial" w:cs="Arial"/>
-            <w:noProof/>
-            <w:sz w:val="24"/>
-            <w:szCs w:val="24"/>
+            <w:noProof/>
           </w:rPr>
           <w:t>Imagen 11. Interfaz de paso 2 ingresar telefono para agendamiento de cita.</w:t>
         </w:r>
         <w:r>
           <w:rPr>
-            <w:rFonts w:ascii="Arial" w:hAnsi="Arial" w:cs="Arial"/>
-            <w:noProof/>
-            <w:webHidden/>
-            <w:sz w:val="24"/>
-            <w:szCs w:val="24"/>
+            <w:noProof/>
+            <w:webHidden/>
           </w:rPr>
           <w:tab/>
         </w:r>
         <w:r>
           <w:rPr>
-            <w:rFonts w:ascii="Arial" w:hAnsi="Arial" w:cs="Arial"/>
-            <w:noProof/>
-            <w:webHidden/>
-            <w:sz w:val="24"/>
-            <w:szCs w:val="24"/>
+            <w:noProof/>
+            <w:webHidden/>
           </w:rPr>
           <w:fldChar w:fldCharType="begin"/>
         </w:r>
         <w:r>
           <w:rPr>
-            <w:rFonts w:ascii="Arial" w:hAnsi="Arial" w:cs="Arial"/>
-            <w:noProof/>
-            <w:webHidden/>
-            <w:sz w:val="24"/>
-            <w:szCs w:val="24"/>
-          </w:rPr>
-          <w:instrText xml:space="preserve"> PAGEREF _Toc211291970 \h </w:instrText>
-        </w:r>
-        <w:r>
-          <w:rPr>
-            <w:rFonts w:ascii="Arial" w:hAnsi="Arial" w:cs="Arial"/>
-            <w:noProof/>
-            <w:webHidden/>
-            <w:sz w:val="24"/>
-            <w:szCs w:val="24"/>
-          </w:rPr>
-        </w:r>
-        <w:r>
-          <w:rPr>
-            <w:rFonts w:ascii="Arial" w:hAnsi="Arial" w:cs="Arial"/>
-            <w:noProof/>
-            <w:webHidden/>
-            <w:sz w:val="24"/>
-            <w:szCs w:val="24"/>
+            <w:noProof/>
+            <w:webHidden/>
+          </w:rPr>
+          <w:instrText xml:space="preserve"> PAGEREF _Toc211894935 \h </w:instrText>
+        </w:r>
+        <w:r>
+          <w:rPr>
+            <w:noProof/>
+            <w:webHidden/>
+          </w:rPr>
+        </w:r>
+        <w:r>
+          <w:rPr>
+            <w:noProof/>
+            <w:webHidden/>
           </w:rPr>
           <w:fldChar w:fldCharType="separate"/>
         </w:r>
         <w:r>
           <w:rPr>
-            <w:rFonts w:ascii="Arial" w:hAnsi="Arial" w:cs="Arial"/>
-            <w:noProof/>
-            <w:webHidden/>
-            <w:sz w:val="24"/>
-            <w:szCs w:val="24"/>
+            <w:noProof/>
+            <w:webHidden/>
           </w:rPr>
           <w:t>43</w:t>
         </w:r>
         <w:r>
           <w:rPr>
-            <w:rFonts w:ascii="Arial" w:hAnsi="Arial" w:cs="Arial"/>
-            <w:noProof/>
-            <w:webHidden/>
-            <w:sz w:val="24"/>
-            <w:szCs w:val="24"/>
+            <w:noProof/>
+            <w:webHidden/>
           </w:rPr>
           <w:fldChar w:fldCharType="end"/>
         </w:r>
@@ -23542,7 +23097,7 @@
           <w:tab w:val="right" w:leader="dot" w:pos="9350"/>
         </w:tabs>
         <w:rPr>
-          <w:rFonts w:ascii="Arial" w:eastAsiaTheme="minorEastAsia" w:hAnsi="Arial" w:cs="Arial"/>
+          <w:rFonts w:eastAsiaTheme="minorEastAsia"/>
           <w:noProof/>
           <w:kern w:val="2"/>
           <w:sz w:val="24"/>
@@ -23551,83 +23106,59 @@
           <w14:ligatures w14:val="standardContextual"/>
         </w:rPr>
       </w:pPr>
-      <w:hyperlink w:anchor="_Toc211291971" w:history="1">
+      <w:hyperlink w:anchor="_Toc211894936" w:history="1">
         <w:r>
           <w:rPr>
             <w:rStyle w:val="Hipervnculo"/>
-            <w:rFonts w:ascii="Arial" w:hAnsi="Arial" w:cs="Arial"/>
-            <w:noProof/>
-            <w:sz w:val="24"/>
-            <w:szCs w:val="24"/>
+            <w:noProof/>
           </w:rPr>
           <w:t>Imagen 12. Interfaz de paso 3 seleccionar servicio para agendamiento de cita.</w:t>
         </w:r>
         <w:r>
           <w:rPr>
-            <w:rFonts w:ascii="Arial" w:hAnsi="Arial" w:cs="Arial"/>
-            <w:noProof/>
-            <w:webHidden/>
-            <w:sz w:val="24"/>
-            <w:szCs w:val="24"/>
+            <w:noProof/>
+            <w:webHidden/>
           </w:rPr>
           <w:tab/>
         </w:r>
         <w:r>
           <w:rPr>
-            <w:rFonts w:ascii="Arial" w:hAnsi="Arial" w:cs="Arial"/>
-            <w:noProof/>
-            <w:webHidden/>
-            <w:sz w:val="24"/>
-            <w:szCs w:val="24"/>
+            <w:noProof/>
+            <w:webHidden/>
           </w:rPr>
           <w:fldChar w:fldCharType="begin"/>
         </w:r>
         <w:r>
           <w:rPr>
-            <w:rFonts w:ascii="Arial" w:hAnsi="Arial" w:cs="Arial"/>
-            <w:noProof/>
-            <w:webHidden/>
-            <w:sz w:val="24"/>
-            <w:szCs w:val="24"/>
-          </w:rPr>
-          <w:instrText xml:space="preserve"> PAGEREF _Toc211291971 \h </w:instrText>
-        </w:r>
-        <w:r>
-          <w:rPr>
-            <w:rFonts w:ascii="Arial" w:hAnsi="Arial" w:cs="Arial"/>
-            <w:noProof/>
-            <w:webHidden/>
-            <w:sz w:val="24"/>
-            <w:szCs w:val="24"/>
-          </w:rPr>
-        </w:r>
-        <w:r>
-          <w:rPr>
-            <w:rFonts w:ascii="Arial" w:hAnsi="Arial" w:cs="Arial"/>
-            <w:noProof/>
-            <w:webHidden/>
-            <w:sz w:val="24"/>
-            <w:szCs w:val="24"/>
+            <w:noProof/>
+            <w:webHidden/>
+          </w:rPr>
+          <w:instrText xml:space="preserve"> PAGEREF _Toc211894936 \h </w:instrText>
+        </w:r>
+        <w:r>
+          <w:rPr>
+            <w:noProof/>
+            <w:webHidden/>
+          </w:rPr>
+        </w:r>
+        <w:r>
+          <w:rPr>
+            <w:noProof/>
+            <w:webHidden/>
           </w:rPr>
           <w:fldChar w:fldCharType="separate"/>
         </w:r>
         <w:r>
           <w:rPr>
-            <w:rFonts w:ascii="Arial" w:hAnsi="Arial" w:cs="Arial"/>
-            <w:noProof/>
-            <w:webHidden/>
-            <w:sz w:val="24"/>
-            <w:szCs w:val="24"/>
+            <w:noProof/>
+            <w:webHidden/>
           </w:rPr>
           <w:t>43</w:t>
         </w:r>
         <w:r>
           <w:rPr>
-            <w:rFonts w:ascii="Arial" w:hAnsi="Arial" w:cs="Arial"/>
-            <w:noProof/>
-            <w:webHidden/>
-            <w:sz w:val="24"/>
-            <w:szCs w:val="24"/>
+            <w:noProof/>
+            <w:webHidden/>
           </w:rPr>
           <w:fldChar w:fldCharType="end"/>
         </w:r>
@@ -23640,7 +23171,7 @@
           <w:tab w:val="right" w:leader="dot" w:pos="9350"/>
         </w:tabs>
         <w:rPr>
-          <w:rFonts w:ascii="Arial" w:eastAsiaTheme="minorEastAsia" w:hAnsi="Arial" w:cs="Arial"/>
+          <w:rFonts w:eastAsiaTheme="minorEastAsia"/>
           <w:noProof/>
           <w:kern w:val="2"/>
           <w:sz w:val="24"/>
@@ -23649,83 +23180,59 @@
           <w14:ligatures w14:val="standardContextual"/>
         </w:rPr>
       </w:pPr>
-      <w:hyperlink w:anchor="_Toc211291972" w:history="1">
+      <w:hyperlink w:anchor="_Toc211894937" w:history="1">
         <w:r>
           <w:rPr>
             <w:rStyle w:val="Hipervnculo"/>
-            <w:rFonts w:ascii="Arial" w:hAnsi="Arial" w:cs="Arial"/>
-            <w:noProof/>
-            <w:sz w:val="24"/>
-            <w:szCs w:val="24"/>
+            <w:noProof/>
           </w:rPr>
           <w:t>Imagen 13. Interfaz de paso 4 seleccionar hora para agendamiento de cita.</w:t>
         </w:r>
         <w:r>
           <w:rPr>
-            <w:rFonts w:ascii="Arial" w:hAnsi="Arial" w:cs="Arial"/>
-            <w:noProof/>
-            <w:webHidden/>
-            <w:sz w:val="24"/>
-            <w:szCs w:val="24"/>
+            <w:noProof/>
+            <w:webHidden/>
           </w:rPr>
           <w:tab/>
         </w:r>
         <w:r>
           <w:rPr>
-            <w:rFonts w:ascii="Arial" w:hAnsi="Arial" w:cs="Arial"/>
-            <w:noProof/>
-            <w:webHidden/>
-            <w:sz w:val="24"/>
-            <w:szCs w:val="24"/>
+            <w:noProof/>
+            <w:webHidden/>
           </w:rPr>
           <w:fldChar w:fldCharType="begin"/>
         </w:r>
         <w:r>
           <w:rPr>
-            <w:rFonts w:ascii="Arial" w:hAnsi="Arial" w:cs="Arial"/>
-            <w:noProof/>
-            <w:webHidden/>
-            <w:sz w:val="24"/>
-            <w:szCs w:val="24"/>
-          </w:rPr>
-          <w:instrText xml:space="preserve"> PAGEREF _Toc211291972 \h </w:instrText>
-        </w:r>
-        <w:r>
-          <w:rPr>
-            <w:rFonts w:ascii="Arial" w:hAnsi="Arial" w:cs="Arial"/>
-            <w:noProof/>
-            <w:webHidden/>
-            <w:sz w:val="24"/>
-            <w:szCs w:val="24"/>
-          </w:rPr>
-        </w:r>
-        <w:r>
-          <w:rPr>
-            <w:rFonts w:ascii="Arial" w:hAnsi="Arial" w:cs="Arial"/>
-            <w:noProof/>
-            <w:webHidden/>
-            <w:sz w:val="24"/>
-            <w:szCs w:val="24"/>
+            <w:noProof/>
+            <w:webHidden/>
+          </w:rPr>
+          <w:instrText xml:space="preserve"> PAGEREF _Toc211894937 \h </w:instrText>
+        </w:r>
+        <w:r>
+          <w:rPr>
+            <w:noProof/>
+            <w:webHidden/>
+          </w:rPr>
+        </w:r>
+        <w:r>
+          <w:rPr>
+            <w:noProof/>
+            <w:webHidden/>
           </w:rPr>
           <w:fldChar w:fldCharType="separate"/>
         </w:r>
         <w:r>
           <w:rPr>
-            <w:rFonts w:ascii="Arial" w:hAnsi="Arial" w:cs="Arial"/>
-            <w:noProof/>
-            <w:webHidden/>
-            <w:sz w:val="24"/>
-            <w:szCs w:val="24"/>
+            <w:noProof/>
+            <w:webHidden/>
           </w:rPr>
           <w:t>44</w:t>
         </w:r>
         <w:r>
           <w:rPr>
-            <w:rFonts w:ascii="Arial" w:hAnsi="Arial" w:cs="Arial"/>
-            <w:noProof/>
-            <w:webHidden/>
-            <w:sz w:val="24"/>
-            <w:szCs w:val="24"/>
+            <w:noProof/>
+            <w:webHidden/>
           </w:rPr>
           <w:fldChar w:fldCharType="end"/>
         </w:r>
@@ -23738,7 +23245,7 @@
           <w:tab w:val="right" w:leader="dot" w:pos="9350"/>
         </w:tabs>
         <w:rPr>
-          <w:rFonts w:ascii="Arial" w:eastAsiaTheme="minorEastAsia" w:hAnsi="Arial" w:cs="Arial"/>
+          <w:rFonts w:eastAsiaTheme="minorEastAsia"/>
           <w:noProof/>
           <w:kern w:val="2"/>
           <w:sz w:val="24"/>
@@ -23747,83 +23254,59 @@
           <w14:ligatures w14:val="standardContextual"/>
         </w:rPr>
       </w:pPr>
-      <w:hyperlink w:anchor="_Toc211291973" w:history="1">
+      <w:hyperlink w:anchor="_Toc211894938" w:history="1">
         <w:r>
           <w:rPr>
             <w:rStyle w:val="Hipervnculo"/>
-            <w:rFonts w:ascii="Arial" w:hAnsi="Arial" w:cs="Arial"/>
-            <w:noProof/>
-            <w:sz w:val="24"/>
-            <w:szCs w:val="24"/>
+            <w:noProof/>
           </w:rPr>
           <w:t>Imagen 14. Interfaz de inicio de sesión para administrador.</w:t>
         </w:r>
         <w:r>
           <w:rPr>
-            <w:rFonts w:ascii="Arial" w:hAnsi="Arial" w:cs="Arial"/>
-            <w:noProof/>
-            <w:webHidden/>
-            <w:sz w:val="24"/>
-            <w:szCs w:val="24"/>
+            <w:noProof/>
+            <w:webHidden/>
           </w:rPr>
           <w:tab/>
         </w:r>
         <w:r>
           <w:rPr>
-            <w:rFonts w:ascii="Arial" w:hAnsi="Arial" w:cs="Arial"/>
-            <w:noProof/>
-            <w:webHidden/>
-            <w:sz w:val="24"/>
-            <w:szCs w:val="24"/>
+            <w:noProof/>
+            <w:webHidden/>
           </w:rPr>
           <w:fldChar w:fldCharType="begin"/>
         </w:r>
         <w:r>
           <w:rPr>
-            <w:rFonts w:ascii="Arial" w:hAnsi="Arial" w:cs="Arial"/>
-            <w:noProof/>
-            <w:webHidden/>
-            <w:sz w:val="24"/>
-            <w:szCs w:val="24"/>
-          </w:rPr>
-          <w:instrText xml:space="preserve"> PAGEREF _Toc211291973 \h </w:instrText>
-        </w:r>
-        <w:r>
-          <w:rPr>
-            <w:rFonts w:ascii="Arial" w:hAnsi="Arial" w:cs="Arial"/>
-            <w:noProof/>
-            <w:webHidden/>
-            <w:sz w:val="24"/>
-            <w:szCs w:val="24"/>
-          </w:rPr>
-        </w:r>
-        <w:r>
-          <w:rPr>
-            <w:rFonts w:ascii="Arial" w:hAnsi="Arial" w:cs="Arial"/>
-            <w:noProof/>
-            <w:webHidden/>
-            <w:sz w:val="24"/>
-            <w:szCs w:val="24"/>
+            <w:noProof/>
+            <w:webHidden/>
+          </w:rPr>
+          <w:instrText xml:space="preserve"> PAGEREF _Toc211894938 \h </w:instrText>
+        </w:r>
+        <w:r>
+          <w:rPr>
+            <w:noProof/>
+            <w:webHidden/>
+          </w:rPr>
+        </w:r>
+        <w:r>
+          <w:rPr>
+            <w:noProof/>
+            <w:webHidden/>
           </w:rPr>
           <w:fldChar w:fldCharType="separate"/>
         </w:r>
         <w:r>
           <w:rPr>
-            <w:rFonts w:ascii="Arial" w:hAnsi="Arial" w:cs="Arial"/>
-            <w:noProof/>
-            <w:webHidden/>
-            <w:sz w:val="24"/>
-            <w:szCs w:val="24"/>
+            <w:noProof/>
+            <w:webHidden/>
           </w:rPr>
           <w:t>44</w:t>
         </w:r>
         <w:r>
           <w:rPr>
-            <w:rFonts w:ascii="Arial" w:hAnsi="Arial" w:cs="Arial"/>
-            <w:noProof/>
-            <w:webHidden/>
-            <w:sz w:val="24"/>
-            <w:szCs w:val="24"/>
+            <w:noProof/>
+            <w:webHidden/>
           </w:rPr>
           <w:fldChar w:fldCharType="end"/>
         </w:r>
@@ -23836,7 +23319,7 @@
           <w:tab w:val="right" w:leader="dot" w:pos="9350"/>
         </w:tabs>
         <w:rPr>
-          <w:rFonts w:ascii="Arial" w:eastAsiaTheme="minorEastAsia" w:hAnsi="Arial" w:cs="Arial"/>
+          <w:rFonts w:eastAsiaTheme="minorEastAsia"/>
           <w:noProof/>
           <w:kern w:val="2"/>
           <w:sz w:val="24"/>
@@ -23845,83 +23328,59 @@
           <w14:ligatures w14:val="standardContextual"/>
         </w:rPr>
       </w:pPr>
-      <w:hyperlink w:anchor="_Toc211291974" w:history="1">
+      <w:hyperlink w:anchor="_Toc211894939" w:history="1">
         <w:r>
           <w:rPr>
             <w:rStyle w:val="Hipervnculo"/>
-            <w:rFonts w:ascii="Arial" w:hAnsi="Arial" w:cs="Arial"/>
-            <w:noProof/>
-            <w:sz w:val="24"/>
-            <w:szCs w:val="24"/>
+            <w:noProof/>
           </w:rPr>
           <w:t>Imagen 15. Interfaz de panel de visualización de citas.</w:t>
         </w:r>
         <w:r>
           <w:rPr>
-            <w:rFonts w:ascii="Arial" w:hAnsi="Arial" w:cs="Arial"/>
-            <w:noProof/>
-            <w:webHidden/>
-            <w:sz w:val="24"/>
-            <w:szCs w:val="24"/>
+            <w:noProof/>
+            <w:webHidden/>
           </w:rPr>
           <w:tab/>
         </w:r>
         <w:r>
           <w:rPr>
-            <w:rFonts w:ascii="Arial" w:hAnsi="Arial" w:cs="Arial"/>
-            <w:noProof/>
-            <w:webHidden/>
-            <w:sz w:val="24"/>
-            <w:szCs w:val="24"/>
+            <w:noProof/>
+            <w:webHidden/>
           </w:rPr>
           <w:fldChar w:fldCharType="begin"/>
         </w:r>
         <w:r>
           <w:rPr>
-            <w:rFonts w:ascii="Arial" w:hAnsi="Arial" w:cs="Arial"/>
-            <w:noProof/>
-            <w:webHidden/>
-            <w:sz w:val="24"/>
-            <w:szCs w:val="24"/>
-          </w:rPr>
-          <w:instrText xml:space="preserve"> PAGEREF _Toc211291974 \h </w:instrText>
-        </w:r>
-        <w:r>
-          <w:rPr>
-            <w:rFonts w:ascii="Arial" w:hAnsi="Arial" w:cs="Arial"/>
-            <w:noProof/>
-            <w:webHidden/>
-            <w:sz w:val="24"/>
-            <w:szCs w:val="24"/>
-          </w:rPr>
-        </w:r>
-        <w:r>
-          <w:rPr>
-            <w:rFonts w:ascii="Arial" w:hAnsi="Arial" w:cs="Arial"/>
-            <w:noProof/>
-            <w:webHidden/>
-            <w:sz w:val="24"/>
-            <w:szCs w:val="24"/>
+            <w:noProof/>
+            <w:webHidden/>
+          </w:rPr>
+          <w:instrText xml:space="preserve"> PAGEREF _Toc211894939 \h </w:instrText>
+        </w:r>
+        <w:r>
+          <w:rPr>
+            <w:noProof/>
+            <w:webHidden/>
+          </w:rPr>
+        </w:r>
+        <w:r>
+          <w:rPr>
+            <w:noProof/>
+            <w:webHidden/>
           </w:rPr>
           <w:fldChar w:fldCharType="separate"/>
         </w:r>
         <w:r>
           <w:rPr>
-            <w:rFonts w:ascii="Arial" w:hAnsi="Arial" w:cs="Arial"/>
-            <w:noProof/>
-            <w:webHidden/>
-            <w:sz w:val="24"/>
-            <w:szCs w:val="24"/>
+            <w:noProof/>
+            <w:webHidden/>
           </w:rPr>
           <w:t>45</w:t>
         </w:r>
         <w:r>
           <w:rPr>
-            <w:rFonts w:ascii="Arial" w:hAnsi="Arial" w:cs="Arial"/>
-            <w:noProof/>
-            <w:webHidden/>
-            <w:sz w:val="24"/>
-            <w:szCs w:val="24"/>
+            <w:noProof/>
+            <w:webHidden/>
           </w:rPr>
           <w:fldChar w:fldCharType="end"/>
         </w:r>
@@ -23934,7 +23393,7 @@
           <w:tab w:val="right" w:leader="dot" w:pos="9350"/>
         </w:tabs>
         <w:rPr>
-          <w:rFonts w:ascii="Arial" w:eastAsiaTheme="minorEastAsia" w:hAnsi="Arial" w:cs="Arial"/>
+          <w:rFonts w:eastAsiaTheme="minorEastAsia"/>
           <w:noProof/>
           <w:kern w:val="2"/>
           <w:sz w:val="24"/>
@@ -23943,83 +23402,59 @@
           <w14:ligatures w14:val="standardContextual"/>
         </w:rPr>
       </w:pPr>
-      <w:hyperlink w:anchor="_Toc211291975" w:history="1">
+      <w:hyperlink w:anchor="_Toc211894940" w:history="1">
         <w:r>
           <w:rPr>
             <w:rStyle w:val="Hipervnculo"/>
-            <w:rFonts w:ascii="Arial" w:hAnsi="Arial" w:cs="Arial"/>
-            <w:noProof/>
-            <w:sz w:val="24"/>
-            <w:szCs w:val="24"/>
+            <w:noProof/>
           </w:rPr>
           <w:t>Imagen 16. Interfaz de modal de editar citas.</w:t>
         </w:r>
         <w:r>
           <w:rPr>
-            <w:rFonts w:ascii="Arial" w:hAnsi="Arial" w:cs="Arial"/>
-            <w:noProof/>
-            <w:webHidden/>
-            <w:sz w:val="24"/>
-            <w:szCs w:val="24"/>
+            <w:noProof/>
+            <w:webHidden/>
           </w:rPr>
           <w:tab/>
         </w:r>
         <w:r>
           <w:rPr>
-            <w:rFonts w:ascii="Arial" w:hAnsi="Arial" w:cs="Arial"/>
-            <w:noProof/>
-            <w:webHidden/>
-            <w:sz w:val="24"/>
-            <w:szCs w:val="24"/>
+            <w:noProof/>
+            <w:webHidden/>
           </w:rPr>
           <w:fldChar w:fldCharType="begin"/>
         </w:r>
         <w:r>
           <w:rPr>
-            <w:rFonts w:ascii="Arial" w:hAnsi="Arial" w:cs="Arial"/>
-            <w:noProof/>
-            <w:webHidden/>
-            <w:sz w:val="24"/>
-            <w:szCs w:val="24"/>
-          </w:rPr>
-          <w:instrText xml:space="preserve"> PAGEREF _Toc211291975 \h </w:instrText>
-        </w:r>
-        <w:r>
-          <w:rPr>
-            <w:rFonts w:ascii="Arial" w:hAnsi="Arial" w:cs="Arial"/>
-            <w:noProof/>
-            <w:webHidden/>
-            <w:sz w:val="24"/>
-            <w:szCs w:val="24"/>
-          </w:rPr>
-        </w:r>
-        <w:r>
-          <w:rPr>
-            <w:rFonts w:ascii="Arial" w:hAnsi="Arial" w:cs="Arial"/>
-            <w:noProof/>
-            <w:webHidden/>
-            <w:sz w:val="24"/>
-            <w:szCs w:val="24"/>
+            <w:noProof/>
+            <w:webHidden/>
+          </w:rPr>
+          <w:instrText xml:space="preserve"> PAGEREF _Toc211894940 \h </w:instrText>
+        </w:r>
+        <w:r>
+          <w:rPr>
+            <w:noProof/>
+            <w:webHidden/>
+          </w:rPr>
+        </w:r>
+        <w:r>
+          <w:rPr>
+            <w:noProof/>
+            <w:webHidden/>
           </w:rPr>
           <w:fldChar w:fldCharType="separate"/>
         </w:r>
         <w:r>
           <w:rPr>
-            <w:rFonts w:ascii="Arial" w:hAnsi="Arial" w:cs="Arial"/>
-            <w:noProof/>
-            <w:webHidden/>
-            <w:sz w:val="24"/>
-            <w:szCs w:val="24"/>
+            <w:noProof/>
+            <w:webHidden/>
           </w:rPr>
           <w:t>45</w:t>
         </w:r>
         <w:r>
           <w:rPr>
-            <w:rFonts w:ascii="Arial" w:hAnsi="Arial" w:cs="Arial"/>
-            <w:noProof/>
-            <w:webHidden/>
-            <w:sz w:val="24"/>
-            <w:szCs w:val="24"/>
+            <w:noProof/>
+            <w:webHidden/>
           </w:rPr>
           <w:fldChar w:fldCharType="end"/>
         </w:r>
@@ -29221,6 +28656,7 @@
   <w:style w:type="character" w:default="1" w:styleId="Fuentedeprrafopredeter">
     <w:name w:val="Default Paragraph Font"/>
     <w:uiPriority w:val="1"/>
+    <w:semiHidden/>
     <w:unhideWhenUsed/>
   </w:style>
   <w:style w:type="table" w:default="1" w:styleId="Tablanormal">

--- a/Organizacion_Proyecto/Proyecto_Completo/PropuestaIntegradora.V.0.0.5Capitulo1.docx
+++ b/Organizacion_Proyecto/Proyecto_Completo/PropuestaIntegradora.V.0.0.5Capitulo1.docx
@@ -16279,8 +16279,8 @@
     <w:p>
       <w:r>
         <w:drawing>
-          <wp:inline distT="0" distB="0" distL="0" distR="0" wp14:anchorId="3004C2C4" wp14:editId="6826153F">
-            <wp:extent cx="5943600" cy="4560570"/>
+          <wp:inline distT="0" distB="0" distL="0" distR="0" wp14:anchorId="711E97BF" wp14:editId="62B23F4C">
+            <wp:extent cx="5943600" cy="4407535"/>
             <wp:effectExtent l="0" t="0" r="0" b="0"/>
             <wp:docPr id="1" name="Imagen 1"/>
             <wp:cNvGraphicFramePr>
@@ -16302,7 +16302,7 @@
                   <pic:spPr>
                     <a:xfrm>
                       <a:off x="0" y="0"/>
-                      <a:ext cx="5943600" cy="4560570"/>
+                      <a:ext cx="5943600" cy="4407535"/>
                     </a:xfrm>
                     <a:prstGeom prst="rect">
                       <a:avLst/>
@@ -17147,15 +17147,18 @@
       </w:r>
     </w:p>
     <w:p>
+      <w:pPr>
+        <w:jc w:val="center"/>
+      </w:pPr>
       <w:r>
         <w:rPr>
           <w:noProof/>
         </w:rPr>
         <w:drawing>
-          <wp:inline distT="0" distB="0" distL="0" distR="0" wp14:anchorId="1963C8EE" wp14:editId="3D859210">
-            <wp:extent cx="5943600" cy="5179695"/>
-            <wp:effectExtent l="0" t="0" r="0" b="1905"/>
-            <wp:docPr id="14" name="Imagen 14"/>
+          <wp:inline distT="0" distB="0" distL="0" distR="0" wp14:anchorId="16B636FE" wp14:editId="10ACC6EC">
+            <wp:extent cx="4626429" cy="6170549"/>
+            <wp:effectExtent l="0" t="0" r="3175" b="1905"/>
+            <wp:docPr id="5" name="Imagen 5"/>
             <wp:cNvGraphicFramePr>
               <a:graphicFrameLocks xmlns:a="http://schemas.openxmlformats.org/drawingml/2006/main" noChangeAspect="1"/>
             </wp:cNvGraphicFramePr>
@@ -17163,8 +17166,10 @@
               <a:graphicData uri="http://schemas.openxmlformats.org/drawingml/2006/picture">
                 <pic:pic xmlns:pic="http://schemas.openxmlformats.org/drawingml/2006/picture">
                   <pic:nvPicPr>
-                    <pic:cNvPr id="14" name="Imagen 14"/>
-                    <pic:cNvPicPr/>
+                    <pic:cNvPr id="0" name="Picture 11"/>
+                    <pic:cNvPicPr>
+                      <a:picLocks noChangeAspect="1" noChangeArrowheads="1"/>
+                    </pic:cNvPicPr>
                   </pic:nvPicPr>
                   <pic:blipFill>
                     <a:blip r:embed="rId11">
@@ -17174,18 +17179,23 @@
                         </a:ext>
                       </a:extLst>
                     </a:blip>
+                    <a:srcRect/>
                     <a:stretch>
                       <a:fillRect/>
                     </a:stretch>
                   </pic:blipFill>
-                  <pic:spPr>
+                  <pic:spPr bwMode="auto">
                     <a:xfrm>
                       <a:off x="0" y="0"/>
-                      <a:ext cx="5943600" cy="5179695"/>
+                      <a:ext cx="4627799" cy="6172376"/>
                     </a:xfrm>
                     <a:prstGeom prst="rect">
                       <a:avLst/>
                     </a:prstGeom>
+                    <a:noFill/>
+                    <a:ln>
+                      <a:noFill/>
+                    </a:ln>
                   </pic:spPr>
                 </pic:pic>
               </a:graphicData>
@@ -17196,6 +17206,11 @@
     </w:p>
     <w:p>
       <w:pPr>
+        <w:jc w:val="center"/>
+      </w:pPr>
+    </w:p>
+    <w:p>
+      <w:pPr>
         <w:pStyle w:val="Img"/>
         <w:jc w:val="center"/>
       </w:pPr>
@@ -17209,19 +17224,16 @@
       <w:bookmarkEnd w:id="84"/>
     </w:p>
     <w:p/>
-    <w:p/>
-    <w:p/>
     <w:p>
       <w:r>
         <w:rPr>
           <w:noProof/>
         </w:rPr>
-        <w:lastRenderedPageBreak/>
         <w:drawing>
-          <wp:inline distT="0" distB="0" distL="0" distR="0" wp14:anchorId="533E64EE" wp14:editId="1BB2D648">
-            <wp:extent cx="5943600" cy="3638550"/>
+          <wp:inline distT="0" distB="0" distL="0" distR="0" wp14:anchorId="06552BC1" wp14:editId="4CE2B90E">
+            <wp:extent cx="5943600" cy="4362450"/>
             <wp:effectExtent l="0" t="0" r="0" b="0"/>
-            <wp:docPr id="17" name="Imagen 17" descr="Diagrama&#10;&#10;El contenido generado por IA puede ser incorrecto."/>
+            <wp:docPr id="6" name="Imagen 6"/>
             <wp:cNvGraphicFramePr>
               <a:graphicFrameLocks xmlns:a="http://schemas.openxmlformats.org/drawingml/2006/main" noChangeAspect="1"/>
             </wp:cNvGraphicFramePr>
@@ -17229,8 +17241,10 @@
               <a:graphicData uri="http://schemas.openxmlformats.org/drawingml/2006/picture">
                 <pic:pic xmlns:pic="http://schemas.openxmlformats.org/drawingml/2006/picture">
                   <pic:nvPicPr>
-                    <pic:cNvPr id="17" name="Imagen 17" descr="Diagrama&#10;&#10;El contenido generado por IA puede ser incorrecto."/>
-                    <pic:cNvPicPr/>
+                    <pic:cNvPr id="0" name="Picture 13"/>
+                    <pic:cNvPicPr>
+                      <a:picLocks noChangeAspect="1" noChangeArrowheads="1"/>
+                    </pic:cNvPicPr>
                   </pic:nvPicPr>
                   <pic:blipFill>
                     <a:blip r:embed="rId12">
@@ -17240,18 +17254,23 @@
                         </a:ext>
                       </a:extLst>
                     </a:blip>
+                    <a:srcRect/>
                     <a:stretch>
                       <a:fillRect/>
                     </a:stretch>
                   </pic:blipFill>
-                  <pic:spPr>
+                  <pic:spPr bwMode="auto">
                     <a:xfrm>
                       <a:off x="0" y="0"/>
-                      <a:ext cx="5943600" cy="3638550"/>
+                      <a:ext cx="5943600" cy="4362450"/>
                     </a:xfrm>
                     <a:prstGeom prst="rect">
                       <a:avLst/>
                     </a:prstGeom>
+                    <a:noFill/>
+                    <a:ln>
+                      <a:noFill/>
+                    </a:ln>
                   </pic:spPr>
                 </pic:pic>
               </a:graphicData>
@@ -17268,16 +17287,18 @@
       </w:pPr>
       <w:bookmarkStart w:id="85" w:name="_Toc211894927"/>
       <w:r>
-        <w:t xml:space="preserve">Imagen </w:t>
-      </w:r>
-      <w:r>
-        <w:t>3</w:t>
-      </w:r>
-      <w:r>
-        <w:t>. Diagrama de actividades Agendar Cita.</w:t>
+        <w:t>Imagen 3. Diagrama de actividades Agendar Cita.</w:t>
       </w:r>
       <w:bookmarkEnd w:id="85"/>
     </w:p>
+    <w:p/>
+    <w:p/>
+    <w:p/>
+    <w:p/>
+    <w:p/>
+    <w:p/>
+    <w:p/>
+    <w:p/>
     <w:p/>
     <w:p>
       <w:r>
@@ -17286,10 +17307,10 @@
         </w:rPr>
         <w:lastRenderedPageBreak/>
         <w:drawing>
-          <wp:inline distT="0" distB="0" distL="0" distR="0" wp14:anchorId="71C13B96" wp14:editId="6F92059E">
-            <wp:extent cx="5943600" cy="6337935"/>
-            <wp:effectExtent l="0" t="0" r="0" b="5715"/>
-            <wp:docPr id="15" name="Imagen 15" descr="Diagrama&#10;&#10;El contenido generado por IA puede ser incorrecto."/>
+          <wp:inline distT="0" distB="0" distL="0" distR="0" wp14:anchorId="51CA071C" wp14:editId="29F5EB08">
+            <wp:extent cx="5943600" cy="6344285"/>
+            <wp:effectExtent l="0" t="0" r="0" b="0"/>
+            <wp:docPr id="8" name="Imagen 8"/>
             <wp:cNvGraphicFramePr>
               <a:graphicFrameLocks xmlns:a="http://schemas.openxmlformats.org/drawingml/2006/main" noChangeAspect="1"/>
             </wp:cNvGraphicFramePr>
@@ -17297,8 +17318,10 @@
               <a:graphicData uri="http://schemas.openxmlformats.org/drawingml/2006/picture">
                 <pic:pic xmlns:pic="http://schemas.openxmlformats.org/drawingml/2006/picture">
                   <pic:nvPicPr>
-                    <pic:cNvPr id="15" name="Imagen 15" descr="Diagrama&#10;&#10;El contenido generado por IA puede ser incorrecto."/>
-                    <pic:cNvPicPr/>
+                    <pic:cNvPr id="0" name="Picture 15"/>
+                    <pic:cNvPicPr>
+                      <a:picLocks noChangeAspect="1" noChangeArrowheads="1"/>
+                    </pic:cNvPicPr>
                   </pic:nvPicPr>
                   <pic:blipFill>
                     <a:blip r:embed="rId13">
@@ -17308,18 +17331,23 @@
                         </a:ext>
                       </a:extLst>
                     </a:blip>
+                    <a:srcRect/>
                     <a:stretch>
                       <a:fillRect/>
                     </a:stretch>
                   </pic:blipFill>
-                  <pic:spPr>
+                  <pic:spPr bwMode="auto">
                     <a:xfrm>
                       <a:off x="0" y="0"/>
-                      <a:ext cx="5943600" cy="6337935"/>
+                      <a:ext cx="5943600" cy="6344285"/>
                     </a:xfrm>
                     <a:prstGeom prst="rect">
                       <a:avLst/>
                     </a:prstGeom>
+                    <a:noFill/>
+                    <a:ln>
+                      <a:noFill/>
+                    </a:ln>
                   </pic:spPr>
                 </pic:pic>
               </a:graphicData>
@@ -17348,6 +17376,7 @@
     </w:p>
     <w:p/>
     <w:p/>
+    <w:p/>
     <w:p>
       <w:r>
         <w:rPr>
@@ -17355,10 +17384,10 @@
         </w:rPr>
         <w:lastRenderedPageBreak/>
         <w:drawing>
-          <wp:inline distT="0" distB="0" distL="0" distR="0" wp14:anchorId="260B0E34" wp14:editId="112CB14B">
-            <wp:extent cx="5943600" cy="5556885"/>
-            <wp:effectExtent l="0" t="0" r="0" b="5715"/>
-            <wp:docPr id="18" name="Imagen 18" descr="Diagrama&#10;&#10;El contenido generado por IA puede ser incorrecto."/>
+          <wp:inline distT="0" distB="0" distL="0" distR="0" wp14:anchorId="656DBEF8" wp14:editId="6F2DE1E9">
+            <wp:extent cx="5943600" cy="5673090"/>
+            <wp:effectExtent l="0" t="0" r="0" b="3810"/>
+            <wp:docPr id="10" name="Imagen 10"/>
             <wp:cNvGraphicFramePr>
               <a:graphicFrameLocks xmlns:a="http://schemas.openxmlformats.org/drawingml/2006/main" noChangeAspect="1"/>
             </wp:cNvGraphicFramePr>
@@ -17366,8 +17395,10 @@
               <a:graphicData uri="http://schemas.openxmlformats.org/drawingml/2006/picture">
                 <pic:pic xmlns:pic="http://schemas.openxmlformats.org/drawingml/2006/picture">
                   <pic:nvPicPr>
-                    <pic:cNvPr id="18" name="Imagen 18" descr="Diagrama&#10;&#10;El contenido generado por IA puede ser incorrecto."/>
-                    <pic:cNvPicPr/>
+                    <pic:cNvPr id="0" name="Picture 19"/>
+                    <pic:cNvPicPr>
+                      <a:picLocks noChangeAspect="1" noChangeArrowheads="1"/>
+                    </pic:cNvPicPr>
                   </pic:nvPicPr>
                   <pic:blipFill>
                     <a:blip r:embed="rId14">
@@ -17377,18 +17408,23 @@
                         </a:ext>
                       </a:extLst>
                     </a:blip>
+                    <a:srcRect/>
                     <a:stretch>
                       <a:fillRect/>
                     </a:stretch>
                   </pic:blipFill>
-                  <pic:spPr>
+                  <pic:spPr bwMode="auto">
                     <a:xfrm>
                       <a:off x="0" y="0"/>
-                      <a:ext cx="5943600" cy="5556885"/>
+                      <a:ext cx="5943600" cy="5673090"/>
                     </a:xfrm>
                     <a:prstGeom prst="rect">
                       <a:avLst/>
                     </a:prstGeom>
+                    <a:noFill/>
+                    <a:ln>
+                      <a:noFill/>
+                    </a:ln>
                   </pic:spPr>
                 </pic:pic>
               </a:graphicData>
@@ -17405,13 +17441,7 @@
       </w:pPr>
       <w:bookmarkStart w:id="87" w:name="_Toc211894929"/>
       <w:r>
-        <w:t xml:space="preserve">Imagen </w:t>
-      </w:r>
-      <w:r>
-        <w:t>5</w:t>
-      </w:r>
-      <w:r>
-        <w:t>. Diagrama de actividades Cancelar Cita.</w:t>
+        <w:t>Imagen 5. Diagrama de actividades Cancelar Cita.</w:t>
       </w:r>
       <w:bookmarkEnd w:id="87"/>
     </w:p>
@@ -17424,10 +17454,10 @@
         </w:rPr>
         <w:lastRenderedPageBreak/>
         <w:drawing>
-          <wp:inline distT="0" distB="0" distL="0" distR="0" wp14:anchorId="4E6D12D4" wp14:editId="5BEFAAB1">
-            <wp:extent cx="5943600" cy="5817870"/>
+          <wp:inline distT="0" distB="0" distL="0" distR="0" wp14:anchorId="6AEE7A9A" wp14:editId="09A9D651">
+            <wp:extent cx="5943600" cy="5894070"/>
             <wp:effectExtent l="0" t="0" r="0" b="0"/>
-            <wp:docPr id="16" name="Imagen 16" descr="Diagrama&#10;&#10;El contenido generado por IA puede ser incorrecto."/>
+            <wp:docPr id="9" name="Imagen 9"/>
             <wp:cNvGraphicFramePr>
               <a:graphicFrameLocks xmlns:a="http://schemas.openxmlformats.org/drawingml/2006/main" noChangeAspect="1"/>
             </wp:cNvGraphicFramePr>
@@ -17435,8 +17465,10 @@
               <a:graphicData uri="http://schemas.openxmlformats.org/drawingml/2006/picture">
                 <pic:pic xmlns:pic="http://schemas.openxmlformats.org/drawingml/2006/picture">
                   <pic:nvPicPr>
-                    <pic:cNvPr id="16" name="Imagen 16" descr="Diagrama&#10;&#10;El contenido generado por IA puede ser incorrecto."/>
-                    <pic:cNvPicPr/>
+                    <pic:cNvPr id="0" name="Picture 17"/>
+                    <pic:cNvPicPr>
+                      <a:picLocks noChangeAspect="1" noChangeArrowheads="1"/>
+                    </pic:cNvPicPr>
                   </pic:nvPicPr>
                   <pic:blipFill>
                     <a:blip r:embed="rId15">
@@ -17446,18 +17478,23 @@
                         </a:ext>
                       </a:extLst>
                     </a:blip>
+                    <a:srcRect/>
                     <a:stretch>
                       <a:fillRect/>
                     </a:stretch>
                   </pic:blipFill>
-                  <pic:spPr>
+                  <pic:spPr bwMode="auto">
                     <a:xfrm>
                       <a:off x="0" y="0"/>
-                      <a:ext cx="5943600" cy="5817870"/>
+                      <a:ext cx="5943600" cy="5894070"/>
                     </a:xfrm>
                     <a:prstGeom prst="rect">
                       <a:avLst/>
                     </a:prstGeom>
+                    <a:noFill/>
+                    <a:ln>
+                      <a:noFill/>
+                    </a:ln>
                   </pic:spPr>
                 </pic:pic>
               </a:graphicData>
@@ -17494,10 +17531,10 @@
         </w:rPr>
         <w:lastRenderedPageBreak/>
         <w:drawing>
-          <wp:inline distT="0" distB="0" distL="0" distR="0" wp14:anchorId="6462245F" wp14:editId="241A4780">
-            <wp:extent cx="5943600" cy="4641215"/>
-            <wp:effectExtent l="0" t="0" r="0" b="6985"/>
-            <wp:docPr id="19" name="Imagen 19" descr="Diagrama&#10;&#10;El contenido generado por IA puede ser incorrecto."/>
+          <wp:inline distT="0" distB="0" distL="0" distR="0" wp14:anchorId="7F9D5A1C" wp14:editId="1CD5694A">
+            <wp:extent cx="5943600" cy="4643120"/>
+            <wp:effectExtent l="0" t="0" r="0" b="5080"/>
+            <wp:docPr id="11" name="Imagen 11"/>
             <wp:cNvGraphicFramePr>
               <a:graphicFrameLocks xmlns:a="http://schemas.openxmlformats.org/drawingml/2006/main" noChangeAspect="1"/>
             </wp:cNvGraphicFramePr>
@@ -17505,8 +17542,10 @@
               <a:graphicData uri="http://schemas.openxmlformats.org/drawingml/2006/picture">
                 <pic:pic xmlns:pic="http://schemas.openxmlformats.org/drawingml/2006/picture">
                   <pic:nvPicPr>
-                    <pic:cNvPr id="19" name="Imagen 19" descr="Diagrama&#10;&#10;El contenido generado por IA puede ser incorrecto."/>
-                    <pic:cNvPicPr/>
+                    <pic:cNvPr id="0" name="Picture 21"/>
+                    <pic:cNvPicPr>
+                      <a:picLocks noChangeAspect="1" noChangeArrowheads="1"/>
+                    </pic:cNvPicPr>
                   </pic:nvPicPr>
                   <pic:blipFill>
                     <a:blip r:embed="rId16">
@@ -17516,18 +17555,23 @@
                         </a:ext>
                       </a:extLst>
                     </a:blip>
+                    <a:srcRect/>
                     <a:stretch>
                       <a:fillRect/>
                     </a:stretch>
                   </pic:blipFill>
-                  <pic:spPr>
+                  <pic:spPr bwMode="auto">
                     <a:xfrm>
                       <a:off x="0" y="0"/>
-                      <a:ext cx="5943600" cy="4641215"/>
+                      <a:ext cx="5943600" cy="4643120"/>
                     </a:xfrm>
                     <a:prstGeom prst="rect">
                       <a:avLst/>
                     </a:prstGeom>
+                    <a:noFill/>
+                    <a:ln>
+                      <a:noFill/>
+                    </a:ln>
                   </pic:spPr>
                 </pic:pic>
               </a:graphicData>
